--- a/docs/submission/Qalqan_tech-appendix.docx
+++ b/docs/submission/Qalqan_tech-appendix.docx
@@ -108,7 +108,7 @@
     <w:sdt>
       <w:sdtPr>
         <w:alias w:val="Содержание"/>
-        <w:id w:val="618887364"/>
+        <w:id w:val="22449834"/>
       </w:sdtPr>
       <w:sdtEndPr/>
       <w:sdtContent>
@@ -136,7 +136,7 @@
           <w:r>
             <w:fldChar w:fldCharType="separate"/>
           </w:r>
-          <w:hyperlink w:anchor="_Toc240944818" w:history="1">
+          <w:hyperlink w:anchor="_Toc241065023" w:history="1">
             <w:r>
               <w:rPr>
                 <w:rStyle w:val="Hyperlink"/>
@@ -160,7 +160,7 @@
               <w:rPr>
                 <w:noProof/>
               </w:rPr>
-              <w:instrText xml:space="preserve"> PAGEREF _Toc240944818 \h </w:instrText>
+              <w:instrText xml:space="preserve"> PAGEREF _Toc241065023 \h </w:instrText>
             </w:r>
             <w:r>
               <w:rPr>
@@ -202,7 +202,7 @@
               <w14:ligatures w14:val="standardContextual"/>
             </w:rPr>
           </w:pPr>
-          <w:hyperlink w:anchor="_Toc240944819" w:history="1">
+          <w:hyperlink w:anchor="_Toc241065024" w:history="1">
             <w:r>
               <w:rPr>
                 <w:rStyle w:val="Hyperlink"/>
@@ -226,7 +226,7 @@
               <w:rPr>
                 <w:noProof/>
               </w:rPr>
-              <w:instrText xml:space="preserve"> PAGEREF _Toc240944819 \h </w:instrText>
+              <w:instrText xml:space="preserve"> PAGEREF _Toc241065024 \h </w:instrText>
             </w:r>
             <w:r>
               <w:rPr>
@@ -243,7 +243,7 @@
               <w:rPr>
                 <w:noProof/>
               </w:rPr>
-              <w:t>1</w:t>
+              <w:t>2</w:t>
             </w:r>
             <w:r>
               <w:rPr>
@@ -268,7 +268,7 @@
               <w14:ligatures w14:val="standardContextual"/>
             </w:rPr>
           </w:pPr>
-          <w:hyperlink w:anchor="_Toc240944820" w:history="1">
+          <w:hyperlink w:anchor="_Toc241065025" w:history="1">
             <w:r>
               <w:rPr>
                 <w:rStyle w:val="Hyperlink"/>
@@ -292,7 +292,7 @@
               <w:rPr>
                 <w:noProof/>
               </w:rPr>
-              <w:instrText xml:space="preserve"> PAGEREF _Toc240944820 \h </w:instrText>
+              <w:instrText xml:space="preserve"> PAGEREF _Toc241065025 \h </w:instrText>
             </w:r>
             <w:r>
               <w:rPr>
@@ -309,7 +309,7 @@
               <w:rPr>
                 <w:noProof/>
               </w:rPr>
-              <w:t>1</w:t>
+              <w:t>2</w:t>
             </w:r>
             <w:r>
               <w:rPr>
@@ -334,7 +334,7 @@
               <w14:ligatures w14:val="standardContextual"/>
             </w:rPr>
           </w:pPr>
-          <w:hyperlink w:anchor="_Toc240944821" w:history="1">
+          <w:hyperlink w:anchor="_Toc241065026" w:history="1">
             <w:r>
               <w:rPr>
                 <w:rStyle w:val="Hyperlink"/>
@@ -358,7 +358,7 @@
               <w:rPr>
                 <w:noProof/>
               </w:rPr>
-              <w:instrText xml:space="preserve"> PAGEREF _Toc240944821 \h </w:instrText>
+              <w:instrText xml:space="preserve"> PAGEREF _Toc241065026 \h </w:instrText>
             </w:r>
             <w:r>
               <w:rPr>
@@ -400,7 +400,7 @@
               <w14:ligatures w14:val="standardContextual"/>
             </w:rPr>
           </w:pPr>
-          <w:hyperlink w:anchor="_Toc240944822" w:history="1">
+          <w:hyperlink w:anchor="_Toc241065027" w:history="1">
             <w:r>
               <w:rPr>
                 <w:rStyle w:val="Hyperlink"/>
@@ -424,7 +424,7 @@
               <w:rPr>
                 <w:noProof/>
               </w:rPr>
-              <w:instrText xml:space="preserve"> PAGEREF _Toc240944822 \h </w:instrText>
+              <w:instrText xml:space="preserve"> PAGEREF _Toc241065027 \h </w:instrText>
             </w:r>
             <w:r>
               <w:rPr>
@@ -466,7 +466,7 @@
               <w14:ligatures w14:val="standardContextual"/>
             </w:rPr>
           </w:pPr>
-          <w:hyperlink w:anchor="_Toc240944823" w:history="1">
+          <w:hyperlink w:anchor="_Toc241065028" w:history="1">
             <w:r>
               <w:rPr>
                 <w:rStyle w:val="Hyperlink"/>
@@ -490,7 +490,7 @@
               <w:rPr>
                 <w:noProof/>
               </w:rPr>
-              <w:instrText xml:space="preserve"> PAGEREF _Toc240944823 \h </w:instrText>
+              <w:instrText xml:space="preserve"> PAGEREF _Toc241065028 \h </w:instrText>
             </w:r>
             <w:r>
               <w:rPr>
@@ -507,7 +507,7 @@
               <w:rPr>
                 <w:noProof/>
               </w:rPr>
-              <w:t>2</w:t>
+              <w:t>3</w:t>
             </w:r>
             <w:r>
               <w:rPr>
@@ -532,7 +532,7 @@
               <w14:ligatures w14:val="standardContextual"/>
             </w:rPr>
           </w:pPr>
-          <w:hyperlink w:anchor="_Toc240944824" w:history="1">
+          <w:hyperlink w:anchor="_Toc241065029" w:history="1">
             <w:r>
               <w:rPr>
                 <w:rStyle w:val="Hyperlink"/>
@@ -556,7 +556,7 @@
               <w:rPr>
                 <w:noProof/>
               </w:rPr>
-              <w:instrText xml:space="preserve"> PAGEREF _Toc240944824 \h </w:instrText>
+              <w:instrText xml:space="preserve"> PAGEREF _Toc241065029 \h </w:instrText>
             </w:r>
             <w:r>
               <w:rPr>
@@ -598,7 +598,7 @@
               <w14:ligatures w14:val="standardContextual"/>
             </w:rPr>
           </w:pPr>
-          <w:hyperlink w:anchor="_Toc240944825" w:history="1">
+          <w:hyperlink w:anchor="_Toc241065030" w:history="1">
             <w:r>
               <w:rPr>
                 <w:rStyle w:val="Hyperlink"/>
@@ -622,7 +622,7 @@
               <w:rPr>
                 <w:noProof/>
               </w:rPr>
-              <w:instrText xml:space="preserve"> PAGEREF _Toc240944825 \h </w:instrText>
+              <w:instrText xml:space="preserve"> PAGEREF _Toc241065030 \h </w:instrText>
             </w:r>
             <w:r>
               <w:rPr>
@@ -664,13 +664,13 @@
               <w14:ligatures w14:val="standardContextual"/>
             </w:rPr>
           </w:pPr>
-          <w:hyperlink w:anchor="_Toc240944826" w:history="1">
+          <w:hyperlink w:anchor="_Toc241065031" w:history="1">
             <w:r>
               <w:rPr>
                 <w:rStyle w:val="Hyperlink"/>
                 <w:noProof/>
               </w:rPr>
-              <w:t>4.2. Шаблонный holdout при одинаковом FPR</w:t>
+              <w:t>4.2. Шаблонный holdout: рабочие точки</w:t>
             </w:r>
             <w:r>
               <w:rPr>
@@ -688,7 +688,7 @@
               <w:rPr>
                 <w:noProof/>
               </w:rPr>
-              <w:instrText xml:space="preserve"> PAGEREF _Toc240944826 \h </w:instrText>
+              <w:instrText xml:space="preserve"> PAGEREF _Toc241065031 \h </w:instrText>
             </w:r>
             <w:r>
               <w:rPr>
@@ -730,7 +730,7 @@
               <w14:ligatures w14:val="standardContextual"/>
             </w:rPr>
           </w:pPr>
-          <w:hyperlink w:anchor="_Toc240944827" w:history="1">
+          <w:hyperlink w:anchor="_Toc241065032" w:history="1">
             <w:r>
               <w:rPr>
                 <w:rStyle w:val="Hyperlink"/>
@@ -754,7 +754,7 @@
               <w:rPr>
                 <w:noProof/>
               </w:rPr>
-              <w:instrText xml:space="preserve"> PAGEREF _Toc240944827 \h </w:instrText>
+              <w:instrText xml:space="preserve"> PAGEREF _Toc241065032 \h </w:instrText>
             </w:r>
             <w:r>
               <w:rPr>
@@ -771,7 +771,73 @@
               <w:rPr>
                 <w:noProof/>
               </w:rPr>
-              <w:t>3</w:t>
+              <w:t>4</w:t>
+            </w:r>
+            <w:r>
+              <w:rPr>
+                <w:noProof/>
+              </w:rPr>
+              <w:fldChar w:fldCharType="end"/>
+            </w:r>
+          </w:hyperlink>
+        </w:p>
+        <w:p>
+          <w:pPr>
+            <w:pStyle w:val="TOC2"/>
+            <w:tabs>
+              <w:tab w:val="right" w:leader="dot" w:pos="9628"/>
+            </w:tabs>
+            <w:rPr>
+              <w:rFonts w:asciiTheme="minorHAnsi" w:eastAsiaTheme="minorEastAsia" w:hAnsiTheme="minorHAnsi" w:cstheme="minorBidi"/>
+              <w:noProof/>
+              <w:kern w:val="2"/>
+              <w:sz w:val="24"/>
+              <w:szCs w:val="24"/>
+              <w14:ligatures w14:val="standardContextual"/>
+            </w:rPr>
+          </w:pPr>
+          <w:hyperlink w:anchor="_Toc241065033" w:history="1">
+            <w:r>
+              <w:rPr>
+                <w:rStyle w:val="Hyperlink"/>
+                <w:noProof/>
+              </w:rPr>
+              <w:t>4.4. Живой режим: задержка</w:t>
+            </w:r>
+            <w:r>
+              <w:rPr>
+                <w:noProof/>
+              </w:rPr>
+              <w:tab/>
+            </w:r>
+            <w:r>
+              <w:rPr>
+                <w:noProof/>
+              </w:rPr>
+              <w:fldChar w:fldCharType="begin"/>
+            </w:r>
+            <w:r>
+              <w:rPr>
+                <w:noProof/>
+              </w:rPr>
+              <w:instrText xml:space="preserve"> PAGEREF _Toc241065033 \h </w:instrText>
+            </w:r>
+            <w:r>
+              <w:rPr>
+                <w:noProof/>
+              </w:rPr>
+            </w:r>
+            <w:r>
+              <w:rPr>
+                <w:noProof/>
+              </w:rPr>
+              <w:fldChar w:fldCharType="separate"/>
+            </w:r>
+            <w:r>
+              <w:rPr>
+                <w:noProof/>
+              </w:rPr>
+              <w:t>4</w:t>
             </w:r>
             <w:r>
               <w:rPr>
@@ -796,7 +862,7 @@
               <w14:ligatures w14:val="standardContextual"/>
             </w:rPr>
           </w:pPr>
-          <w:hyperlink w:anchor="_Toc240944828" w:history="1">
+          <w:hyperlink w:anchor="_Toc241065034" w:history="1">
             <w:r>
               <w:rPr>
                 <w:rStyle w:val="Hyperlink"/>
@@ -820,7 +886,7 @@
               <w:rPr>
                 <w:noProof/>
               </w:rPr>
-              <w:instrText xml:space="preserve"> PAGEREF _Toc240944828 \h </w:instrText>
+              <w:instrText xml:space="preserve"> PAGEREF _Toc241065034 \h </w:instrText>
             </w:r>
             <w:r>
               <w:rPr>
@@ -862,7 +928,7 @@
               <w14:ligatures w14:val="standardContextual"/>
             </w:rPr>
           </w:pPr>
-          <w:hyperlink w:anchor="_Toc240944829" w:history="1">
+          <w:hyperlink w:anchor="_Toc241065035" w:history="1">
             <w:r>
               <w:rPr>
                 <w:rStyle w:val="Hyperlink"/>
@@ -886,7 +952,7 @@
               <w:rPr>
                 <w:noProof/>
               </w:rPr>
-              <w:instrText xml:space="preserve"> PAGEREF _Toc240944829 \h </w:instrText>
+              <w:instrText xml:space="preserve"> PAGEREF _Toc241065035 \h </w:instrText>
             </w:r>
             <w:r>
               <w:rPr>
@@ -903,7 +969,7 @@
               <w:rPr>
                 <w:noProof/>
               </w:rPr>
-              <w:t>4</w:t>
+              <w:t>5</w:t>
             </w:r>
             <w:r>
               <w:rPr>
@@ -928,7 +994,7 @@
               <w14:ligatures w14:val="standardContextual"/>
             </w:rPr>
           </w:pPr>
-          <w:hyperlink w:anchor="_Toc240944830" w:history="1">
+          <w:hyperlink w:anchor="_Toc241065036" w:history="1">
             <w:r>
               <w:rPr>
                 <w:rStyle w:val="Hyperlink"/>
@@ -952,7 +1018,7 @@
               <w:rPr>
                 <w:noProof/>
               </w:rPr>
-              <w:instrText xml:space="preserve"> PAGEREF _Toc240944830 \h </w:instrText>
+              <w:instrText xml:space="preserve"> PAGEREF _Toc241065036 \h </w:instrText>
             </w:r>
             <w:r>
               <w:rPr>
@@ -969,7 +1035,7 @@
               <w:rPr>
                 <w:noProof/>
               </w:rPr>
-              <w:t>4</w:t>
+              <w:t>5</w:t>
             </w:r>
             <w:r>
               <w:rPr>
@@ -994,7 +1060,7 @@
               <w14:ligatures w14:val="standardContextual"/>
             </w:rPr>
           </w:pPr>
-          <w:hyperlink w:anchor="_Toc240944831" w:history="1">
+          <w:hyperlink w:anchor="_Toc241065037" w:history="1">
             <w:r>
               <w:rPr>
                 <w:rStyle w:val="Hyperlink"/>
@@ -1018,7 +1084,7 @@
               <w:rPr>
                 <w:noProof/>
               </w:rPr>
-              <w:instrText xml:space="preserve"> PAGEREF _Toc240944831 \h </w:instrText>
+              <w:instrText xml:space="preserve"> PAGEREF _Toc241065037 \h </w:instrText>
             </w:r>
             <w:r>
               <w:rPr>
@@ -1055,8 +1121,10 @@
     <w:p>
       <w:pPr>
         <w:pStyle w:val="Heading1"/>
-      </w:pPr>
-      <w:bookmarkStart w:id="0" w:name="_Toc240944818"/>
+        <w:keepNext/>
+        <w:keepLines/>
+      </w:pPr>
+      <w:bookmarkStart w:id="0" w:name="_Toc241065023"/>
       <w:r>
         <w:t>1. Задача и метрики</w:t>
       </w:r>
@@ -1183,8 +1251,10 @@
     <w:p>
       <w:pPr>
         <w:pStyle w:val="Heading1"/>
-      </w:pPr>
-      <w:bookmarkStart w:id="1" w:name="_Toc240944819"/>
+        <w:keepNext/>
+        <w:keepLines/>
+      </w:pPr>
+      <w:bookmarkStart w:id="1" w:name="_Toc241065024"/>
       <w:r>
         <w:t>2. Данные</w:t>
       </w:r>
@@ -1193,8 +1263,10 @@
     <w:p>
       <w:pPr>
         <w:pStyle w:val="Heading2"/>
-      </w:pPr>
-      <w:bookmarkStart w:id="2" w:name="_Toc240944820"/>
+        <w:keepNext/>
+        <w:keepLines/>
+      </w:pPr>
+      <w:bookmarkStart w:id="2" w:name="_Toc241065025"/>
       <w:r>
         <w:t>2.1. Синтетический корпус Қалқан (v2)</w:t>
       </w:r>
@@ -1208,7 +1280,6 @@
         <w:rPr>
           <w:color w:val="0B0B0B"/>
         </w:rPr>
-        <w:lastRenderedPageBreak/>
         <w:t>Реальные записи звонков клиентов опубликовать нельзя, поэтому корпус порождается из документированной таксономии (методика TeleAntiFraud-28k, arXiv:2503.24115). Каждая мошенническая схема привязана к публикации ведомства РК 2026 года (НБ РК, Генпрокуратура, МВД, ЕНПФ, Минздрав, АФМ, полиция); персональных данных в корпусе нет.</w:t>
       </w:r>
     </w:p>
@@ -1400,7 +1471,7 @@
                 <w:sz w:val="18"/>
                 <w:szCs w:val="18"/>
               </w:rPr>
-              <w:t>≈ 32 600 на 4 000 диалогов</w:t>
+              <w:t>44 580 на 5 000 диалогов</w:t>
             </w:r>
           </w:p>
         </w:tc>
@@ -1431,7 +1502,7 @@
                 <w:sz w:val="18"/>
                 <w:szCs w:val="18"/>
               </w:rPr>
-              <w:t>Сценарии</w:t>
+              <w:t>Фразобанк</w:t>
             </w:r>
           </w:p>
         </w:tc>
@@ -1455,7 +1526,7 @@
                 <w:sz w:val="18"/>
                 <w:szCs w:val="18"/>
               </w:rPr>
-              <w:t>11 мошеннических + 11 легитимных = 11 тематических пар</w:t>
+              <w:t>2 501 формулировка (1 410 русских, 1 091 казахская) в 364 пулах</w:t>
             </w:r>
           </w:p>
         </w:tc>
@@ -1486,7 +1557,7 @@
                 <w:sz w:val="18"/>
                 <w:szCs w:val="18"/>
               </w:rPr>
-              <w:t>Языки</w:t>
+              <w:t>Сценарии</w:t>
             </w:r>
           </w:p>
         </w:tc>
@@ -1510,7 +1581,7 @@
                 <w:sz w:val="18"/>
                 <w:szCs w:val="18"/>
               </w:rPr>
-              <w:t>русский 45%, казахский 25%, смешанная речь 30% (по диалогам)</w:t>
+              <w:t>11 мошеннических + 11 легитимных = 11 тематических пар</w:t>
             </w:r>
           </w:p>
         </w:tc>
@@ -1541,7 +1612,7 @@
                 <w:sz w:val="18"/>
                 <w:szCs w:val="18"/>
               </w:rPr>
-              <w:t>Разметка</w:t>
+              <w:t>Языки</w:t>
             </w:r>
           </w:p>
         </w:tc>
@@ -1565,7 +1636,7 @@
                 <w:sz w:val="18"/>
                 <w:szCs w:val="18"/>
               </w:rPr>
-              <w:t>стадия S0–S6/SB, 20 детектируемых красных флагов, язык, момент целевого действия</w:t>
+              <w:t>русский 45%, казахский 25%, смешанная речь 30% (по диалогам)</w:t>
             </w:r>
           </w:p>
         </w:tc>
@@ -1596,6 +1667,61 @@
                 <w:sz w:val="18"/>
                 <w:szCs w:val="18"/>
               </w:rPr>
+              <w:t>Разметка</w:t>
+            </w:r>
+          </w:p>
+        </w:tc>
+        <w:tc>
+          <w:tcPr>
+            <w:tcW w:w="7228" w:type="dxa"/>
+            <w:tcMar>
+              <w:top w:w="40" w:type="dxa"/>
+              <w:left w:w="90" w:type="dxa"/>
+              <w:bottom w:w="40" w:type="dxa"/>
+              <w:right w:w="90" w:type="dxa"/>
+            </w:tcMar>
+          </w:tcPr>
+          <w:p>
+            <w:pPr>
+              <w:jc w:val="center"/>
+            </w:pPr>
+            <w:r>
+              <w:rPr>
+                <w:color w:val="0B0B0B"/>
+                <w:sz w:val="18"/>
+                <w:szCs w:val="18"/>
+              </w:rPr>
+              <w:t>стадия S0–S6/SB, 20 детектируемых красных флагов, язык, момент целевого действия</w:t>
+            </w:r>
+          </w:p>
+        </w:tc>
+      </w:tr>
+      <w:tr>
+        <w:tblPrEx>
+          <w:tblCellMar>
+            <w:top w:w="0" w:type="dxa"/>
+            <w:bottom w:w="0" w:type="dxa"/>
+          </w:tblCellMar>
+        </w:tblPrEx>
+        <w:tc>
+          <w:tcPr>
+            <w:tcW w:w="2410" w:type="dxa"/>
+            <w:tcMar>
+              <w:top w:w="40" w:type="dxa"/>
+              <w:left w:w="90" w:type="dxa"/>
+              <w:bottom w:w="40" w:type="dxa"/>
+              <w:right w:w="90" w:type="dxa"/>
+            </w:tcMar>
+          </w:tcPr>
+          <w:p>
+            <w:r>
+              <w:rPr>
+                <w:b/>
+                <w:bCs/>
+                <w:color w:val="0B0B0B"/>
+                <w:sz w:val="18"/>
+                <w:szCs w:val="18"/>
+              </w:rPr>
               <w:t>Профили жертвы</w:t>
             </w:r>
           </w:p>
@@ -1634,8 +1760,10 @@
     <w:p>
       <w:pPr>
         <w:pStyle w:val="Heading2"/>
-      </w:pPr>
-      <w:bookmarkStart w:id="3" w:name="_Toc240944821"/>
+        <w:keepNext/>
+        <w:keepLines/>
+      </w:pPr>
+      <w:bookmarkStart w:id="3" w:name="_Toc241065026"/>
       <w:r>
         <w:t>2.2. Меры против фиктивности задачи</w:t>
       </w:r>
@@ -1662,7 +1790,7 @@
         <w:rPr>
           <w:color w:val="0B0B0B"/>
         </w:rPr>
-        <w:t>Диалог порождается «тема → класс → сценарий»; приветствие и подтверждение личности (S0–S1) — из общего пула темы для обоих классов. Проверка: логистическая регрессия на символьных n-граммах только первой реплики даёт на holdout AUC 0.501 (в версии v1 — 0.911).</w:t>
+        <w:t>Диалог порождается «тема → класс → сценарий»; приветствие и подтверждение личности (S0–S1) — из общего пула темы для обоих классов. Проверка: логистическая регрессия на символьных n-граммах только первой реплики даёт на holdout AUC 0.517 (в версии v1 — 0.911).</w:t>
       </w:r>
     </w:p>
     <w:p>
@@ -1686,7 +1814,7 @@
         <w:rPr>
           <w:color w:val="0B0B0B"/>
         </w:rPr>
-        <w:t>12 из 20 срабатывающих флагов встречаются и в легитимных звонках («не кладите трубку» у настоящей техподдержки); 28,8% легитимных диалогов содержат флаг, 29,7% мошеннических не содержат ни одного.</w:t>
+        <w:t>Все 20 срабатывающих флагов встречаются и в легитимных звонках («не кладите трубку» у настоящей техподдержки, «специальный счёт» у ЕНПФ при выплате на жильё); 39% легитимных диалогов содержат флаг, 56% мошеннических не содержат ни одного.</w:t>
       </w:r>
     </w:p>
     <w:p>
@@ -1710,7 +1838,7 @@
         <w:rPr>
           <w:color w:val="0B0B0B"/>
         </w:rPr>
-        <w:t>38% мошеннических диалогов обрываются жертвой до целевого действия; медиана длины обоих классов — 8 реплик.</w:t>
+        <w:t>41% мошеннических диалогов обрываются жертвой до целевого действия; медиана длины обоих классов — 9 реплик.</w:t>
       </w:r>
     </w:p>
     <w:p>
@@ -1728,18 +1856,23 @@
           <w:bCs/>
           <w:color w:val="0B0B0B"/>
         </w:rPr>
-        <w:t xml:space="preserve">Разбиение по шаблонам на три части. </w:t>
-      </w:r>
-      <w:r>
-        <w:rPr>
-          <w:color w:val="0B0B0B"/>
-        </w:rPr>
-        <w:t>Holdout собран из формулировок, которых не было в обучении (пересечение русских реплик звонящего на стадиях манипуляции — 0,8%).</w:t>
-      </w:r>
-    </w:p>
-    <w:p>
-      <w:pPr>
-        <w:spacing w:after="100" w:line="264" w:lineRule="auto"/>
+        <w:t xml:space="preserve">Групповое разбиение по шаблонам на три части. </w:t>
+      </w:r>
+      <w:r>
+        <w:rPr>
+          <w:color w:val="0B0B0B"/>
+        </w:rPr>
+        <w:t>Близкие формулировки объединяются в группу (сходство символьных 4-грамм) и делятся целиком, поэтому реплики звонящего на стадиях манипуляции в val и holdout на 0% собраны из обучающих шаблонов — и по-русски, и по-казахски.</w:t>
+      </w:r>
+    </w:p>
+    <w:p>
+      <w:pPr>
+        <w:pStyle w:val="ListParagraph"/>
+        <w:numPr>
+          <w:ilvl w:val="0"/>
+          <w:numId w:val="2"/>
+        </w:numPr>
+        <w:spacing w:after="50" w:line="264" w:lineRule="auto"/>
       </w:pPr>
       <w:r>
         <w:rPr>
@@ -1747,20 +1880,47 @@
           <w:bCs/>
           <w:color w:val="0B0B0B"/>
         </w:rPr>
-        <w:t xml:space="preserve">Найденный и устранённый артефакт (v1 → v2). </w:t>
-      </w:r>
-      <w:r>
-        <w:rPr>
-          <w:color w:val="0B0B0B"/>
-        </w:rPr>
-        <w:t>Модель, обученная на первой версии корпуса, почти всё решала по приветствию: тема звонка и стиль приветствия выдавали класс. На реальных звонках это проявилось как «звонок про банк = мошенничество» — AUC 0.412 на наборе «скам против звонков в банк». Перестройка корпуса подняла его до 0.733. Автоматические проверки темы и «начала разговора» добавлены в check_separability.py.</w:t>
+        <w:t xml:space="preserve">Ни форма, ни вежливость не выдают класс. </w:t>
+      </w:r>
+      <w:r>
+        <w:rPr>
+          <w:color w:val="0B0B0B"/>
+        </w:rPr>
+        <w:t>Та же регрессия, видящая только пунктуацию или длины реплик, даёт AUC 0.515–0.628 при пороге 0.65; слова доверия («официальный», «спасибо», «рахмет», «сау болыңыз») встречаются у звонящих обоих классов.</w:t>
+      </w:r>
+    </w:p>
+    <w:p>
+      <w:pPr>
+        <w:spacing w:after="100" w:line="264" w:lineRule="auto"/>
+      </w:pPr>
+      <w:r>
+        <w:rPr>
+          <w:b/>
+          <w:bCs/>
+          <w:color w:val="0B0B0B"/>
+        </w:rPr>
+        <w:t xml:space="preserve">Три найденных и устранённых артефакта. </w:t>
+      </w:r>
+      <w:r>
+        <w:rPr>
+          <w:color w:val="0B0B0B"/>
+        </w:rPr>
+        <w:t>(1) v1: тема и стиль приветствия выдавали класс — на реальных звонках это проявилось как «звонок про банк = мошенничество», AUC 0.412 на наборе «скам против звонков в банк». (2) v2: у пула было 1–3 формулировки, и до 88% реплик валидации приходило из обучающих шаблонов — порог с такой валидации был оптимистичен. (3) v3: «официальный», «спасибо», «хорошо» и их казахские аналоги звучали только у легитимных звонящих (например, «официальн…» — 93 легитимных диалога против 0 мошеннических), и модель пропускала ре</w:t>
+      </w:r>
+      <w:r>
+        <w:rPr>
+          <w:color w:val="0B0B0B"/>
+        </w:rPr>
+        <w:t>плику «установите AnyDesk — это официальная программа поддержки». Каждая проверка добавлена в check_separability.py; исправление третьего артефакта снизило AUC на собственном holdout с 0.848 до 0.805 и подняло его на реальных звонках.</w:t>
       </w:r>
     </w:p>
     <w:p>
       <w:pPr>
         <w:pStyle w:val="Heading2"/>
-      </w:pPr>
-      <w:bookmarkStart w:id="4" w:name="_Toc240944822"/>
+        <w:keepNext/>
+        <w:keepLines/>
+      </w:pPr>
+      <w:bookmarkStart w:id="4" w:name="_Toc241065027"/>
       <w:r>
         <w:t>2.3. Внешний тест на реальных звонках</w:t>
       </w:r>
@@ -2303,8 +2463,10 @@
     <w:p>
       <w:pPr>
         <w:pStyle w:val="Heading1"/>
-      </w:pPr>
-      <w:bookmarkStart w:id="5" w:name="_Toc240944823"/>
+        <w:keepNext/>
+        <w:keepLines/>
+      </w:pPr>
+      <w:bookmarkStart w:id="5" w:name="_Toc241065028"/>
       <w:r>
         <w:t>3. Модель</w:t>
       </w:r>
@@ -2325,7 +2487,6 @@
           <w:bCs/>
           <w:color w:val="0B0B0B"/>
         </w:rPr>
-        <w:lastRenderedPageBreak/>
         <w:t xml:space="preserve">Архитектура: </w:t>
       </w:r>
       <w:r>
@@ -2458,8 +2619,10 @@
     <w:p>
       <w:pPr>
         <w:pStyle w:val="Heading1"/>
-      </w:pPr>
-      <w:bookmarkStart w:id="6" w:name="_Toc240944824"/>
+        <w:keepNext/>
+        <w:keepLines/>
+      </w:pPr>
+      <w:bookmarkStart w:id="6" w:name="_Toc241065029"/>
       <w:r>
         <w:t>4. Результаты</w:t>
       </w:r>
@@ -2468,8 +2631,10 @@
     <w:p>
       <w:pPr>
         <w:pStyle w:val="Heading2"/>
-      </w:pPr>
-      <w:bookmarkStart w:id="7" w:name="_Toc240944825"/>
+        <w:keepNext/>
+        <w:keepLines/>
+      </w:pPr>
+      <w:bookmarkStart w:id="7" w:name="_Toc241065030"/>
       <w:r>
         <w:t>4.1. Реальные звонки (ROC AUC, среднее ± разброс по 3 сидам)</w:t>
       </w:r>
@@ -2636,7 +2801,7 @@
                 <w:sz w:val="18"/>
                 <w:szCs w:val="18"/>
               </w:rPr>
-              <w:t>0.751 ± 0.032</w:t>
+              <w:t>0.799 ± 0.014</w:t>
             </w:r>
           </w:p>
         </w:tc>
@@ -2715,7 +2880,7 @@
                 <w:sz w:val="18"/>
                 <w:szCs w:val="18"/>
               </w:rPr>
-              <w:t>0.733 ± 0.052</w:t>
+              <w:t>0.910 ± 0.011</w:t>
             </w:r>
           </w:p>
         </w:tc>
@@ -2794,7 +2959,7 @@
                 <w:sz w:val="18"/>
                 <w:szCs w:val="18"/>
               </w:rPr>
-              <w:t>0.598 ± 0.026</w:t>
+              <w:t>0.670 ± 0.014</w:t>
             </w:r>
           </w:p>
         </w:tc>
@@ -2873,7 +3038,7 @@
                 <w:sz w:val="18"/>
                 <w:szCs w:val="18"/>
               </w:rPr>
-              <w:t>0.709 ± 0.057</w:t>
+              <w:t>0.789 ± 0.008</w:t>
             </w:r>
           </w:p>
         </w:tc>
@@ -2928,7 +3093,7 @@
                 <w:sz w:val="18"/>
                 <w:szCs w:val="18"/>
               </w:rPr>
-              <w:t>Звонки мошенников казахстанцам (n = 4)</w:t>
+              <w:t>Звонки мошенников казахстанцам (n = 4, recall)</w:t>
             </w:r>
           </w:p>
         </w:tc>
@@ -2952,7 +3117,7 @@
                 <w:sz w:val="18"/>
                 <w:szCs w:val="18"/>
               </w:rPr>
-              <w:t>—</w:t>
+              <w:t>0.83 ± 0.14</w:t>
             </w:r>
           </w:p>
         </w:tc>
@@ -2995,16 +3160,18 @@
         <w:rPr>
           <w:color w:val="0B0B0B"/>
         </w:rPr>
-        <w:t>Правила на реальной речи — на уровне случайного угадывания: мошеннический смысл в текстах есть («прокуратура/полиция» — 56% мошеннических против 8% легитимных звонков), но сформулирован иначе, чем в регулярных выражениях. Порог, подобранный на синтетической валидации, на реальные звонки не переносится (FPR 0.40–0.74) — в развёртывании его калибрует банк на своих данных.</w:t>
+        <w:t>Правила на реальной речи — на уровне случайного угадывания: мошеннический смысл в текстах есть («прокуратура/полиция» — 56% мошеннических против 8% легитимных звонков), но сформулирован иначе, чем в регулярных выражениях. Порог, подобранный на синтетической валидации, на реальные звонки не переносится (FPR 0.41–0.68) — в развёртывании его калибрует банк на своих данных. Для сравнения, корпус v2 давал на тех же наборах 0.598–0.751: расширение фразобанка и устранение артефактов дали основной прирост.</w:t>
       </w:r>
     </w:p>
     <w:p>
       <w:pPr>
         <w:pStyle w:val="Heading2"/>
-      </w:pPr>
-      <w:bookmarkStart w:id="8" w:name="_Toc240944826"/>
-      <w:r>
-        <w:t>4.2. Шаблонный holdout при одинаковом FPR</w:t>
+        <w:keepNext/>
+        <w:keepLines/>
+      </w:pPr>
+      <w:bookmarkStart w:id="8" w:name="_Toc241065031"/>
+      <w:r>
+        <w:t>4.2. Шаблонный holdout: рабочие точки</w:t>
       </w:r>
       <w:bookmarkEnd w:id="8"/>
     </w:p>
@@ -3026,11 +3193,10 @@
         <w:tblLook w:val="0000" w:firstRow="0" w:lastRow="0" w:firstColumn="0" w:lastColumn="0" w:noHBand="0" w:noVBand="0"/>
       </w:tblPr>
       <w:tblGrid>
-        <w:gridCol w:w="1555"/>
-        <w:gridCol w:w="1865"/>
-        <w:gridCol w:w="1865"/>
-        <w:gridCol w:w="2176"/>
-        <w:gridCol w:w="2177"/>
+        <w:gridCol w:w="3213"/>
+        <w:gridCol w:w="1874"/>
+        <w:gridCol w:w="1874"/>
+        <w:gridCol w:w="2677"/>
       </w:tblGrid>
       <w:tr>
         <w:tblPrEx>
@@ -3044,7 +3210,7 @@
         </w:trPr>
         <w:tc>
           <w:tcPr>
-            <w:tcW w:w="1555" w:type="dxa"/>
+            <w:tcW w:w="3213" w:type="dxa"/>
             <w:shd w:val="clear" w:color="auto" w:fill="EEF4FC"/>
             <w:tcMar>
               <w:top w:w="40" w:type="dxa"/>
@@ -3062,13 +3228,13 @@
                 <w:sz w:val="18"/>
                 <w:szCs w:val="18"/>
               </w:rPr>
-              <w:t>FPR</w:t>
-            </w:r>
-          </w:p>
-        </w:tc>
-        <w:tc>
-          <w:tcPr>
-            <w:tcW w:w="1865" w:type="dxa"/>
+              <w:t>Режим</w:t>
+            </w:r>
+          </w:p>
+        </w:tc>
+        <w:tc>
+          <w:tcPr>
+            <w:tcW w:w="1874" w:type="dxa"/>
             <w:shd w:val="clear" w:color="auto" w:fill="EEF4FC"/>
             <w:tcMar>
               <w:top w:w="40" w:type="dxa"/>
@@ -3089,13 +3255,13 @@
                 <w:sz w:val="18"/>
                 <w:szCs w:val="18"/>
               </w:rPr>
-              <w:t>Recall правил</w:t>
-            </w:r>
-          </w:p>
-        </w:tc>
-        <w:tc>
-          <w:tcPr>
-            <w:tcW w:w="1865" w:type="dxa"/>
+              <w:t>Recall</w:t>
+            </w:r>
+          </w:p>
+        </w:tc>
+        <w:tc>
+          <w:tcPr>
+            <w:tcW w:w="1874" w:type="dxa"/>
             <w:shd w:val="clear" w:color="auto" w:fill="EEF4FC"/>
             <w:tcMar>
               <w:top w:w="40" w:type="dxa"/>
@@ -3116,13 +3282,13 @@
                 <w:sz w:val="18"/>
                 <w:szCs w:val="18"/>
               </w:rPr>
-              <w:t>Recall модели</w:t>
-            </w:r>
-          </w:p>
-        </w:tc>
-        <w:tc>
-          <w:tcPr>
-            <w:tcW w:w="2176" w:type="dxa"/>
+              <w:t>FPR</w:t>
+            </w:r>
+          </w:p>
+        </w:tc>
+        <w:tc>
+          <w:tcPr>
+            <w:tcW w:w="2677" w:type="dxa"/>
             <w:shd w:val="clear" w:color="auto" w:fill="EEF4FC"/>
             <w:tcMar>
               <w:top w:w="40" w:type="dxa"/>
@@ -3143,34 +3309,7 @@
                 <w:sz w:val="18"/>
                 <w:szCs w:val="18"/>
               </w:rPr>
-              <w:t>До действия: правила</w:t>
-            </w:r>
-          </w:p>
-        </w:tc>
-        <w:tc>
-          <w:tcPr>
-            <w:tcW w:w="2177" w:type="dxa"/>
-            <w:shd w:val="clear" w:color="auto" w:fill="EEF4FC"/>
-            <w:tcMar>
-              <w:top w:w="40" w:type="dxa"/>
-              <w:left w:w="90" w:type="dxa"/>
-              <w:bottom w:w="40" w:type="dxa"/>
-              <w:right w:w="90" w:type="dxa"/>
-            </w:tcMar>
-          </w:tcPr>
-          <w:p>
-            <w:pPr>
-              <w:jc w:val="center"/>
-            </w:pPr>
-            <w:r>
-              <w:rPr>
-                <w:b/>
-                <w:bCs/>
-                <w:color w:val="0B0B0B"/>
-                <w:sz w:val="18"/>
-                <w:szCs w:val="18"/>
-              </w:rPr>
-              <w:t>До действия: модель</w:t>
+              <w:t>Тревога до целевого действия</w:t>
             </w:r>
           </w:p>
         </w:tc>
@@ -3184,118 +3323,96 @@
         </w:tblPrEx>
         <w:tc>
           <w:tcPr>
-            <w:tcW w:w="1555" w:type="dxa"/>
-            <w:tcMar>
-              <w:top w:w="40" w:type="dxa"/>
-              <w:left w:w="90" w:type="dxa"/>
-              <w:bottom w:w="40" w:type="dxa"/>
-              <w:right w:w="90" w:type="dxa"/>
-            </w:tcMar>
-          </w:tcPr>
-          <w:p>
-            <w:r>
-              <w:rPr>
-                <w:color w:val="0B0B0B"/>
-                <w:sz w:val="18"/>
-                <w:szCs w:val="18"/>
-              </w:rPr>
-              <w:t>5%</w:t>
-            </w:r>
-          </w:p>
-        </w:tc>
-        <w:tc>
-          <w:tcPr>
-            <w:tcW w:w="1865" w:type="dxa"/>
-            <w:tcMar>
-              <w:top w:w="40" w:type="dxa"/>
-              <w:left w:w="90" w:type="dxa"/>
-              <w:bottom w:w="40" w:type="dxa"/>
-              <w:right w:w="90" w:type="dxa"/>
-            </w:tcMar>
-          </w:tcPr>
-          <w:p>
-            <w:pPr>
-              <w:jc w:val="center"/>
-            </w:pPr>
-            <w:r>
-              <w:rPr>
-                <w:color w:val="0B0B0B"/>
-                <w:sz w:val="18"/>
-                <w:szCs w:val="18"/>
-              </w:rPr>
-              <w:t>0.388</w:t>
-            </w:r>
-          </w:p>
-        </w:tc>
-        <w:tc>
-          <w:tcPr>
-            <w:tcW w:w="1865" w:type="dxa"/>
-            <w:tcMar>
-              <w:top w:w="40" w:type="dxa"/>
-              <w:left w:w="90" w:type="dxa"/>
-              <w:bottom w:w="40" w:type="dxa"/>
-              <w:right w:w="90" w:type="dxa"/>
-            </w:tcMar>
-          </w:tcPr>
-          <w:p>
-            <w:pPr>
-              <w:jc w:val="center"/>
-            </w:pPr>
-            <w:r>
-              <w:rPr>
-                <w:color w:val="0B0B0B"/>
-                <w:sz w:val="18"/>
-                <w:szCs w:val="18"/>
-              </w:rPr>
-              <w:t>0.320</w:t>
-            </w:r>
-          </w:p>
-        </w:tc>
-        <w:tc>
-          <w:tcPr>
-            <w:tcW w:w="2176" w:type="dxa"/>
-            <w:tcMar>
-              <w:top w:w="40" w:type="dxa"/>
-              <w:left w:w="90" w:type="dxa"/>
-              <w:bottom w:w="40" w:type="dxa"/>
-              <w:right w:w="90" w:type="dxa"/>
-            </w:tcMar>
-          </w:tcPr>
-          <w:p>
-            <w:pPr>
-              <w:jc w:val="center"/>
-            </w:pPr>
-            <w:r>
-              <w:rPr>
-                <w:color w:val="0B0B0B"/>
-                <w:sz w:val="18"/>
-                <w:szCs w:val="18"/>
-              </w:rPr>
-              <w:t>37%</w:t>
-            </w:r>
-          </w:p>
-        </w:tc>
-        <w:tc>
-          <w:tcPr>
-            <w:tcW w:w="2177" w:type="dxa"/>
-            <w:tcMar>
-              <w:top w:w="40" w:type="dxa"/>
-              <w:left w:w="90" w:type="dxa"/>
-              <w:bottom w:w="40" w:type="dxa"/>
-              <w:right w:w="90" w:type="dxa"/>
-            </w:tcMar>
-          </w:tcPr>
-          <w:p>
-            <w:pPr>
-              <w:jc w:val="center"/>
-            </w:pPr>
-            <w:r>
-              <w:rPr>
-                <w:color w:val="0B0B0B"/>
-                <w:sz w:val="18"/>
-                <w:szCs w:val="18"/>
-              </w:rPr>
-              <w:t>89%</w:t>
+            <w:tcW w:w="3213" w:type="dxa"/>
+            <w:tcMar>
+              <w:top w:w="40" w:type="dxa"/>
+              <w:left w:w="90" w:type="dxa"/>
+              <w:bottom w:w="40" w:type="dxa"/>
+              <w:right w:w="90" w:type="dxa"/>
+            </w:tcMar>
+          </w:tcPr>
+          <w:p>
+            <w:r>
+              <w:rPr>
+                <w:b/>
+                <w:bCs/>
+                <w:color w:val="0B0B0B"/>
+                <w:sz w:val="18"/>
+                <w:szCs w:val="18"/>
+              </w:rPr>
+              <w:t>Правила, порог 0.6</w:t>
+            </w:r>
+          </w:p>
+        </w:tc>
+        <w:tc>
+          <w:tcPr>
+            <w:tcW w:w="1874" w:type="dxa"/>
+            <w:tcMar>
+              <w:top w:w="40" w:type="dxa"/>
+              <w:left w:w="90" w:type="dxa"/>
+              <w:bottom w:w="40" w:type="dxa"/>
+              <w:right w:w="90" w:type="dxa"/>
+            </w:tcMar>
+          </w:tcPr>
+          <w:p>
+            <w:pPr>
+              <w:jc w:val="center"/>
+            </w:pPr>
+            <w:r>
+              <w:rPr>
+                <w:color w:val="0B0B0B"/>
+                <w:sz w:val="18"/>
+                <w:szCs w:val="18"/>
+              </w:rPr>
+              <w:t>0.412</w:t>
+            </w:r>
+          </w:p>
+        </w:tc>
+        <w:tc>
+          <w:tcPr>
+            <w:tcW w:w="1874" w:type="dxa"/>
+            <w:tcMar>
+              <w:top w:w="40" w:type="dxa"/>
+              <w:left w:w="90" w:type="dxa"/>
+              <w:bottom w:w="40" w:type="dxa"/>
+              <w:right w:w="90" w:type="dxa"/>
+            </w:tcMar>
+          </w:tcPr>
+          <w:p>
+            <w:pPr>
+              <w:jc w:val="center"/>
+            </w:pPr>
+            <w:r>
+              <w:rPr>
+                <w:color w:val="0B0B0B"/>
+                <w:sz w:val="18"/>
+                <w:szCs w:val="18"/>
+              </w:rPr>
+              <w:t>0.430</w:t>
+            </w:r>
+          </w:p>
+        </w:tc>
+        <w:tc>
+          <w:tcPr>
+            <w:tcW w:w="2677" w:type="dxa"/>
+            <w:tcMar>
+              <w:top w:w="40" w:type="dxa"/>
+              <w:left w:w="90" w:type="dxa"/>
+              <w:bottom w:w="40" w:type="dxa"/>
+              <w:right w:w="90" w:type="dxa"/>
+            </w:tcMar>
+          </w:tcPr>
+          <w:p>
+            <w:pPr>
+              <w:jc w:val="center"/>
+            </w:pPr>
+            <w:r>
+              <w:rPr>
+                <w:color w:val="0B0B0B"/>
+                <w:sz w:val="18"/>
+                <w:szCs w:val="18"/>
+              </w:rPr>
+              <w:t>36%</w:t>
             </w:r>
           </w:p>
         </w:tc>
@@ -3309,118 +3426,96 @@
         </w:tblPrEx>
         <w:tc>
           <w:tcPr>
-            <w:tcW w:w="1555" w:type="dxa"/>
-            <w:tcMar>
-              <w:top w:w="40" w:type="dxa"/>
-              <w:left w:w="90" w:type="dxa"/>
-              <w:bottom w:w="40" w:type="dxa"/>
-              <w:right w:w="90" w:type="dxa"/>
-            </w:tcMar>
-          </w:tcPr>
-          <w:p>
-            <w:r>
-              <w:rPr>
-                <w:color w:val="0B0B0B"/>
-                <w:sz w:val="18"/>
-                <w:szCs w:val="18"/>
-              </w:rPr>
-              <w:t>10%</w:t>
-            </w:r>
-          </w:p>
-        </w:tc>
-        <w:tc>
-          <w:tcPr>
-            <w:tcW w:w="1865" w:type="dxa"/>
-            <w:tcMar>
-              <w:top w:w="40" w:type="dxa"/>
-              <w:left w:w="90" w:type="dxa"/>
-              <w:bottom w:w="40" w:type="dxa"/>
-              <w:right w:w="90" w:type="dxa"/>
-            </w:tcMar>
-          </w:tcPr>
-          <w:p>
-            <w:pPr>
-              <w:jc w:val="center"/>
-            </w:pPr>
-            <w:r>
-              <w:rPr>
-                <w:color w:val="0B0B0B"/>
-                <w:sz w:val="18"/>
-                <w:szCs w:val="18"/>
-              </w:rPr>
-              <w:t>0.388</w:t>
-            </w:r>
-          </w:p>
-        </w:tc>
-        <w:tc>
-          <w:tcPr>
-            <w:tcW w:w="1865" w:type="dxa"/>
-            <w:tcMar>
-              <w:top w:w="40" w:type="dxa"/>
-              <w:left w:w="90" w:type="dxa"/>
-              <w:bottom w:w="40" w:type="dxa"/>
-              <w:right w:w="90" w:type="dxa"/>
-            </w:tcMar>
-          </w:tcPr>
-          <w:p>
-            <w:pPr>
-              <w:jc w:val="center"/>
-            </w:pPr>
-            <w:r>
-              <w:rPr>
-                <w:color w:val="0B0B0B"/>
-                <w:sz w:val="18"/>
-                <w:szCs w:val="18"/>
-              </w:rPr>
-              <w:t>0.392</w:t>
-            </w:r>
-          </w:p>
-        </w:tc>
-        <w:tc>
-          <w:tcPr>
-            <w:tcW w:w="2176" w:type="dxa"/>
-            <w:tcMar>
-              <w:top w:w="40" w:type="dxa"/>
-              <w:left w:w="90" w:type="dxa"/>
-              <w:bottom w:w="40" w:type="dxa"/>
-              <w:right w:w="90" w:type="dxa"/>
-            </w:tcMar>
-          </w:tcPr>
-          <w:p>
-            <w:pPr>
-              <w:jc w:val="center"/>
-            </w:pPr>
-            <w:r>
-              <w:rPr>
-                <w:color w:val="0B0B0B"/>
-                <w:sz w:val="18"/>
-                <w:szCs w:val="18"/>
-              </w:rPr>
-              <w:t>37%</w:t>
-            </w:r>
-          </w:p>
-        </w:tc>
-        <w:tc>
-          <w:tcPr>
-            <w:tcW w:w="2177" w:type="dxa"/>
-            <w:tcMar>
-              <w:top w:w="40" w:type="dxa"/>
-              <w:left w:w="90" w:type="dxa"/>
-              <w:bottom w:w="40" w:type="dxa"/>
-              <w:right w:w="90" w:type="dxa"/>
-            </w:tcMar>
-          </w:tcPr>
-          <w:p>
-            <w:pPr>
-              <w:jc w:val="center"/>
-            </w:pPr>
-            <w:r>
-              <w:rPr>
-                <w:color w:val="0B0B0B"/>
-                <w:sz w:val="18"/>
-                <w:szCs w:val="18"/>
-              </w:rPr>
-              <w:t>94%</w:t>
+            <w:tcW w:w="3213" w:type="dxa"/>
+            <w:tcMar>
+              <w:top w:w="40" w:type="dxa"/>
+              <w:left w:w="90" w:type="dxa"/>
+              <w:bottom w:w="40" w:type="dxa"/>
+              <w:right w:w="90" w:type="dxa"/>
+            </w:tcMar>
+          </w:tcPr>
+          <w:p>
+            <w:r>
+              <w:rPr>
+                <w:b/>
+                <w:bCs/>
+                <w:color w:val="0B0B0B"/>
+                <w:sz w:val="18"/>
+                <w:szCs w:val="18"/>
+              </w:rPr>
+              <w:t>Модель, порог с валидации</w:t>
+            </w:r>
+          </w:p>
+        </w:tc>
+        <w:tc>
+          <w:tcPr>
+            <w:tcW w:w="1874" w:type="dxa"/>
+            <w:tcMar>
+              <w:top w:w="40" w:type="dxa"/>
+              <w:left w:w="90" w:type="dxa"/>
+              <w:bottom w:w="40" w:type="dxa"/>
+              <w:right w:w="90" w:type="dxa"/>
+            </w:tcMar>
+          </w:tcPr>
+          <w:p>
+            <w:pPr>
+              <w:jc w:val="center"/>
+            </w:pPr>
+            <w:r>
+              <w:rPr>
+                <w:color w:val="0B0B0B"/>
+                <w:sz w:val="18"/>
+                <w:szCs w:val="18"/>
+              </w:rPr>
+              <w:t>0.658 ± 0.024</w:t>
+            </w:r>
+          </w:p>
+        </w:tc>
+        <w:tc>
+          <w:tcPr>
+            <w:tcW w:w="1874" w:type="dxa"/>
+            <w:tcMar>
+              <w:top w:w="40" w:type="dxa"/>
+              <w:left w:w="90" w:type="dxa"/>
+              <w:bottom w:w="40" w:type="dxa"/>
+              <w:right w:w="90" w:type="dxa"/>
+            </w:tcMar>
+          </w:tcPr>
+          <w:p>
+            <w:pPr>
+              <w:jc w:val="center"/>
+            </w:pPr>
+            <w:r>
+              <w:rPr>
+                <w:color w:val="0B0B0B"/>
+                <w:sz w:val="18"/>
+                <w:szCs w:val="18"/>
+              </w:rPr>
+              <w:t>0.095 ± 0.044</w:t>
+            </w:r>
+          </w:p>
+        </w:tc>
+        <w:tc>
+          <w:tcPr>
+            <w:tcW w:w="2677" w:type="dxa"/>
+            <w:tcMar>
+              <w:top w:w="40" w:type="dxa"/>
+              <w:left w:w="90" w:type="dxa"/>
+              <w:bottom w:w="40" w:type="dxa"/>
+              <w:right w:w="90" w:type="dxa"/>
+            </w:tcMar>
+          </w:tcPr>
+          <w:p>
+            <w:pPr>
+              <w:jc w:val="center"/>
+            </w:pPr>
+            <w:r>
+              <w:rPr>
+                <w:color w:val="0B0B0B"/>
+                <w:sz w:val="18"/>
+                <w:szCs w:val="18"/>
+              </w:rPr>
+              <w:t>85% ± 6</w:t>
             </w:r>
           </w:p>
         </w:tc>
@@ -3434,118 +3529,199 @@
         </w:tblPrEx>
         <w:tc>
           <w:tcPr>
-            <w:tcW w:w="1555" w:type="dxa"/>
-            <w:tcMar>
-              <w:top w:w="40" w:type="dxa"/>
-              <w:left w:w="90" w:type="dxa"/>
-              <w:bottom w:w="40" w:type="dxa"/>
-              <w:right w:w="90" w:type="dxa"/>
-            </w:tcMar>
-          </w:tcPr>
-          <w:p>
-            <w:r>
-              <w:rPr>
-                <w:color w:val="0B0B0B"/>
-                <w:sz w:val="18"/>
-                <w:szCs w:val="18"/>
-              </w:rPr>
-              <w:t>23%</w:t>
-            </w:r>
-          </w:p>
-        </w:tc>
-        <w:tc>
-          <w:tcPr>
-            <w:tcW w:w="1865" w:type="dxa"/>
-            <w:tcMar>
-              <w:top w:w="40" w:type="dxa"/>
-              <w:left w:w="90" w:type="dxa"/>
-              <w:bottom w:w="40" w:type="dxa"/>
-              <w:right w:w="90" w:type="dxa"/>
-            </w:tcMar>
-          </w:tcPr>
-          <w:p>
-            <w:pPr>
-              <w:jc w:val="center"/>
-            </w:pPr>
-            <w:r>
-              <w:rPr>
-                <w:color w:val="0B0B0B"/>
-                <w:sz w:val="18"/>
-                <w:szCs w:val="18"/>
-              </w:rPr>
-              <w:t>0.590</w:t>
-            </w:r>
-          </w:p>
-        </w:tc>
-        <w:tc>
-          <w:tcPr>
-            <w:tcW w:w="1865" w:type="dxa"/>
-            <w:tcMar>
-              <w:top w:w="40" w:type="dxa"/>
-              <w:left w:w="90" w:type="dxa"/>
-              <w:bottom w:w="40" w:type="dxa"/>
-              <w:right w:w="90" w:type="dxa"/>
-            </w:tcMar>
-          </w:tcPr>
-          <w:p>
-            <w:pPr>
-              <w:jc w:val="center"/>
-            </w:pPr>
-            <w:r>
-              <w:rPr>
-                <w:color w:val="0B0B0B"/>
-                <w:sz w:val="18"/>
-                <w:szCs w:val="18"/>
-              </w:rPr>
-              <w:t>0.538</w:t>
-            </w:r>
-          </w:p>
-        </w:tc>
-        <w:tc>
-          <w:tcPr>
-            <w:tcW w:w="2176" w:type="dxa"/>
-            <w:tcMar>
-              <w:top w:w="40" w:type="dxa"/>
-              <w:left w:w="90" w:type="dxa"/>
-              <w:bottom w:w="40" w:type="dxa"/>
-              <w:right w:w="90" w:type="dxa"/>
-            </w:tcMar>
-          </w:tcPr>
-          <w:p>
-            <w:pPr>
-              <w:jc w:val="center"/>
-            </w:pPr>
-            <w:r>
-              <w:rPr>
-                <w:color w:val="0B0B0B"/>
-                <w:sz w:val="18"/>
-                <w:szCs w:val="18"/>
-              </w:rPr>
-              <w:t>58%</w:t>
-            </w:r>
-          </w:p>
-        </w:tc>
-        <w:tc>
-          <w:tcPr>
-            <w:tcW w:w="2177" w:type="dxa"/>
-            <w:tcMar>
-              <w:top w:w="40" w:type="dxa"/>
-              <w:left w:w="90" w:type="dxa"/>
-              <w:bottom w:w="40" w:type="dxa"/>
-              <w:right w:w="90" w:type="dxa"/>
-            </w:tcMar>
-          </w:tcPr>
-          <w:p>
-            <w:pPr>
-              <w:jc w:val="center"/>
-            </w:pPr>
-            <w:r>
-              <w:rPr>
-                <w:color w:val="0B0B0B"/>
-                <w:sz w:val="18"/>
-                <w:szCs w:val="18"/>
-              </w:rPr>
-              <w:t>91%</w:t>
+            <w:tcW w:w="3213" w:type="dxa"/>
+            <w:tcMar>
+              <w:top w:w="40" w:type="dxa"/>
+              <w:left w:w="90" w:type="dxa"/>
+              <w:bottom w:w="40" w:type="dxa"/>
+              <w:right w:w="90" w:type="dxa"/>
+            </w:tcMar>
+          </w:tcPr>
+          <w:p>
+            <w:r>
+              <w:rPr>
+                <w:b/>
+                <w:bCs/>
+                <w:color w:val="0B0B0B"/>
+                <w:sz w:val="18"/>
+                <w:szCs w:val="18"/>
+              </w:rPr>
+              <w:t>Модель при FPR правил</w:t>
+            </w:r>
+          </w:p>
+        </w:tc>
+        <w:tc>
+          <w:tcPr>
+            <w:tcW w:w="1874" w:type="dxa"/>
+            <w:tcMar>
+              <w:top w:w="40" w:type="dxa"/>
+              <w:left w:w="90" w:type="dxa"/>
+              <w:bottom w:w="40" w:type="dxa"/>
+              <w:right w:w="90" w:type="dxa"/>
+            </w:tcMar>
+          </w:tcPr>
+          <w:p>
+            <w:pPr>
+              <w:jc w:val="center"/>
+            </w:pPr>
+            <w:r>
+              <w:rPr>
+                <w:color w:val="0B0B0B"/>
+                <w:sz w:val="18"/>
+                <w:szCs w:val="18"/>
+              </w:rPr>
+              <w:t>0.783 ± 0.006</w:t>
+            </w:r>
+          </w:p>
+        </w:tc>
+        <w:tc>
+          <w:tcPr>
+            <w:tcW w:w="1874" w:type="dxa"/>
+            <w:tcMar>
+              <w:top w:w="40" w:type="dxa"/>
+              <w:left w:w="90" w:type="dxa"/>
+              <w:bottom w:w="40" w:type="dxa"/>
+              <w:right w:w="90" w:type="dxa"/>
+            </w:tcMar>
+          </w:tcPr>
+          <w:p>
+            <w:pPr>
+              <w:jc w:val="center"/>
+            </w:pPr>
+            <w:r>
+              <w:rPr>
+                <w:color w:val="0B0B0B"/>
+                <w:sz w:val="18"/>
+                <w:szCs w:val="18"/>
+              </w:rPr>
+              <w:t>0.430</w:t>
+            </w:r>
+          </w:p>
+        </w:tc>
+        <w:tc>
+          <w:tcPr>
+            <w:tcW w:w="2677" w:type="dxa"/>
+            <w:tcMar>
+              <w:top w:w="40" w:type="dxa"/>
+              <w:left w:w="90" w:type="dxa"/>
+              <w:bottom w:w="40" w:type="dxa"/>
+              <w:right w:w="90" w:type="dxa"/>
+            </w:tcMar>
+          </w:tcPr>
+          <w:p>
+            <w:pPr>
+              <w:jc w:val="center"/>
+            </w:pPr>
+            <w:r>
+              <w:rPr>
+                <w:color w:val="0B0B0B"/>
+                <w:sz w:val="18"/>
+                <w:szCs w:val="18"/>
+              </w:rPr>
+              <w:t>95% ± 1</w:t>
+            </w:r>
+          </w:p>
+        </w:tc>
+      </w:tr>
+      <w:tr>
+        <w:tblPrEx>
+          <w:tblCellMar>
+            <w:top w:w="0" w:type="dxa"/>
+            <w:bottom w:w="0" w:type="dxa"/>
+          </w:tblCellMar>
+        </w:tblPrEx>
+        <w:tc>
+          <w:tcPr>
+            <w:tcW w:w="3213" w:type="dxa"/>
+            <w:tcMar>
+              <w:top w:w="40" w:type="dxa"/>
+              <w:left w:w="90" w:type="dxa"/>
+              <w:bottom w:w="40" w:type="dxa"/>
+              <w:right w:w="90" w:type="dxa"/>
+            </w:tcMar>
+          </w:tcPr>
+          <w:p>
+            <w:r>
+              <w:rPr>
+                <w:b/>
+                <w:bCs/>
+                <w:color w:val="0B0B0B"/>
+                <w:sz w:val="18"/>
+                <w:szCs w:val="18"/>
+              </w:rPr>
+              <w:t>Модель при recall правил</w:t>
+            </w:r>
+          </w:p>
+        </w:tc>
+        <w:tc>
+          <w:tcPr>
+            <w:tcW w:w="1874" w:type="dxa"/>
+            <w:tcMar>
+              <w:top w:w="40" w:type="dxa"/>
+              <w:left w:w="90" w:type="dxa"/>
+              <w:bottom w:w="40" w:type="dxa"/>
+              <w:right w:w="90" w:type="dxa"/>
+            </w:tcMar>
+          </w:tcPr>
+          <w:p>
+            <w:pPr>
+              <w:jc w:val="center"/>
+            </w:pPr>
+            <w:r>
+              <w:rPr>
+                <w:color w:val="0B0B0B"/>
+                <w:sz w:val="18"/>
+                <w:szCs w:val="18"/>
+              </w:rPr>
+              <w:t>0.412</w:t>
+            </w:r>
+          </w:p>
+        </w:tc>
+        <w:tc>
+          <w:tcPr>
+            <w:tcW w:w="1874" w:type="dxa"/>
+            <w:tcMar>
+              <w:top w:w="40" w:type="dxa"/>
+              <w:left w:w="90" w:type="dxa"/>
+              <w:bottom w:w="40" w:type="dxa"/>
+              <w:right w:w="90" w:type="dxa"/>
+            </w:tcMar>
+          </w:tcPr>
+          <w:p>
+            <w:pPr>
+              <w:jc w:val="center"/>
+            </w:pPr>
+            <w:r>
+              <w:rPr>
+                <w:color w:val="0B0B0B"/>
+                <w:sz w:val="18"/>
+                <w:szCs w:val="18"/>
+              </w:rPr>
+              <w:t>0.001 ± 0.001</w:t>
+            </w:r>
+          </w:p>
+        </w:tc>
+        <w:tc>
+          <w:tcPr>
+            <w:tcW w:w="2677" w:type="dxa"/>
+            <w:tcMar>
+              <w:top w:w="40" w:type="dxa"/>
+              <w:left w:w="90" w:type="dxa"/>
+              <w:bottom w:w="40" w:type="dxa"/>
+              <w:right w:w="90" w:type="dxa"/>
+            </w:tcMar>
+          </w:tcPr>
+          <w:p>
+            <w:pPr>
+              <w:jc w:val="center"/>
+            </w:pPr>
+            <w:r>
+              <w:rPr>
+                <w:color w:val="0B0B0B"/>
+                <w:sz w:val="18"/>
+                <w:szCs w:val="18"/>
+              </w:rPr>
+              <w:t>26% ± 4</w:t>
             </w:r>
           </w:p>
         </w:tc>
@@ -3564,14 +3740,16 @@
         <w:rPr>
           <w:color w:val="0B0B0B"/>
         </w:rPr>
-        <w:t>ROC AUC на holdout: модель 0.674 ± 0.003, правила 0.724. Holdout не отложен для правил: регулярные выражения писались по всему фразобанку, включая формулировки holdout; для модели эти формулировки новые. По первой реплике модель класс не определяет (AUC 0.48–0.51).</w:t>
+        <w:t>ROC AUC на holdout: модель 0.805 ± 0.012, правила 0.526. Регулярные выражения под новые формулировки не подгонялись. Последняя строка показывает компромисс: если выкрутить порог так, чтобы модель ловила ровно столько же, сколько правила, ложных тревог почти не остаётся (0.1% против 43%), но тревога звучит поздно — до целевого действия успевает лишь четверть. Рабочую точку между «раньше» и «тише» выбирает банк. По первой реплике модель класс не определяет.</w:t>
       </w:r>
     </w:p>
     <w:p>
       <w:pPr>
         <w:pStyle w:val="Heading2"/>
-      </w:pPr>
-      <w:bookmarkStart w:id="9" w:name="_Toc240944827"/>
+        <w:keepNext/>
+        <w:keepLines/>
+      </w:pPr>
+      <w:bookmarkStart w:id="9" w:name="_Toc241065032"/>
       <w:r>
         <w:t>4.3. Федеративное обучение</w:t>
       </w:r>
@@ -3641,7 +3819,7 @@
                 <w:sz w:val="18"/>
                 <w:szCs w:val="18"/>
               </w:rPr>
-              <w:t>Разбиение (val ROC AUC)</w:t>
+              <w:t>Разбиение (holdout ROC AUC)</w:t>
             </w:r>
           </w:p>
         </w:tc>
@@ -3777,7 +3955,7 @@
                 <w:sz w:val="18"/>
                 <w:szCs w:val="18"/>
               </w:rPr>
-              <w:t>0.837</w:t>
+              <w:t>0.825</w:t>
             </w:r>
           </w:p>
         </w:tc>
@@ -3801,7 +3979,7 @@
                 <w:sz w:val="18"/>
                 <w:szCs w:val="18"/>
               </w:rPr>
-              <w:t>0.876</w:t>
+              <w:t>0.822</w:t>
             </w:r>
           </w:p>
         </w:tc>
@@ -3825,7 +4003,7 @@
                 <w:sz w:val="18"/>
                 <w:szCs w:val="18"/>
               </w:rPr>
-              <w:t>0.839 / 0.846 / 0.862</w:t>
+              <w:t>0.787 / 0.816 / 0.786</w:t>
             </w:r>
           </w:p>
         </w:tc>
@@ -3880,7 +4058,7 @@
                 <w:sz w:val="18"/>
                 <w:szCs w:val="18"/>
               </w:rPr>
-              <w:t>0.874</w:t>
+              <w:t>0.814</w:t>
             </w:r>
           </w:p>
         </w:tc>
@@ -3904,7 +4082,7 @@
                 <w:sz w:val="18"/>
                 <w:szCs w:val="18"/>
               </w:rPr>
-              <w:t>0.860</w:t>
+              <w:t>0.800</w:t>
             </w:r>
           </w:p>
         </w:tc>
@@ -3928,7 +4106,7 @@
                 <w:sz w:val="18"/>
                 <w:szCs w:val="18"/>
               </w:rPr>
-              <w:t>0.857 / 0.850 / 0.830</w:t>
+              <w:t>0.811 / 0.788 / 0.686</w:t>
             </w:r>
           </w:p>
         </w:tc>
@@ -3983,7 +4161,7 @@
                 <w:sz w:val="18"/>
                 <w:szCs w:val="18"/>
               </w:rPr>
-              <w:t>0.858</w:t>
+              <w:t>0.824</w:t>
             </w:r>
           </w:p>
         </w:tc>
@@ -4007,7 +4185,7 @@
                 <w:sz w:val="18"/>
                 <w:szCs w:val="18"/>
               </w:rPr>
-              <w:t>0.839</w:t>
+              <w:t>0.756</w:t>
             </w:r>
           </w:p>
         </w:tc>
@@ -4031,7 +4209,7 @@
                 <w:sz w:val="18"/>
                 <w:szCs w:val="18"/>
               </w:rPr>
-              <w:t>0.786 / 0.556 / 0.746</w:t>
+              <w:t>0.592 / 0.647 / 0.706</w:t>
             </w:r>
           </w:p>
         </w:tc>
@@ -4050,19 +4228,363 @@
         <w:rPr>
           <w:color w:val="0B0B0B"/>
         </w:rPr>
-        <w:lastRenderedPageBreak/>
-        <w:t>Когда каждый банк видит только часть схем, модель одного банка плохо переносится на чужие схемы (val AUC до 0.556), а FedAvg почти догоняет общий датасет (0.839 против 0.858) без передачи записей. При случайном и «профильном» разбиении все варианты близки — каждый банк и так видит все темы.</w:t>
+        <w:t>Когда каждый банк видит только часть схем, модель одного банка плохо переносится на чужие схемы (0.592), а FedAvg закрывает две трети разрыва до общего датасета (0.756 против 0.824) без передачи записей. При случайном и «профильном» разбиении все варианты близки — каждый банк и так видит все темы, обмениваться нечем. Польза федеративного обучения возникает именно из различий в опыте банков.</w:t>
+      </w:r>
+    </w:p>
+    <w:p>
+      <w:pPr>
+        <w:pStyle w:val="Heading2"/>
+        <w:keepNext/>
+        <w:keepLines/>
+      </w:pPr>
+      <w:bookmarkStart w:id="10" w:name="_Toc241065033"/>
+      <w:r>
+        <w:t>4.4. Живой режим: задержка</w:t>
+      </w:r>
+      <w:bookmarkEnd w:id="10"/>
+    </w:p>
+    <w:p>
+      <w:pPr>
+        <w:spacing w:after="100" w:line="264" w:lineRule="auto"/>
+      </w:pPr>
+      <w:r>
+        <w:rPr>
+          <w:color w:val="0B0B0B"/>
+        </w:rPr>
+        <w:t>Конвейер demo/live.py: звук (микрофон или запись) → Silero VAD режет поток на реплики по паузам → faster-whisper → детектор. Замер на записи реального звонка длиной 91 с, процессор ноутбука Intel Core Ultra 7 255U, Whisper small, язык задан (results/v3/live_latency_small_ru.json).</w:t>
+      </w:r>
+    </w:p>
+    <w:tbl>
+      <w:tblPr>
+        <w:tblW w:w="9638" w:type="dxa"/>
+        <w:tblBorders>
+          <w:top w:val="single" w:sz="4" w:space="0" w:color="C9C8C2"/>
+          <w:left w:val="single" w:sz="4" w:space="0" w:color="C9C8C2"/>
+          <w:bottom w:val="single" w:sz="4" w:space="0" w:color="C9C8C2"/>
+          <w:right w:val="single" w:sz="4" w:space="0" w:color="C9C8C2"/>
+          <w:insideH w:val="single" w:sz="4" w:space="0" w:color="C9C8C2"/>
+          <w:insideV w:val="single" w:sz="4" w:space="0" w:color="C9C8C2"/>
+        </w:tblBorders>
+        <w:tblCellMar>
+          <w:left w:w="10" w:type="dxa"/>
+          <w:right w:w="10" w:type="dxa"/>
+        </w:tblCellMar>
+        <w:tblLook w:val="0000" w:firstRow="0" w:lastRow="0" w:firstColumn="0" w:lastColumn="0" w:noHBand="0" w:noVBand="0"/>
+      </w:tblPr>
+      <w:tblGrid>
+        <w:gridCol w:w="4819"/>
+        <w:gridCol w:w="4819"/>
+      </w:tblGrid>
+      <w:tr>
+        <w:tblPrEx>
+          <w:tblCellMar>
+            <w:top w:w="0" w:type="dxa"/>
+            <w:bottom w:w="0" w:type="dxa"/>
+          </w:tblCellMar>
+        </w:tblPrEx>
+        <w:trPr>
+          <w:tblHeader/>
+        </w:trPr>
+        <w:tc>
+          <w:tcPr>
+            <w:tcW w:w="4819" w:type="dxa"/>
+            <w:shd w:val="clear" w:color="auto" w:fill="EEF4FC"/>
+            <w:tcMar>
+              <w:top w:w="40" w:type="dxa"/>
+              <w:left w:w="90" w:type="dxa"/>
+              <w:bottom w:w="40" w:type="dxa"/>
+              <w:right w:w="90" w:type="dxa"/>
+            </w:tcMar>
+          </w:tcPr>
+          <w:p>
+            <w:r>
+              <w:rPr>
+                <w:b/>
+                <w:bCs/>
+                <w:color w:val="0B0B0B"/>
+                <w:sz w:val="18"/>
+                <w:szCs w:val="18"/>
+              </w:rPr>
+              <w:t>Звено</w:t>
+            </w:r>
+          </w:p>
+        </w:tc>
+        <w:tc>
+          <w:tcPr>
+            <w:tcW w:w="4819" w:type="dxa"/>
+            <w:shd w:val="clear" w:color="auto" w:fill="EEF4FC"/>
+            <w:tcMar>
+              <w:top w:w="40" w:type="dxa"/>
+              <w:left w:w="90" w:type="dxa"/>
+              <w:bottom w:w="40" w:type="dxa"/>
+              <w:right w:w="90" w:type="dxa"/>
+            </w:tcMar>
+          </w:tcPr>
+          <w:p>
+            <w:pPr>
+              <w:jc w:val="center"/>
+            </w:pPr>
+            <w:r>
+              <w:rPr>
+                <w:b/>
+                <w:bCs/>
+                <w:color w:val="0B0B0B"/>
+                <w:sz w:val="18"/>
+                <w:szCs w:val="18"/>
+              </w:rPr>
+              <w:t>Медиана</w:t>
+            </w:r>
+          </w:p>
+        </w:tc>
+      </w:tr>
+      <w:tr>
+        <w:tblPrEx>
+          <w:tblCellMar>
+            <w:top w:w="0" w:type="dxa"/>
+            <w:bottom w:w="0" w:type="dxa"/>
+          </w:tblCellMar>
+        </w:tblPrEx>
+        <w:tc>
+          <w:tcPr>
+            <w:tcW w:w="4819" w:type="dxa"/>
+            <w:tcMar>
+              <w:top w:w="40" w:type="dxa"/>
+              <w:left w:w="90" w:type="dxa"/>
+              <w:bottom w:w="40" w:type="dxa"/>
+              <w:right w:w="90" w:type="dxa"/>
+            </w:tcMar>
+          </w:tcPr>
+          <w:p>
+            <w:r>
+              <w:rPr>
+                <w:b/>
+                <w:bCs/>
+                <w:color w:val="0B0B0B"/>
+                <w:sz w:val="18"/>
+                <w:szCs w:val="18"/>
+              </w:rPr>
+              <w:t>Ожидание паузы (конец фразы)</w:t>
+            </w:r>
+          </w:p>
+        </w:tc>
+        <w:tc>
+          <w:tcPr>
+            <w:tcW w:w="4819" w:type="dxa"/>
+            <w:tcMar>
+              <w:top w:w="40" w:type="dxa"/>
+              <w:left w:w="90" w:type="dxa"/>
+              <w:bottom w:w="40" w:type="dxa"/>
+              <w:right w:w="90" w:type="dxa"/>
+            </w:tcMar>
+          </w:tcPr>
+          <w:p>
+            <w:pPr>
+              <w:jc w:val="center"/>
+            </w:pPr>
+            <w:r>
+              <w:rPr>
+                <w:color w:val="0B0B0B"/>
+                <w:sz w:val="18"/>
+                <w:szCs w:val="18"/>
+              </w:rPr>
+              <w:t>0,6 с</w:t>
+            </w:r>
+          </w:p>
+        </w:tc>
+      </w:tr>
+      <w:tr>
+        <w:tblPrEx>
+          <w:tblCellMar>
+            <w:top w:w="0" w:type="dxa"/>
+            <w:bottom w:w="0" w:type="dxa"/>
+          </w:tblCellMar>
+        </w:tblPrEx>
+        <w:tc>
+          <w:tcPr>
+            <w:tcW w:w="4819" w:type="dxa"/>
+            <w:tcMar>
+              <w:top w:w="40" w:type="dxa"/>
+              <w:left w:w="90" w:type="dxa"/>
+              <w:bottom w:w="40" w:type="dxa"/>
+              <w:right w:w="90" w:type="dxa"/>
+            </w:tcMar>
+          </w:tcPr>
+          <w:p>
+            <w:r>
+              <w:rPr>
+                <w:b/>
+                <w:bCs/>
+                <w:color w:val="0B0B0B"/>
+                <w:sz w:val="18"/>
+                <w:szCs w:val="18"/>
+              </w:rPr>
+              <w:t>Распознавание речи</w:t>
+            </w:r>
+          </w:p>
+        </w:tc>
+        <w:tc>
+          <w:tcPr>
+            <w:tcW w:w="4819" w:type="dxa"/>
+            <w:tcMar>
+              <w:top w:w="40" w:type="dxa"/>
+              <w:left w:w="90" w:type="dxa"/>
+              <w:bottom w:w="40" w:type="dxa"/>
+              <w:right w:w="90" w:type="dxa"/>
+            </w:tcMar>
+          </w:tcPr>
+          <w:p>
+            <w:pPr>
+              <w:jc w:val="center"/>
+            </w:pPr>
+            <w:r>
+              <w:rPr>
+                <w:color w:val="0B0B0B"/>
+                <w:sz w:val="18"/>
+                <w:szCs w:val="18"/>
+              </w:rPr>
+              <w:t>2,4 с</w:t>
+            </w:r>
+          </w:p>
+        </w:tc>
+      </w:tr>
+      <w:tr>
+        <w:tblPrEx>
+          <w:tblCellMar>
+            <w:top w:w="0" w:type="dxa"/>
+            <w:bottom w:w="0" w:type="dxa"/>
+          </w:tblCellMar>
+        </w:tblPrEx>
+        <w:tc>
+          <w:tcPr>
+            <w:tcW w:w="4819" w:type="dxa"/>
+            <w:tcMar>
+              <w:top w:w="40" w:type="dxa"/>
+              <w:left w:w="90" w:type="dxa"/>
+              <w:bottom w:w="40" w:type="dxa"/>
+              <w:right w:w="90" w:type="dxa"/>
+            </w:tcMar>
+          </w:tcPr>
+          <w:p>
+            <w:r>
+              <w:rPr>
+                <w:b/>
+                <w:bCs/>
+                <w:color w:val="0B0B0B"/>
+                <w:sz w:val="18"/>
+                <w:szCs w:val="18"/>
+              </w:rPr>
+              <w:t>Детектор (префикс до 256 токенов)</w:t>
+            </w:r>
+          </w:p>
+        </w:tc>
+        <w:tc>
+          <w:tcPr>
+            <w:tcW w:w="4819" w:type="dxa"/>
+            <w:tcMar>
+              <w:top w:w="40" w:type="dxa"/>
+              <w:left w:w="90" w:type="dxa"/>
+              <w:bottom w:w="40" w:type="dxa"/>
+              <w:right w:w="90" w:type="dxa"/>
+            </w:tcMar>
+          </w:tcPr>
+          <w:p>
+            <w:pPr>
+              <w:jc w:val="center"/>
+            </w:pPr>
+            <w:r>
+              <w:rPr>
+                <w:color w:val="0B0B0B"/>
+                <w:sz w:val="18"/>
+                <w:szCs w:val="18"/>
+              </w:rPr>
+              <w:t>0,26 с</w:t>
+            </w:r>
+          </w:p>
+        </w:tc>
+      </w:tr>
+      <w:tr>
+        <w:tblPrEx>
+          <w:tblCellMar>
+            <w:top w:w="0" w:type="dxa"/>
+            <w:bottom w:w="0" w:type="dxa"/>
+          </w:tblCellMar>
+        </w:tblPrEx>
+        <w:tc>
+          <w:tcPr>
+            <w:tcW w:w="4819" w:type="dxa"/>
+            <w:tcMar>
+              <w:top w:w="40" w:type="dxa"/>
+              <w:left w:w="90" w:type="dxa"/>
+              <w:bottom w:w="40" w:type="dxa"/>
+              <w:right w:w="90" w:type="dxa"/>
+            </w:tcMar>
+          </w:tcPr>
+          <w:p>
+            <w:r>
+              <w:rPr>
+                <w:b/>
+                <w:bCs/>
+                <w:color w:val="0B0B0B"/>
+                <w:sz w:val="18"/>
+                <w:szCs w:val="18"/>
+              </w:rPr>
+              <w:t>Итого: от конца фразы до риска на экране</w:t>
+            </w:r>
+          </w:p>
+        </w:tc>
+        <w:tc>
+          <w:tcPr>
+            <w:tcW w:w="4819" w:type="dxa"/>
+            <w:tcMar>
+              <w:top w:w="40" w:type="dxa"/>
+              <w:left w:w="90" w:type="dxa"/>
+              <w:bottom w:w="40" w:type="dxa"/>
+              <w:right w:w="90" w:type="dxa"/>
+            </w:tcMar>
+          </w:tcPr>
+          <w:p>
+            <w:pPr>
+              <w:jc w:val="center"/>
+            </w:pPr>
+            <w:r>
+              <w:rPr>
+                <w:color w:val="0B0B0B"/>
+                <w:sz w:val="18"/>
+                <w:szCs w:val="18"/>
+              </w:rPr>
+              <w:t>3,3 с (90% реплик — до 3,9 с)</w:t>
+            </w:r>
+          </w:p>
+        </w:tc>
+      </w:tr>
+    </w:tbl>
+    <w:p>
+      <w:pPr>
+        <w:spacing w:after="120"/>
+      </w:pPr>
+    </w:p>
+    <w:p>
+      <w:pPr>
+        <w:spacing w:after="100" w:line="264" w:lineRule="auto"/>
+      </w:pPr>
+      <w:r>
+        <w:rPr>
+          <w:color w:val="0B0B0B"/>
+        </w:rPr>
+        <w:t>Очередь не копится: 15 реплик за 91 секунду обработаны вовремя. Автоопределение языка удваивает задержку (кодировщик Whisper прогоняется дважды), а large-v3-turbo на этом процессоре тратит 11 с на фразу — для крупных моделей нужна видеокарта. Три секунды несущественны: тревога обычно звучит за несколько реплик до просьбы о коде, то есть за десятки секунд.</w:t>
       </w:r>
     </w:p>
     <w:p>
       <w:pPr>
         <w:pStyle w:val="Heading1"/>
-      </w:pPr>
-      <w:bookmarkStart w:id="10" w:name="_Toc240944828"/>
+        <w:keepNext/>
+        <w:keepLines/>
+      </w:pPr>
+      <w:bookmarkStart w:id="11" w:name="_Toc241065034"/>
       <w:r>
         <w:t>5. Тест-кейсы</w:t>
       </w:r>
-      <w:bookmarkEnd w:id="10"/>
+      <w:bookmarkEnd w:id="11"/>
     </w:p>
     <w:p>
       <w:pPr>
@@ -4072,7 +4594,7 @@
         <w:rPr>
           <w:color w:val="0B0B0B"/>
         </w:rPr>
-        <w:t>Четыре диалога из шаблонного holdout (формулировки не встречались при обучении) встроены в демо (demo/examples.json) и воспроизводятся ссылкой вида ?example=N&amp;play=all:</w:t>
+        <w:t>Четыре диалога из шаблонного holdout корпуса v3.1 (формулировки не встречались ни при обучении, ни при калибровке порога) встроены в демо (demo/examples.json) и воспроизводятся ссылкой вида ?example=N&amp;play=all. Диалоги выбраны детерминированно — первый по порядку идентификатора среди подходящих по сценарию и языку:</w:t>
       </w:r>
     </w:p>
     <w:tbl>
@@ -4234,7 +4756,7 @@
                 <w:sz w:val="18"/>
                 <w:szCs w:val="18"/>
               </w:rPr>
-              <w:t>Мошенник-«техподдержка», рус.: «сбой в приложении» → «установите QuickSupport»</w:t>
+              <w:t>Мошенник-«техподдержка», рус.: «вернём деньги за двойное списание» → «зайдите в мобильный банк, пока я подключён»</w:t>
             </w:r>
           </w:p>
         </w:tc>
@@ -4258,7 +4780,7 @@
                 <w:sz w:val="18"/>
                 <w:szCs w:val="18"/>
               </w:rPr>
-              <w:t>Модель: тревога с реплики 4 — за 3 реплики до запроса; правила: только на реплике 7</w:t>
+              <w:t>Модель: тревога с реплики 3 — за 3 реплики до захвата; правила: только на реплике 8</w:t>
             </w:r>
           </w:p>
         </w:tc>
@@ -4335,7 +4857,7 @@
                 <w:sz w:val="18"/>
                 <w:szCs w:val="18"/>
               </w:rPr>
-              <w:t>Модель: риск 0%, тревоги нет; правила: ложная тревога на «не кладите трубку»</w:t>
+              <w:t>Модель: тревоги нет; правила: ложная тревога на «не кладите трубку»</w:t>
             </w:r>
           </w:p>
         </w:tc>
@@ -4412,7 +4934,7 @@
                 <w:sz w:val="18"/>
                 <w:szCs w:val="18"/>
               </w:rPr>
-              <w:t>Модель: тревога на стадии давления (реплики 3–5); правила: на просьбе кода (реплика 7)</w:t>
+              <w:t>Модель: тревога с реплики 6 — на давлении временем; правила: на самой просьбе кода (реплика 9)</w:t>
             </w:r>
           </w:p>
         </w:tc>
@@ -4489,7 +5011,7 @@
                 <w:sz w:val="18"/>
                 <w:szCs w:val="18"/>
               </w:rPr>
-              <w:t>Модель: 0%; правила: ложная тревога на «кодтарды ешкімге айтпаңыз»</w:t>
+              <w:t>Модель: тревоги нет; правила: ложная тревога на «кодты ешкімге айтпаңыз»</w:t>
             </w:r>
           </w:p>
         </w:tc>
@@ -4514,12 +5036,14 @@
     <w:p>
       <w:pPr>
         <w:pStyle w:val="Heading1"/>
-      </w:pPr>
-      <w:bookmarkStart w:id="11" w:name="_Toc240944829"/>
+        <w:keepNext/>
+        <w:keepLines/>
+      </w:pPr>
+      <w:bookmarkStart w:id="12" w:name="_Toc241065035"/>
       <w:r>
         <w:t>6. Ограничения</w:t>
       </w:r>
-      <w:bookmarkEnd w:id="11"/>
+      <w:bookmarkEnd w:id="12"/>
     </w:p>
     <w:p>
       <w:pPr>
@@ -4550,7 +5074,7 @@
         <w:rPr>
           <w:color w:val="0B0B0B"/>
         </w:rPr>
-        <w:t>Фразобанк мал, особенно казахский: у многих пулов 2–3 варианта, поэтому val частично пересекается с обучением по шаблонам (порог с val оптимистичен).</w:t>
+        <w:t>Длины реплик звонящего немного различаются между классами (проба по одним лишь длинам — AUC 0.63 при пороге 0.65).</w:t>
       </w:r>
     </w:p>
     <w:p>
@@ -4566,7 +5090,7 @@
         <w:rPr>
           <w:color w:val="0B0B0B"/>
         </w:rPr>
-        <w:t>Казахский текст не вычитан носителем; казахские паттерны правил беднее русских.</w:t>
+        <w:t>Отрицание модель читает плохо: «если предложат установить AnyDesk — откажитесь» и «установите AnyDesk» для неё похожи.</w:t>
       </w:r>
     </w:p>
     <w:p>
@@ -4582,7 +5106,7 @@
         <w:rPr>
           <w:color w:val="0B0B0B"/>
         </w:rPr>
-        <w:t>Внешний тест — перевод (NLLB, KazLLM) и ASR; живой казахской речи мошенников в открытом доступе нет.</w:t>
+        <w:t>В живом режиме на процессоре ноутбука успевает только Whisper small, а он на телефонном звуке ошибается: в прогоне по записи SIM-своп-звонка тревога не прозвучала, хотя на полной расшифровке large-v3 её дают два сида из трёх.</w:t>
       </w:r>
     </w:p>
     <w:p>
@@ -4598,7 +5122,7 @@
         <w:rPr>
           <w:color w:val="0B0B0B"/>
         </w:rPr>
-        <w:t>ASR для казахского искажает ключевые слова (Whisper: «ешкімге айтпаңыз» → «еш кім ғайтпаңыз»).</w:t>
+        <w:t>Казахский текст не вычитан носителем; казахские паттерны правил беднее русских.</w:t>
       </w:r>
     </w:p>
     <w:p>
@@ -4614,18 +5138,52 @@
         <w:rPr>
           <w:color w:val="0B0B0B"/>
         </w:rPr>
+        <w:t>Внешний тест — перевод (NLLB, KazLLM) и ASR; живой казахской речи мошенников в открытом доступе нет.</w:t>
+      </w:r>
+    </w:p>
+    <w:p>
+      <w:pPr>
+        <w:pStyle w:val="ListParagraph"/>
+        <w:numPr>
+          <w:ilvl w:val="0"/>
+          <w:numId w:val="2"/>
+        </w:numPr>
+        <w:spacing w:after="50" w:line="264" w:lineRule="auto"/>
+      </w:pPr>
+      <w:r>
+        <w:rPr>
+          <w:color w:val="0B0B0B"/>
+        </w:rPr>
+        <w:t>ASR для казахского искажает ключевые слова (Whisper: «ешкімге айтпаңыз» → «еш кім ғайтпаңыз»).</w:t>
+      </w:r>
+    </w:p>
+    <w:p>
+      <w:pPr>
+        <w:pStyle w:val="ListParagraph"/>
+        <w:numPr>
+          <w:ilvl w:val="0"/>
+          <w:numId w:val="2"/>
+        </w:numPr>
+        <w:spacing w:after="50" w:line="264" w:lineRule="auto"/>
+      </w:pPr>
+      <w:r>
+        <w:rPr>
+          <w:color w:val="0B0B0B"/>
+        </w:rPr>
         <w:t>Клонированный голос (SC08) по тексту почти не отличить от настоящей просьбы родственника — нужен акустический модуль.</w:t>
       </w:r>
     </w:p>
     <w:p>
       <w:pPr>
         <w:pStyle w:val="Heading1"/>
-      </w:pPr>
-      <w:bookmarkStart w:id="12" w:name="_Toc240944830"/>
+        <w:keepNext/>
+        <w:keepLines/>
+      </w:pPr>
+      <w:bookmarkStart w:id="13" w:name="_Toc241065036"/>
       <w:r>
         <w:t>7. План доработки (TRL)</w:t>
       </w:r>
-      <w:bookmarkEnd w:id="12"/>
+      <w:bookmarkEnd w:id="13"/>
     </w:p>
     <w:tbl>
       <w:tblPr>
@@ -4812,7 +5370,7 @@
                 <w:sz w:val="18"/>
                 <w:szCs w:val="18"/>
               </w:rPr>
-              <w:t>Прототип, корпус v2, внешний тест, федеративный эксперимент, демо</w:t>
+              <w:t>Прототип, корпус v3.1, внешний тест, федеративный эксперимент, демо с живым звонком</w:t>
             </w:r>
           </w:p>
         </w:tc>
@@ -5161,13 +5719,14 @@
     <w:p>
       <w:pPr>
         <w:pStyle w:val="Heading1"/>
-      </w:pPr>
-      <w:bookmarkStart w:id="13" w:name="_Toc240944831"/>
-      <w:r>
-        <w:lastRenderedPageBreak/>
+        <w:keepNext/>
+        <w:keepLines/>
+      </w:pPr>
+      <w:bookmarkStart w:id="14" w:name="_Toc241065037"/>
+      <w:r>
         <w:t>8. Воспроизведение</w:t>
       </w:r>
-      <w:bookmarkEnd w:id="13"/>
+      <w:bookmarkEnd w:id="14"/>
     </w:p>
     <w:p>
       <w:pPr>
@@ -5430,10 +5989,96 @@
 <file path=word/numbering.xml><?xml version="1.0" encoding="utf-8"?>
 <w:numbering xmlns:wpc="http://schemas.microsoft.com/office/word/2010/wordprocessingCanvas" xmlns:cx="http://schemas.microsoft.com/office/drawing/2014/chartex" xmlns:cx1="http://schemas.microsoft.com/office/drawing/2015/9/8/chartex" xmlns:cx2="http://schemas.microsoft.com/office/drawing/2015/10/21/chartex" xmlns:cx3="http://schemas.microsoft.com/office/drawing/2016/5/9/chartex" xmlns:cx4="http://schemas.microsoft.com/office/drawing/2016/5/10/chartex" xmlns:cx5="http://schemas.microsoft.com/office/drawing/2016/5/11/chartex" xmlns:cx6="http://schemas.microsoft.com/office/drawing/2016/5/12/chartex" xmlns:cx7="http://schemas.microsoft.com/office/drawing/2016/5/13/chartex" xmlns:cx8="http://schemas.microsoft.com/office/drawing/2016/5/14/chartex" xmlns:mc="http://schemas.openxmlformats.org/markup-compatibility/2006" xmlns:aink="http://schemas.microsoft.com/office/drawing/2016/ink" xmlns:am3d="http://schemas.microsoft.com/office/drawing/2017/model3d" xmlns:o="urn:schemas-microsoft-com:office:office" xmlns:oel="http://schemas.microsoft.com/office/2019/extlst" xmlns:r="http://schemas.openxmlformats.org/officeDocument/2006/relationships" xmlns:m="http://schemas.openxmlformats.org/officeDocument/2006/math" xmlns:v="urn:schemas-microsoft-com:vml" xmlns:wp14="http://schemas.microsoft.com/office/word/2010/wordprocessingDrawing" xmlns:wp="http://schemas.openxmlformats.org/drawingml/2006/wordprocessingDrawing" xmlns:w10="urn:schemas-microsoft-com:office:word" xmlns:w="http://schemas.openxmlformats.org/wordprocessingml/2006/main" xmlns:w14="http://schemas.microsoft.com/office/word/2010/wordml" xmlns:w15="http://schemas.microsoft.com/office/word/2012/wordml" xmlns:w16cex="http://schemas.microsoft.com/office/word/2018/wordml/cex" xmlns:w16cid="http://schemas.microsoft.com/office/word/2016/wordml/cid" xmlns:w16="http://schemas.microsoft.com/office/word/2018/wordml" xmlns:w16du="http://schemas.microsoft.com/office/word/2023/wordml/word16du" xmlns:w16sdtdh="http://schemas.microsoft.com/office/word/2020/wordml/sdtdatahash" xmlns:w16sdtfl="http://schemas.microsoft.com/office/word/2024/wordml/sdtformatlock" xmlns:w16se="http://schemas.microsoft.com/office/word/2015/wordml/symex" xmlns:wpg="http://schemas.microsoft.com/office/word/2010/wordprocessingGroup" xmlns:wpi="http://schemas.microsoft.com/office/word/2010/wordprocessingInk" xmlns:wne="http://schemas.microsoft.com/office/word/2006/wordml" xmlns:wps="http://schemas.microsoft.com/office/word/2010/wordprocessingShape" mc:Ignorable="w14 w15 w16se w16cid w16 w16cex w16sdtdh w16sdtfl w16du wp14">
   <w:abstractNum w:abstractNumId="0" w15:restartNumberingAfterBreak="0">
-    <w:nsid w:val="1FD9702E"/>
+    <w:nsid w:val="0CC33AB4"/>
     <w:multiLevelType w:val="hybridMultilevel"/>
-    <w:tmpl w:val="CC686492"/>
-    <w:lvl w:ilvl="0" w:tplc="B6CA0E8A">
+    <w:tmpl w:val="82D0F938"/>
+    <w:lvl w:ilvl="0" w:tplc="7FA4599E">
+      <w:start w:val="1"/>
+      <w:numFmt w:val="bullet"/>
+      <w:lvlText w:val="●"/>
+      <w:lvlJc w:val="left"/>
+      <w:pPr>
+        <w:ind w:left="720" w:hanging="360"/>
+      </w:pPr>
+    </w:lvl>
+    <w:lvl w:ilvl="1" w:tplc="56B6D940">
+      <w:start w:val="1"/>
+      <w:numFmt w:val="bullet"/>
+      <w:lvlText w:val="○"/>
+      <w:lvlJc w:val="left"/>
+      <w:pPr>
+        <w:ind w:left="1440" w:hanging="360"/>
+      </w:pPr>
+    </w:lvl>
+    <w:lvl w:ilvl="2" w:tplc="E4C60014">
+      <w:start w:val="1"/>
+      <w:numFmt w:val="bullet"/>
+      <w:lvlText w:val="■"/>
+      <w:lvlJc w:val="left"/>
+      <w:pPr>
+        <w:ind w:left="2160" w:hanging="360"/>
+      </w:pPr>
+    </w:lvl>
+    <w:lvl w:ilvl="3" w:tplc="680AA34A">
+      <w:start w:val="1"/>
+      <w:numFmt w:val="bullet"/>
+      <w:lvlText w:val="●"/>
+      <w:lvlJc w:val="left"/>
+      <w:pPr>
+        <w:ind w:left="2880" w:hanging="360"/>
+      </w:pPr>
+    </w:lvl>
+    <w:lvl w:ilvl="4" w:tplc="F42A9160">
+      <w:start w:val="1"/>
+      <w:numFmt w:val="bullet"/>
+      <w:lvlText w:val="○"/>
+      <w:lvlJc w:val="left"/>
+      <w:pPr>
+        <w:ind w:left="3600" w:hanging="360"/>
+      </w:pPr>
+    </w:lvl>
+    <w:lvl w:ilvl="5" w:tplc="9B9AF52C">
+      <w:start w:val="1"/>
+      <w:numFmt w:val="bullet"/>
+      <w:lvlText w:val="■"/>
+      <w:lvlJc w:val="left"/>
+      <w:pPr>
+        <w:ind w:left="4320" w:hanging="360"/>
+      </w:pPr>
+    </w:lvl>
+    <w:lvl w:ilvl="6" w:tplc="4C442804">
+      <w:start w:val="1"/>
+      <w:numFmt w:val="bullet"/>
+      <w:lvlText w:val="●"/>
+      <w:lvlJc w:val="left"/>
+      <w:pPr>
+        <w:ind w:left="5040" w:hanging="360"/>
+      </w:pPr>
+    </w:lvl>
+    <w:lvl w:ilvl="7" w:tplc="9CD411A8">
+      <w:start w:val="1"/>
+      <w:numFmt w:val="bullet"/>
+      <w:lvlText w:val="●"/>
+      <w:lvlJc w:val="left"/>
+      <w:pPr>
+        <w:ind w:left="5760" w:hanging="360"/>
+      </w:pPr>
+    </w:lvl>
+    <w:lvl w:ilvl="8" w:tplc="C51E9476">
+      <w:start w:val="1"/>
+      <w:numFmt w:val="bullet"/>
+      <w:lvlText w:val="●"/>
+      <w:lvlJc w:val="left"/>
+      <w:pPr>
+        <w:ind w:left="6480" w:hanging="360"/>
+      </w:pPr>
+    </w:lvl>
+  </w:abstractNum>
+  <w:abstractNum w:abstractNumId="1" w15:restartNumberingAfterBreak="0">
+    <w:nsid w:val="378F3759"/>
+    <w:multiLevelType w:val="hybridMultilevel"/>
+    <w:tmpl w:val="1D9E915C"/>
+    <w:lvl w:ilvl="0" w:tplc="13168A70">
       <w:start w:val="1"/>
       <w:numFmt w:val="bullet"/>
       <w:lvlText w:val="•"/>
@@ -5442,141 +6087,55 @@
         <w:ind w:left="360" w:hanging="240"/>
       </w:pPr>
     </w:lvl>
-    <w:lvl w:ilvl="1" w:tplc="10A2881C">
+    <w:lvl w:ilvl="1" w:tplc="9392ACC2">
       <w:numFmt w:val="decimal"/>
       <w:lvlText w:val=""/>
       <w:lvlJc w:val="left"/>
     </w:lvl>
-    <w:lvl w:ilvl="2" w:tplc="082A727C">
+    <w:lvl w:ilvl="2" w:tplc="36F4A9D8">
       <w:numFmt w:val="decimal"/>
       <w:lvlText w:val=""/>
       <w:lvlJc w:val="left"/>
     </w:lvl>
-    <w:lvl w:ilvl="3" w:tplc="95F6923E">
+    <w:lvl w:ilvl="3" w:tplc="6BA2BB54">
       <w:numFmt w:val="decimal"/>
       <w:lvlText w:val=""/>
       <w:lvlJc w:val="left"/>
     </w:lvl>
-    <w:lvl w:ilvl="4" w:tplc="F1C0090E">
+    <w:lvl w:ilvl="4" w:tplc="3CEE031A">
       <w:numFmt w:val="decimal"/>
       <w:lvlText w:val=""/>
       <w:lvlJc w:val="left"/>
     </w:lvl>
-    <w:lvl w:ilvl="5" w:tplc="CB169142">
+    <w:lvl w:ilvl="5" w:tplc="584261D0">
       <w:numFmt w:val="decimal"/>
       <w:lvlText w:val=""/>
       <w:lvlJc w:val="left"/>
     </w:lvl>
-    <w:lvl w:ilvl="6" w:tplc="130E76AE">
+    <w:lvl w:ilvl="6" w:tplc="D3944ADE">
       <w:numFmt w:val="decimal"/>
       <w:lvlText w:val=""/>
       <w:lvlJc w:val="left"/>
     </w:lvl>
-    <w:lvl w:ilvl="7" w:tplc="8F74EF42">
+    <w:lvl w:ilvl="7" w:tplc="753E6CAE">
       <w:numFmt w:val="decimal"/>
       <w:lvlText w:val=""/>
       <w:lvlJc w:val="left"/>
     </w:lvl>
-    <w:lvl w:ilvl="8" w:tplc="411C2460">
+    <w:lvl w:ilvl="8" w:tplc="EBAA6E7C">
       <w:numFmt w:val="decimal"/>
       <w:lvlText w:val=""/>
       <w:lvlJc w:val="left"/>
     </w:lvl>
   </w:abstractNum>
-  <w:abstractNum w:abstractNumId="1" w15:restartNumberingAfterBreak="0">
-    <w:nsid w:val="5D595FAD"/>
-    <w:multiLevelType w:val="hybridMultilevel"/>
-    <w:tmpl w:val="0798D448"/>
-    <w:lvl w:ilvl="0" w:tplc="87368406">
-      <w:start w:val="1"/>
-      <w:numFmt w:val="bullet"/>
-      <w:lvlText w:val="●"/>
-      <w:lvlJc w:val="left"/>
-      <w:pPr>
-        <w:ind w:left="720" w:hanging="360"/>
-      </w:pPr>
-    </w:lvl>
-    <w:lvl w:ilvl="1" w:tplc="53CE5AC2">
-      <w:start w:val="1"/>
-      <w:numFmt w:val="bullet"/>
-      <w:lvlText w:val="○"/>
-      <w:lvlJc w:val="left"/>
-      <w:pPr>
-        <w:ind w:left="1440" w:hanging="360"/>
-      </w:pPr>
-    </w:lvl>
-    <w:lvl w:ilvl="2" w:tplc="5BC620F8">
-      <w:start w:val="1"/>
-      <w:numFmt w:val="bullet"/>
-      <w:lvlText w:val="■"/>
-      <w:lvlJc w:val="left"/>
-      <w:pPr>
-        <w:ind w:left="2160" w:hanging="360"/>
-      </w:pPr>
-    </w:lvl>
-    <w:lvl w:ilvl="3" w:tplc="1758DE96">
-      <w:start w:val="1"/>
-      <w:numFmt w:val="bullet"/>
-      <w:lvlText w:val="●"/>
-      <w:lvlJc w:val="left"/>
-      <w:pPr>
-        <w:ind w:left="2880" w:hanging="360"/>
-      </w:pPr>
-    </w:lvl>
-    <w:lvl w:ilvl="4" w:tplc="C5CEF68A">
-      <w:start w:val="1"/>
-      <w:numFmt w:val="bullet"/>
-      <w:lvlText w:val="○"/>
-      <w:lvlJc w:val="left"/>
-      <w:pPr>
-        <w:ind w:left="3600" w:hanging="360"/>
-      </w:pPr>
-    </w:lvl>
-    <w:lvl w:ilvl="5" w:tplc="BF605858">
-      <w:start w:val="1"/>
-      <w:numFmt w:val="bullet"/>
-      <w:lvlText w:val="■"/>
-      <w:lvlJc w:val="left"/>
-      <w:pPr>
-        <w:ind w:left="4320" w:hanging="360"/>
-      </w:pPr>
-    </w:lvl>
-    <w:lvl w:ilvl="6" w:tplc="9148FB5C">
-      <w:start w:val="1"/>
-      <w:numFmt w:val="bullet"/>
-      <w:lvlText w:val="●"/>
-      <w:lvlJc w:val="left"/>
-      <w:pPr>
-        <w:ind w:left="5040" w:hanging="360"/>
-      </w:pPr>
-    </w:lvl>
-    <w:lvl w:ilvl="7" w:tplc="A7DACE22">
-      <w:start w:val="1"/>
-      <w:numFmt w:val="bullet"/>
-      <w:lvlText w:val="●"/>
-      <w:lvlJc w:val="left"/>
-      <w:pPr>
-        <w:ind w:left="5760" w:hanging="360"/>
-      </w:pPr>
-    </w:lvl>
-    <w:lvl w:ilvl="8" w:tplc="AE80EAC0">
-      <w:start w:val="1"/>
-      <w:numFmt w:val="bullet"/>
-      <w:lvlText w:val="●"/>
-      <w:lvlJc w:val="left"/>
-      <w:pPr>
-        <w:ind w:left="6480" w:hanging="360"/>
-      </w:pPr>
-    </w:lvl>
-  </w:abstractNum>
-  <w:num w:numId="1" w16cid:durableId="879130641">
-    <w:abstractNumId w:val="1"/>
+  <w:num w:numId="1" w16cid:durableId="21784623">
+    <w:abstractNumId w:val="0"/>
     <w:lvlOverride w:ilvl="0">
       <w:startOverride w:val="1"/>
     </w:lvlOverride>
   </w:num>
-  <w:num w:numId="2" w16cid:durableId="1534807145">
-    <w:abstractNumId w:val="0"/>
+  <w:num w:numId="2" w16cid:durableId="1643584199">
+    <w:abstractNumId w:val="1"/>
     <w:lvlOverride w:ilvl="0">
       <w:startOverride w:val="1"/>
     </w:lvlOverride>
@@ -6194,7 +6753,7 @@
     <w:autoRedefine/>
     <w:uiPriority w:val="39"/>
     <w:unhideWhenUsed/>
-    <w:rsid w:val="00903609"/>
+    <w:rsid w:val="0060606B"/>
     <w:pPr>
       <w:spacing w:after="100"/>
     </w:pPr>
@@ -6206,7 +6765,7 @@
     <w:autoRedefine/>
     <w:uiPriority w:val="39"/>
     <w:unhideWhenUsed/>
-    <w:rsid w:val="00903609"/>
+    <w:rsid w:val="0060606B"/>
     <w:pPr>
       <w:spacing w:after="100"/>
       <w:ind w:left="210"/>

--- a/docs/submission/Qalqan_tech-appendix.docx
+++ b/docs/submission/Qalqan_tech-appendix.docx
@@ -108,7 +108,7 @@
     <w:sdt>
       <w:sdtPr>
         <w:alias w:val="Содержание"/>
-        <w:id w:val="22449834"/>
+        <w:id w:val="-779109247"/>
       </w:sdtPr>
       <w:sdtEndPr/>
       <w:sdtContent>
@@ -136,7 +136,7 @@
           <w:r>
             <w:fldChar w:fldCharType="separate"/>
           </w:r>
-          <w:hyperlink w:anchor="_Toc241065023" w:history="1">
+          <w:hyperlink w:anchor="_Toc241082850" w:history="1">
             <w:r>
               <w:rPr>
                 <w:rStyle w:val="Hyperlink"/>
@@ -160,7 +160,7 @@
               <w:rPr>
                 <w:noProof/>
               </w:rPr>
-              <w:instrText xml:space="preserve"> PAGEREF _Toc241065023 \h </w:instrText>
+              <w:instrText xml:space="preserve"> PAGEREF _Toc241082850 \h </w:instrText>
             </w:r>
             <w:r>
               <w:rPr>
@@ -202,7 +202,7 @@
               <w14:ligatures w14:val="standardContextual"/>
             </w:rPr>
           </w:pPr>
-          <w:hyperlink w:anchor="_Toc241065024" w:history="1">
+          <w:hyperlink w:anchor="_Toc241082851" w:history="1">
             <w:r>
               <w:rPr>
                 <w:rStyle w:val="Hyperlink"/>
@@ -226,7 +226,7 @@
               <w:rPr>
                 <w:noProof/>
               </w:rPr>
-              <w:instrText xml:space="preserve"> PAGEREF _Toc241065024 \h </w:instrText>
+              <w:instrText xml:space="preserve"> PAGEREF _Toc241082851 \h </w:instrText>
             </w:r>
             <w:r>
               <w:rPr>
@@ -268,7 +268,7 @@
               <w14:ligatures w14:val="standardContextual"/>
             </w:rPr>
           </w:pPr>
-          <w:hyperlink w:anchor="_Toc241065025" w:history="1">
+          <w:hyperlink w:anchor="_Toc241082852" w:history="1">
             <w:r>
               <w:rPr>
                 <w:rStyle w:val="Hyperlink"/>
@@ -292,7 +292,7 @@
               <w:rPr>
                 <w:noProof/>
               </w:rPr>
-              <w:instrText xml:space="preserve"> PAGEREF _Toc241065025 \h </w:instrText>
+              <w:instrText xml:space="preserve"> PAGEREF _Toc241082852 \h </w:instrText>
             </w:r>
             <w:r>
               <w:rPr>
@@ -334,7 +334,7 @@
               <w14:ligatures w14:val="standardContextual"/>
             </w:rPr>
           </w:pPr>
-          <w:hyperlink w:anchor="_Toc241065026" w:history="1">
+          <w:hyperlink w:anchor="_Toc241082853" w:history="1">
             <w:r>
               <w:rPr>
                 <w:rStyle w:val="Hyperlink"/>
@@ -358,7 +358,7 @@
               <w:rPr>
                 <w:noProof/>
               </w:rPr>
-              <w:instrText xml:space="preserve"> PAGEREF _Toc241065026 \h </w:instrText>
+              <w:instrText xml:space="preserve"> PAGEREF _Toc241082853 \h </w:instrText>
             </w:r>
             <w:r>
               <w:rPr>
@@ -400,7 +400,7 @@
               <w14:ligatures w14:val="standardContextual"/>
             </w:rPr>
           </w:pPr>
-          <w:hyperlink w:anchor="_Toc241065027" w:history="1">
+          <w:hyperlink w:anchor="_Toc241082854" w:history="1">
             <w:r>
               <w:rPr>
                 <w:rStyle w:val="Hyperlink"/>
@@ -424,7 +424,7 @@
               <w:rPr>
                 <w:noProof/>
               </w:rPr>
-              <w:instrText xml:space="preserve"> PAGEREF _Toc241065027 \h </w:instrText>
+              <w:instrText xml:space="preserve"> PAGEREF _Toc241082854 \h </w:instrText>
             </w:r>
             <w:r>
               <w:rPr>
@@ -466,7 +466,7 @@
               <w14:ligatures w14:val="standardContextual"/>
             </w:rPr>
           </w:pPr>
-          <w:hyperlink w:anchor="_Toc241065028" w:history="1">
+          <w:hyperlink w:anchor="_Toc241082855" w:history="1">
             <w:r>
               <w:rPr>
                 <w:rStyle w:val="Hyperlink"/>
@@ -490,7 +490,7 @@
               <w:rPr>
                 <w:noProof/>
               </w:rPr>
-              <w:instrText xml:space="preserve"> PAGEREF _Toc241065028 \h </w:instrText>
+              <w:instrText xml:space="preserve"> PAGEREF _Toc241082855 \h </w:instrText>
             </w:r>
             <w:r>
               <w:rPr>
@@ -532,7 +532,7 @@
               <w14:ligatures w14:val="standardContextual"/>
             </w:rPr>
           </w:pPr>
-          <w:hyperlink w:anchor="_Toc241065029" w:history="1">
+          <w:hyperlink w:anchor="_Toc241082856" w:history="1">
             <w:r>
               <w:rPr>
                 <w:rStyle w:val="Hyperlink"/>
@@ -556,7 +556,7 @@
               <w:rPr>
                 <w:noProof/>
               </w:rPr>
-              <w:instrText xml:space="preserve"> PAGEREF _Toc241065029 \h </w:instrText>
+              <w:instrText xml:space="preserve"> PAGEREF _Toc241082856 \h </w:instrText>
             </w:r>
             <w:r>
               <w:rPr>
@@ -598,7 +598,7 @@
               <w14:ligatures w14:val="standardContextual"/>
             </w:rPr>
           </w:pPr>
-          <w:hyperlink w:anchor="_Toc241065030" w:history="1">
+          <w:hyperlink w:anchor="_Toc241082857" w:history="1">
             <w:r>
               <w:rPr>
                 <w:rStyle w:val="Hyperlink"/>
@@ -622,7 +622,7 @@
               <w:rPr>
                 <w:noProof/>
               </w:rPr>
-              <w:instrText xml:space="preserve"> PAGEREF _Toc241065030 \h </w:instrText>
+              <w:instrText xml:space="preserve"> PAGEREF _Toc241082857 \h </w:instrText>
             </w:r>
             <w:r>
               <w:rPr>
@@ -664,7 +664,7 @@
               <w14:ligatures w14:val="standardContextual"/>
             </w:rPr>
           </w:pPr>
-          <w:hyperlink w:anchor="_Toc241065031" w:history="1">
+          <w:hyperlink w:anchor="_Toc241082858" w:history="1">
             <w:r>
               <w:rPr>
                 <w:rStyle w:val="Hyperlink"/>
@@ -688,7 +688,7 @@
               <w:rPr>
                 <w:noProof/>
               </w:rPr>
-              <w:instrText xml:space="preserve"> PAGEREF _Toc241065031 \h </w:instrText>
+              <w:instrText xml:space="preserve"> PAGEREF _Toc241082858 \h </w:instrText>
             </w:r>
             <w:r>
               <w:rPr>
@@ -730,7 +730,7 @@
               <w14:ligatures w14:val="standardContextual"/>
             </w:rPr>
           </w:pPr>
-          <w:hyperlink w:anchor="_Toc241065032" w:history="1">
+          <w:hyperlink w:anchor="_Toc241082859" w:history="1">
             <w:r>
               <w:rPr>
                 <w:rStyle w:val="Hyperlink"/>
@@ -754,7 +754,7 @@
               <w:rPr>
                 <w:noProof/>
               </w:rPr>
-              <w:instrText xml:space="preserve"> PAGEREF _Toc241065032 \h </w:instrText>
+              <w:instrText xml:space="preserve"> PAGEREF _Toc241082859 \h </w:instrText>
             </w:r>
             <w:r>
               <w:rPr>
@@ -796,7 +796,7 @@
               <w14:ligatures w14:val="standardContextual"/>
             </w:rPr>
           </w:pPr>
-          <w:hyperlink w:anchor="_Toc241065033" w:history="1">
+          <w:hyperlink w:anchor="_Toc241082860" w:history="1">
             <w:r>
               <w:rPr>
                 <w:rStyle w:val="Hyperlink"/>
@@ -820,7 +820,7 @@
               <w:rPr>
                 <w:noProof/>
               </w:rPr>
-              <w:instrText xml:space="preserve"> PAGEREF _Toc241065033 \h </w:instrText>
+              <w:instrText xml:space="preserve"> PAGEREF _Toc241082860 \h </w:instrText>
             </w:r>
             <w:r>
               <w:rPr>
@@ -862,7 +862,7 @@
               <w14:ligatures w14:val="standardContextual"/>
             </w:rPr>
           </w:pPr>
-          <w:hyperlink w:anchor="_Toc241065034" w:history="1">
+          <w:hyperlink w:anchor="_Toc241082861" w:history="1">
             <w:r>
               <w:rPr>
                 <w:rStyle w:val="Hyperlink"/>
@@ -886,7 +886,7 @@
               <w:rPr>
                 <w:noProof/>
               </w:rPr>
-              <w:instrText xml:space="preserve"> PAGEREF _Toc241065034 \h </w:instrText>
+              <w:instrText xml:space="preserve"> PAGEREF _Toc241082861 \h </w:instrText>
             </w:r>
             <w:r>
               <w:rPr>
@@ -903,7 +903,7 @@
               <w:rPr>
                 <w:noProof/>
               </w:rPr>
-              <w:t>4</w:t>
+              <w:t>5</w:t>
             </w:r>
             <w:r>
               <w:rPr>
@@ -928,7 +928,7 @@
               <w14:ligatures w14:val="standardContextual"/>
             </w:rPr>
           </w:pPr>
-          <w:hyperlink w:anchor="_Toc241065035" w:history="1">
+          <w:hyperlink w:anchor="_Toc241082862" w:history="1">
             <w:r>
               <w:rPr>
                 <w:rStyle w:val="Hyperlink"/>
@@ -952,7 +952,7 @@
               <w:rPr>
                 <w:noProof/>
               </w:rPr>
-              <w:instrText xml:space="preserve"> PAGEREF _Toc241065035 \h </w:instrText>
+              <w:instrText xml:space="preserve"> PAGEREF _Toc241082862 \h </w:instrText>
             </w:r>
             <w:r>
               <w:rPr>
@@ -994,7 +994,7 @@
               <w14:ligatures w14:val="standardContextual"/>
             </w:rPr>
           </w:pPr>
-          <w:hyperlink w:anchor="_Toc241065036" w:history="1">
+          <w:hyperlink w:anchor="_Toc241082863" w:history="1">
             <w:r>
               <w:rPr>
                 <w:rStyle w:val="Hyperlink"/>
@@ -1018,7 +1018,7 @@
               <w:rPr>
                 <w:noProof/>
               </w:rPr>
-              <w:instrText xml:space="preserve"> PAGEREF _Toc241065036 \h </w:instrText>
+              <w:instrText xml:space="preserve"> PAGEREF _Toc241082863 \h </w:instrText>
             </w:r>
             <w:r>
               <w:rPr>
@@ -1060,7 +1060,7 @@
               <w14:ligatures w14:val="standardContextual"/>
             </w:rPr>
           </w:pPr>
-          <w:hyperlink w:anchor="_Toc241065037" w:history="1">
+          <w:hyperlink w:anchor="_Toc241082864" w:history="1">
             <w:r>
               <w:rPr>
                 <w:rStyle w:val="Hyperlink"/>
@@ -1084,7 +1084,7 @@
               <w:rPr>
                 <w:noProof/>
               </w:rPr>
-              <w:instrText xml:space="preserve"> PAGEREF _Toc241065037 \h </w:instrText>
+              <w:instrText xml:space="preserve"> PAGEREF _Toc241082864 \h </w:instrText>
             </w:r>
             <w:r>
               <w:rPr>
@@ -1101,7 +1101,7 @@
               <w:rPr>
                 <w:noProof/>
               </w:rPr>
-              <w:t>5</w:t>
+              <w:t>6</w:t>
             </w:r>
             <w:r>
               <w:rPr>
@@ -1124,7 +1124,7 @@
         <w:keepNext/>
         <w:keepLines/>
       </w:pPr>
-      <w:bookmarkStart w:id="0" w:name="_Toc241065023"/>
+      <w:bookmarkStart w:id="0" w:name="_Toc241082850"/>
       <w:r>
         <w:t>1. Задача и метрики</w:t>
       </w:r>
@@ -1254,7 +1254,7 @@
         <w:keepNext/>
         <w:keepLines/>
       </w:pPr>
-      <w:bookmarkStart w:id="1" w:name="_Toc241065024"/>
+      <w:bookmarkStart w:id="1" w:name="_Toc241082851"/>
       <w:r>
         <w:t>2. Данные</w:t>
       </w:r>
@@ -1266,7 +1266,7 @@
         <w:keepNext/>
         <w:keepLines/>
       </w:pPr>
-      <w:bookmarkStart w:id="2" w:name="_Toc241065025"/>
+      <w:bookmarkStart w:id="2" w:name="_Toc241082852"/>
       <w:r>
         <w:t>2.1. Синтетический корпус Қалқан (v2)</w:t>
       </w:r>
@@ -1763,7 +1763,7 @@
         <w:keepNext/>
         <w:keepLines/>
       </w:pPr>
-      <w:bookmarkStart w:id="3" w:name="_Toc241065026"/>
+      <w:bookmarkStart w:id="3" w:name="_Toc241082853"/>
       <w:r>
         <w:t>2.2. Меры против фиктивности задачи</w:t>
       </w:r>
@@ -1920,7 +1920,7 @@
         <w:keepNext/>
         <w:keepLines/>
       </w:pPr>
-      <w:bookmarkStart w:id="4" w:name="_Toc241065027"/>
+      <w:bookmarkStart w:id="4" w:name="_Toc241082854"/>
       <w:r>
         <w:t>2.3. Внешний тест на реальных звонках</w:t>
       </w:r>
@@ -2466,7 +2466,7 @@
         <w:keepNext/>
         <w:keepLines/>
       </w:pPr>
-      <w:bookmarkStart w:id="5" w:name="_Toc241065028"/>
+      <w:bookmarkStart w:id="5" w:name="_Toc241082855"/>
       <w:r>
         <w:t>3. Модель</w:t>
       </w:r>
@@ -2622,7 +2622,7 @@
         <w:keepNext/>
         <w:keepLines/>
       </w:pPr>
-      <w:bookmarkStart w:id="6" w:name="_Toc241065029"/>
+      <w:bookmarkStart w:id="6" w:name="_Toc241082856"/>
       <w:r>
         <w:t>4. Результаты</w:t>
       </w:r>
@@ -2634,7 +2634,7 @@
         <w:keepNext/>
         <w:keepLines/>
       </w:pPr>
-      <w:bookmarkStart w:id="7" w:name="_Toc241065030"/>
+      <w:bookmarkStart w:id="7" w:name="_Toc241082857"/>
       <w:r>
         <w:t>4.1. Реальные звонки (ROC AUC, среднее ± разброс по 3 сидам)</w:t>
       </w:r>
@@ -3169,7 +3169,7 @@
         <w:keepNext/>
         <w:keepLines/>
       </w:pPr>
-      <w:bookmarkStart w:id="8" w:name="_Toc241065031"/>
+      <w:bookmarkStart w:id="8" w:name="_Toc241082858"/>
       <w:r>
         <w:t>4.2. Шаблонный holdout: рабочие точки</w:t>
       </w:r>
@@ -3749,7 +3749,7 @@
         <w:keepNext/>
         <w:keepLines/>
       </w:pPr>
-      <w:bookmarkStart w:id="9" w:name="_Toc241065032"/>
+      <w:bookmarkStart w:id="9" w:name="_Toc241082859"/>
       <w:r>
         <w:t>4.3. Федеративное обучение</w:t>
       </w:r>
@@ -4222,6 +4222,827 @@
     </w:p>
     <w:p>
       <w:pPr>
+        <w:spacing w:after="60" w:line="264" w:lineRule="auto"/>
+      </w:pPr>
+      <w:r>
+        <w:rPr>
+          <w:b/>
+          <w:bCs/>
+          <w:color w:val="0B0B0B"/>
+        </w:rPr>
+        <w:t>Разбиение «по темам» на реальных звонках (ROC AUC):</w:t>
+      </w:r>
+    </w:p>
+    <w:tbl>
+      <w:tblPr>
+        <w:tblW w:w="9638" w:type="dxa"/>
+        <w:tblBorders>
+          <w:top w:val="single" w:sz="4" w:space="0" w:color="C9C8C2"/>
+          <w:left w:val="single" w:sz="4" w:space="0" w:color="C9C8C2"/>
+          <w:bottom w:val="single" w:sz="4" w:space="0" w:color="C9C8C2"/>
+          <w:right w:val="single" w:sz="4" w:space="0" w:color="C9C8C2"/>
+          <w:insideH w:val="single" w:sz="4" w:space="0" w:color="C9C8C2"/>
+          <w:insideV w:val="single" w:sz="4" w:space="0" w:color="C9C8C2"/>
+        </w:tblBorders>
+        <w:tblCellMar>
+          <w:left w:w="10" w:type="dxa"/>
+          <w:right w:w="10" w:type="dxa"/>
+        </w:tblCellMar>
+        <w:tblLook w:val="0000" w:firstRow="0" w:lastRow="0" w:firstColumn="0" w:lastColumn="0" w:noHBand="0" w:noVBand="0"/>
+      </w:tblPr>
+      <w:tblGrid>
+        <w:gridCol w:w="3559"/>
+        <w:gridCol w:w="1483"/>
+        <w:gridCol w:w="1631"/>
+        <w:gridCol w:w="1483"/>
+        <w:gridCol w:w="1482"/>
+      </w:tblGrid>
+      <w:tr>
+        <w:tblPrEx>
+          <w:tblCellMar>
+            <w:top w:w="0" w:type="dxa"/>
+            <w:bottom w:w="0" w:type="dxa"/>
+          </w:tblCellMar>
+        </w:tblPrEx>
+        <w:trPr>
+          <w:tblHeader/>
+        </w:trPr>
+        <w:tc>
+          <w:tcPr>
+            <w:tcW w:w="3559" w:type="dxa"/>
+            <w:shd w:val="clear" w:color="auto" w:fill="EEF4FC"/>
+            <w:tcMar>
+              <w:top w:w="40" w:type="dxa"/>
+              <w:left w:w="90" w:type="dxa"/>
+              <w:bottom w:w="40" w:type="dxa"/>
+              <w:right w:w="90" w:type="dxa"/>
+            </w:tcMar>
+          </w:tcPr>
+          <w:p>
+            <w:r>
+              <w:rPr>
+                <w:b/>
+                <w:bCs/>
+                <w:color w:val="0B0B0B"/>
+                <w:sz w:val="18"/>
+                <w:szCs w:val="18"/>
+              </w:rPr>
+              <w:t>Модель</w:t>
+            </w:r>
+          </w:p>
+        </w:tc>
+        <w:tc>
+          <w:tcPr>
+            <w:tcW w:w="1483" w:type="dxa"/>
+            <w:shd w:val="clear" w:color="auto" w:fill="EEF4FC"/>
+            <w:tcMar>
+              <w:top w:w="40" w:type="dxa"/>
+              <w:left w:w="90" w:type="dxa"/>
+              <w:bottom w:w="40" w:type="dxa"/>
+              <w:right w:w="90" w:type="dxa"/>
+            </w:tcMar>
+          </w:tcPr>
+          <w:p>
+            <w:pPr>
+              <w:jc w:val="center"/>
+            </w:pPr>
+            <w:r>
+              <w:rPr>
+                <w:b/>
+                <w:bCs/>
+                <w:color w:val="0B0B0B"/>
+                <w:sz w:val="18"/>
+                <w:szCs w:val="18"/>
+              </w:rPr>
+              <w:t>Вишинг</w:t>
+            </w:r>
+          </w:p>
+        </w:tc>
+        <w:tc>
+          <w:tcPr>
+            <w:tcW w:w="1631" w:type="dxa"/>
+            <w:shd w:val="clear" w:color="auto" w:fill="EEF4FC"/>
+            <w:tcMar>
+              <w:top w:w="40" w:type="dxa"/>
+              <w:left w:w="90" w:type="dxa"/>
+              <w:bottom w:w="40" w:type="dxa"/>
+              <w:right w:w="90" w:type="dxa"/>
+            </w:tcMar>
+          </w:tcPr>
+          <w:p>
+            <w:pPr>
+              <w:jc w:val="center"/>
+            </w:pPr>
+            <w:r>
+              <w:rPr>
+                <w:b/>
+                <w:bCs/>
+                <w:color w:val="0B0B0B"/>
+                <w:sz w:val="18"/>
+                <w:szCs w:val="18"/>
+              </w:rPr>
+              <w:t>Скам vs банк</w:t>
+            </w:r>
+          </w:p>
+        </w:tc>
+        <w:tc>
+          <w:tcPr>
+            <w:tcW w:w="1483" w:type="dxa"/>
+            <w:shd w:val="clear" w:color="auto" w:fill="EEF4FC"/>
+            <w:tcMar>
+              <w:top w:w="40" w:type="dxa"/>
+              <w:left w:w="90" w:type="dxa"/>
+              <w:bottom w:w="40" w:type="dxa"/>
+              <w:right w:w="90" w:type="dxa"/>
+            </w:tcMar>
+          </w:tcPr>
+          <w:p>
+            <w:pPr>
+              <w:jc w:val="center"/>
+            </w:pPr>
+            <w:r>
+              <w:rPr>
+                <w:b/>
+                <w:bCs/>
+                <w:color w:val="0B0B0B"/>
+                <w:sz w:val="18"/>
+                <w:szCs w:val="18"/>
+              </w:rPr>
+              <w:t>Та же тема</w:t>
+            </w:r>
+          </w:p>
+        </w:tc>
+        <w:tc>
+          <w:tcPr>
+            <w:tcW w:w="1482" w:type="dxa"/>
+            <w:shd w:val="clear" w:color="auto" w:fill="EEF4FC"/>
+            <w:tcMar>
+              <w:top w:w="40" w:type="dxa"/>
+              <w:left w:w="90" w:type="dxa"/>
+              <w:bottom w:w="40" w:type="dxa"/>
+              <w:right w:w="90" w:type="dxa"/>
+            </w:tcMar>
+          </w:tcPr>
+          <w:p>
+            <w:pPr>
+              <w:jc w:val="center"/>
+            </w:pPr>
+            <w:r>
+              <w:rPr>
+                <w:b/>
+                <w:bCs/>
+                <w:color w:val="0B0B0B"/>
+                <w:sz w:val="18"/>
+                <w:szCs w:val="18"/>
+              </w:rPr>
+              <w:t>Казахский</w:t>
+            </w:r>
+          </w:p>
+        </w:tc>
+      </w:tr>
+      <w:tr>
+        <w:tblPrEx>
+          <w:tblCellMar>
+            <w:top w:w="0" w:type="dxa"/>
+            <w:bottom w:w="0" w:type="dxa"/>
+          </w:tblCellMar>
+        </w:tblPrEx>
+        <w:tc>
+          <w:tcPr>
+            <w:tcW w:w="3559" w:type="dxa"/>
+            <w:tcMar>
+              <w:top w:w="40" w:type="dxa"/>
+              <w:left w:w="90" w:type="dxa"/>
+              <w:bottom w:w="40" w:type="dxa"/>
+              <w:right w:w="90" w:type="dxa"/>
+            </w:tcMar>
+          </w:tcPr>
+          <w:p>
+            <w:r>
+              <w:rPr>
+                <w:b/>
+                <w:bCs/>
+                <w:color w:val="0B0B0B"/>
+                <w:sz w:val="18"/>
+                <w:szCs w:val="18"/>
+              </w:rPr>
+              <w:t>Все данные в одном месте</w:t>
+            </w:r>
+          </w:p>
+        </w:tc>
+        <w:tc>
+          <w:tcPr>
+            <w:tcW w:w="1483" w:type="dxa"/>
+            <w:tcMar>
+              <w:top w:w="40" w:type="dxa"/>
+              <w:left w:w="90" w:type="dxa"/>
+              <w:bottom w:w="40" w:type="dxa"/>
+              <w:right w:w="90" w:type="dxa"/>
+            </w:tcMar>
+          </w:tcPr>
+          <w:p>
+            <w:pPr>
+              <w:jc w:val="center"/>
+            </w:pPr>
+            <w:r>
+              <w:rPr>
+                <w:color w:val="0B0B0B"/>
+                <w:sz w:val="18"/>
+                <w:szCs w:val="18"/>
+              </w:rPr>
+              <w:t>0.796</w:t>
+            </w:r>
+          </w:p>
+        </w:tc>
+        <w:tc>
+          <w:tcPr>
+            <w:tcW w:w="1631" w:type="dxa"/>
+            <w:tcMar>
+              <w:top w:w="40" w:type="dxa"/>
+              <w:left w:w="90" w:type="dxa"/>
+              <w:bottom w:w="40" w:type="dxa"/>
+              <w:right w:w="90" w:type="dxa"/>
+            </w:tcMar>
+          </w:tcPr>
+          <w:p>
+            <w:pPr>
+              <w:jc w:val="center"/>
+            </w:pPr>
+            <w:r>
+              <w:rPr>
+                <w:color w:val="0B0B0B"/>
+                <w:sz w:val="18"/>
+                <w:szCs w:val="18"/>
+              </w:rPr>
+              <w:t>0.909</w:t>
+            </w:r>
+          </w:p>
+        </w:tc>
+        <w:tc>
+          <w:tcPr>
+            <w:tcW w:w="1483" w:type="dxa"/>
+            <w:tcMar>
+              <w:top w:w="40" w:type="dxa"/>
+              <w:left w:w="90" w:type="dxa"/>
+              <w:bottom w:w="40" w:type="dxa"/>
+              <w:right w:w="90" w:type="dxa"/>
+            </w:tcMar>
+          </w:tcPr>
+          <w:p>
+            <w:pPr>
+              <w:jc w:val="center"/>
+            </w:pPr>
+            <w:r>
+              <w:rPr>
+                <w:color w:val="0B0B0B"/>
+                <w:sz w:val="18"/>
+                <w:szCs w:val="18"/>
+              </w:rPr>
+              <w:t>0.665</w:t>
+            </w:r>
+          </w:p>
+        </w:tc>
+        <w:tc>
+          <w:tcPr>
+            <w:tcW w:w="1482" w:type="dxa"/>
+            <w:tcMar>
+              <w:top w:w="40" w:type="dxa"/>
+              <w:left w:w="90" w:type="dxa"/>
+              <w:bottom w:w="40" w:type="dxa"/>
+              <w:right w:w="90" w:type="dxa"/>
+            </w:tcMar>
+          </w:tcPr>
+          <w:p>
+            <w:pPr>
+              <w:jc w:val="center"/>
+            </w:pPr>
+            <w:r>
+              <w:rPr>
+                <w:color w:val="0B0B0B"/>
+                <w:sz w:val="18"/>
+                <w:szCs w:val="18"/>
+              </w:rPr>
+              <w:t>0.804</w:t>
+            </w:r>
+          </w:p>
+        </w:tc>
+      </w:tr>
+      <w:tr>
+        <w:tblPrEx>
+          <w:tblCellMar>
+            <w:top w:w="0" w:type="dxa"/>
+            <w:bottom w:w="0" w:type="dxa"/>
+          </w:tblCellMar>
+        </w:tblPrEx>
+        <w:tc>
+          <w:tcPr>
+            <w:tcW w:w="3559" w:type="dxa"/>
+            <w:tcMar>
+              <w:top w:w="40" w:type="dxa"/>
+              <w:left w:w="90" w:type="dxa"/>
+              <w:bottom w:w="40" w:type="dxa"/>
+              <w:right w:w="90" w:type="dxa"/>
+            </w:tcMar>
+          </w:tcPr>
+          <w:p>
+            <w:r>
+              <w:rPr>
+                <w:b/>
+                <w:bCs/>
+                <w:color w:val="0B0B0B"/>
+                <w:sz w:val="18"/>
+                <w:szCs w:val="18"/>
+              </w:rPr>
+              <w:t>FedAvg (обмен весами)</w:t>
+            </w:r>
+          </w:p>
+        </w:tc>
+        <w:tc>
+          <w:tcPr>
+            <w:tcW w:w="1483" w:type="dxa"/>
+            <w:tcMar>
+              <w:top w:w="40" w:type="dxa"/>
+              <w:left w:w="90" w:type="dxa"/>
+              <w:bottom w:w="40" w:type="dxa"/>
+              <w:right w:w="90" w:type="dxa"/>
+            </w:tcMar>
+          </w:tcPr>
+          <w:p>
+            <w:pPr>
+              <w:jc w:val="center"/>
+            </w:pPr>
+            <w:r>
+              <w:rPr>
+                <w:color w:val="0B0B0B"/>
+                <w:sz w:val="18"/>
+                <w:szCs w:val="18"/>
+              </w:rPr>
+              <w:t>0.855</w:t>
+            </w:r>
+          </w:p>
+        </w:tc>
+        <w:tc>
+          <w:tcPr>
+            <w:tcW w:w="1631" w:type="dxa"/>
+            <w:tcMar>
+              <w:top w:w="40" w:type="dxa"/>
+              <w:left w:w="90" w:type="dxa"/>
+              <w:bottom w:w="40" w:type="dxa"/>
+              <w:right w:w="90" w:type="dxa"/>
+            </w:tcMar>
+          </w:tcPr>
+          <w:p>
+            <w:pPr>
+              <w:jc w:val="center"/>
+            </w:pPr>
+            <w:r>
+              <w:rPr>
+                <w:color w:val="0B0B0B"/>
+                <w:sz w:val="18"/>
+                <w:szCs w:val="18"/>
+              </w:rPr>
+              <w:t>0.859</w:t>
+            </w:r>
+          </w:p>
+        </w:tc>
+        <w:tc>
+          <w:tcPr>
+            <w:tcW w:w="1483" w:type="dxa"/>
+            <w:tcMar>
+              <w:top w:w="40" w:type="dxa"/>
+              <w:left w:w="90" w:type="dxa"/>
+              <w:bottom w:w="40" w:type="dxa"/>
+              <w:right w:w="90" w:type="dxa"/>
+            </w:tcMar>
+          </w:tcPr>
+          <w:p>
+            <w:pPr>
+              <w:jc w:val="center"/>
+            </w:pPr>
+            <w:r>
+              <w:rPr>
+                <w:color w:val="0B0B0B"/>
+                <w:sz w:val="18"/>
+                <w:szCs w:val="18"/>
+              </w:rPr>
+              <w:t>0.601</w:t>
+            </w:r>
+          </w:p>
+        </w:tc>
+        <w:tc>
+          <w:tcPr>
+            <w:tcW w:w="1482" w:type="dxa"/>
+            <w:tcMar>
+              <w:top w:w="40" w:type="dxa"/>
+              <w:left w:w="90" w:type="dxa"/>
+              <w:bottom w:w="40" w:type="dxa"/>
+              <w:right w:w="90" w:type="dxa"/>
+            </w:tcMar>
+          </w:tcPr>
+          <w:p>
+            <w:pPr>
+              <w:jc w:val="center"/>
+            </w:pPr>
+            <w:r>
+              <w:rPr>
+                <w:color w:val="0B0B0B"/>
+                <w:sz w:val="18"/>
+                <w:szCs w:val="18"/>
+              </w:rPr>
+              <w:t>0.810</w:t>
+            </w:r>
+          </w:p>
+        </w:tc>
+      </w:tr>
+      <w:tr>
+        <w:tblPrEx>
+          <w:tblCellMar>
+            <w:top w:w="0" w:type="dxa"/>
+            <w:bottom w:w="0" w:type="dxa"/>
+          </w:tblCellMar>
+        </w:tblPrEx>
+        <w:tc>
+          <w:tcPr>
+            <w:tcW w:w="3559" w:type="dxa"/>
+            <w:tcMar>
+              <w:top w:w="40" w:type="dxa"/>
+              <w:left w:w="90" w:type="dxa"/>
+              <w:bottom w:w="40" w:type="dxa"/>
+              <w:right w:w="90" w:type="dxa"/>
+            </w:tcMar>
+          </w:tcPr>
+          <w:p>
+            <w:r>
+              <w:rPr>
+                <w:b/>
+                <w:bCs/>
+                <w:color w:val="0B0B0B"/>
+                <w:sz w:val="18"/>
+                <w:szCs w:val="18"/>
+              </w:rPr>
+              <w:t>Банк 1 в одиночку</w:t>
+            </w:r>
+          </w:p>
+        </w:tc>
+        <w:tc>
+          <w:tcPr>
+            <w:tcW w:w="1483" w:type="dxa"/>
+            <w:tcMar>
+              <w:top w:w="40" w:type="dxa"/>
+              <w:left w:w="90" w:type="dxa"/>
+              <w:bottom w:w="40" w:type="dxa"/>
+              <w:right w:w="90" w:type="dxa"/>
+            </w:tcMar>
+          </w:tcPr>
+          <w:p>
+            <w:pPr>
+              <w:jc w:val="center"/>
+            </w:pPr>
+            <w:r>
+              <w:rPr>
+                <w:color w:val="0B0B0B"/>
+                <w:sz w:val="18"/>
+                <w:szCs w:val="18"/>
+              </w:rPr>
+              <w:t>0.758</w:t>
+            </w:r>
+          </w:p>
+        </w:tc>
+        <w:tc>
+          <w:tcPr>
+            <w:tcW w:w="1631" w:type="dxa"/>
+            <w:tcMar>
+              <w:top w:w="40" w:type="dxa"/>
+              <w:left w:w="90" w:type="dxa"/>
+              <w:bottom w:w="40" w:type="dxa"/>
+              <w:right w:w="90" w:type="dxa"/>
+            </w:tcMar>
+          </w:tcPr>
+          <w:p>
+            <w:pPr>
+              <w:jc w:val="center"/>
+            </w:pPr>
+            <w:r>
+              <w:rPr>
+                <w:color w:val="0B0B0B"/>
+                <w:sz w:val="18"/>
+                <w:szCs w:val="18"/>
+              </w:rPr>
+              <w:t>0.736</w:t>
+            </w:r>
+          </w:p>
+        </w:tc>
+        <w:tc>
+          <w:tcPr>
+            <w:tcW w:w="1483" w:type="dxa"/>
+            <w:tcMar>
+              <w:top w:w="40" w:type="dxa"/>
+              <w:left w:w="90" w:type="dxa"/>
+              <w:bottom w:w="40" w:type="dxa"/>
+              <w:right w:w="90" w:type="dxa"/>
+            </w:tcMar>
+          </w:tcPr>
+          <w:p>
+            <w:pPr>
+              <w:jc w:val="center"/>
+            </w:pPr>
+            <w:r>
+              <w:rPr>
+                <w:color w:val="0B0B0B"/>
+                <w:sz w:val="18"/>
+                <w:szCs w:val="18"/>
+              </w:rPr>
+              <w:t>0.526</w:t>
+            </w:r>
+          </w:p>
+        </w:tc>
+        <w:tc>
+          <w:tcPr>
+            <w:tcW w:w="1482" w:type="dxa"/>
+            <w:tcMar>
+              <w:top w:w="40" w:type="dxa"/>
+              <w:left w:w="90" w:type="dxa"/>
+              <w:bottom w:w="40" w:type="dxa"/>
+              <w:right w:w="90" w:type="dxa"/>
+            </w:tcMar>
+          </w:tcPr>
+          <w:p>
+            <w:pPr>
+              <w:jc w:val="center"/>
+            </w:pPr>
+            <w:r>
+              <w:rPr>
+                <w:color w:val="0B0B0B"/>
+                <w:sz w:val="18"/>
+                <w:szCs w:val="18"/>
+              </w:rPr>
+              <w:t>0.693</w:t>
+            </w:r>
+          </w:p>
+        </w:tc>
+      </w:tr>
+      <w:tr>
+        <w:tblPrEx>
+          <w:tblCellMar>
+            <w:top w:w="0" w:type="dxa"/>
+            <w:bottom w:w="0" w:type="dxa"/>
+          </w:tblCellMar>
+        </w:tblPrEx>
+        <w:tc>
+          <w:tcPr>
+            <w:tcW w:w="3559" w:type="dxa"/>
+            <w:tcMar>
+              <w:top w:w="40" w:type="dxa"/>
+              <w:left w:w="90" w:type="dxa"/>
+              <w:bottom w:w="40" w:type="dxa"/>
+              <w:right w:w="90" w:type="dxa"/>
+            </w:tcMar>
+          </w:tcPr>
+          <w:p>
+            <w:r>
+              <w:rPr>
+                <w:b/>
+                <w:bCs/>
+                <w:color w:val="0B0B0B"/>
+                <w:sz w:val="18"/>
+                <w:szCs w:val="18"/>
+              </w:rPr>
+              <w:t>Банк 2 в одиночку</w:t>
+            </w:r>
+          </w:p>
+        </w:tc>
+        <w:tc>
+          <w:tcPr>
+            <w:tcW w:w="1483" w:type="dxa"/>
+            <w:tcMar>
+              <w:top w:w="40" w:type="dxa"/>
+              <w:left w:w="90" w:type="dxa"/>
+              <w:bottom w:w="40" w:type="dxa"/>
+              <w:right w:w="90" w:type="dxa"/>
+            </w:tcMar>
+          </w:tcPr>
+          <w:p>
+            <w:pPr>
+              <w:jc w:val="center"/>
+            </w:pPr>
+            <w:r>
+              <w:rPr>
+                <w:color w:val="0B0B0B"/>
+                <w:sz w:val="18"/>
+                <w:szCs w:val="18"/>
+              </w:rPr>
+              <w:t>0.797</w:t>
+            </w:r>
+          </w:p>
+        </w:tc>
+        <w:tc>
+          <w:tcPr>
+            <w:tcW w:w="1631" w:type="dxa"/>
+            <w:tcMar>
+              <w:top w:w="40" w:type="dxa"/>
+              <w:left w:w="90" w:type="dxa"/>
+              <w:bottom w:w="40" w:type="dxa"/>
+              <w:right w:w="90" w:type="dxa"/>
+            </w:tcMar>
+          </w:tcPr>
+          <w:p>
+            <w:pPr>
+              <w:jc w:val="center"/>
+            </w:pPr>
+            <w:r>
+              <w:rPr>
+                <w:color w:val="0B0B0B"/>
+                <w:sz w:val="18"/>
+                <w:szCs w:val="18"/>
+              </w:rPr>
+              <w:t>0.885</w:t>
+            </w:r>
+          </w:p>
+        </w:tc>
+        <w:tc>
+          <w:tcPr>
+            <w:tcW w:w="1483" w:type="dxa"/>
+            <w:tcMar>
+              <w:top w:w="40" w:type="dxa"/>
+              <w:left w:w="90" w:type="dxa"/>
+              <w:bottom w:w="40" w:type="dxa"/>
+              <w:right w:w="90" w:type="dxa"/>
+            </w:tcMar>
+          </w:tcPr>
+          <w:p>
+            <w:pPr>
+              <w:jc w:val="center"/>
+            </w:pPr>
+            <w:r>
+              <w:rPr>
+                <w:color w:val="0B0B0B"/>
+                <w:sz w:val="18"/>
+                <w:szCs w:val="18"/>
+              </w:rPr>
+              <w:t>0.696</w:t>
+            </w:r>
+          </w:p>
+        </w:tc>
+        <w:tc>
+          <w:tcPr>
+            <w:tcW w:w="1482" w:type="dxa"/>
+            <w:tcMar>
+              <w:top w:w="40" w:type="dxa"/>
+              <w:left w:w="90" w:type="dxa"/>
+              <w:bottom w:w="40" w:type="dxa"/>
+              <w:right w:w="90" w:type="dxa"/>
+            </w:tcMar>
+          </w:tcPr>
+          <w:p>
+            <w:pPr>
+              <w:jc w:val="center"/>
+            </w:pPr>
+            <w:r>
+              <w:rPr>
+                <w:color w:val="0B0B0B"/>
+                <w:sz w:val="18"/>
+                <w:szCs w:val="18"/>
+              </w:rPr>
+              <w:t>0.687</w:t>
+            </w:r>
+          </w:p>
+        </w:tc>
+      </w:tr>
+      <w:tr>
+        <w:tblPrEx>
+          <w:tblCellMar>
+            <w:top w:w="0" w:type="dxa"/>
+            <w:bottom w:w="0" w:type="dxa"/>
+          </w:tblCellMar>
+        </w:tblPrEx>
+        <w:tc>
+          <w:tcPr>
+            <w:tcW w:w="3559" w:type="dxa"/>
+            <w:tcMar>
+              <w:top w:w="40" w:type="dxa"/>
+              <w:left w:w="90" w:type="dxa"/>
+              <w:bottom w:w="40" w:type="dxa"/>
+              <w:right w:w="90" w:type="dxa"/>
+            </w:tcMar>
+          </w:tcPr>
+          <w:p>
+            <w:r>
+              <w:rPr>
+                <w:b/>
+                <w:bCs/>
+                <w:color w:val="0B0B0B"/>
+                <w:sz w:val="18"/>
+                <w:szCs w:val="18"/>
+              </w:rPr>
+              <w:t>Банк 3 в одиночку</w:t>
+            </w:r>
+          </w:p>
+        </w:tc>
+        <w:tc>
+          <w:tcPr>
+            <w:tcW w:w="1483" w:type="dxa"/>
+            <w:tcMar>
+              <w:top w:w="40" w:type="dxa"/>
+              <w:left w:w="90" w:type="dxa"/>
+              <w:bottom w:w="40" w:type="dxa"/>
+              <w:right w:w="90" w:type="dxa"/>
+            </w:tcMar>
+          </w:tcPr>
+          <w:p>
+            <w:pPr>
+              <w:jc w:val="center"/>
+            </w:pPr>
+            <w:r>
+              <w:rPr>
+                <w:color w:val="0B0B0B"/>
+                <w:sz w:val="18"/>
+                <w:szCs w:val="18"/>
+              </w:rPr>
+              <w:t>0.812</w:t>
+            </w:r>
+          </w:p>
+        </w:tc>
+        <w:tc>
+          <w:tcPr>
+            <w:tcW w:w="1631" w:type="dxa"/>
+            <w:tcMar>
+              <w:top w:w="40" w:type="dxa"/>
+              <w:left w:w="90" w:type="dxa"/>
+              <w:bottom w:w="40" w:type="dxa"/>
+              <w:right w:w="90" w:type="dxa"/>
+            </w:tcMar>
+          </w:tcPr>
+          <w:p>
+            <w:pPr>
+              <w:jc w:val="center"/>
+            </w:pPr>
+            <w:r>
+              <w:rPr>
+                <w:color w:val="0B0B0B"/>
+                <w:sz w:val="18"/>
+                <w:szCs w:val="18"/>
+              </w:rPr>
+              <w:t>0.788</w:t>
+            </w:r>
+          </w:p>
+        </w:tc>
+        <w:tc>
+          <w:tcPr>
+            <w:tcW w:w="1483" w:type="dxa"/>
+            <w:tcMar>
+              <w:top w:w="40" w:type="dxa"/>
+              <w:left w:w="90" w:type="dxa"/>
+              <w:bottom w:w="40" w:type="dxa"/>
+              <w:right w:w="90" w:type="dxa"/>
+            </w:tcMar>
+          </w:tcPr>
+          <w:p>
+            <w:pPr>
+              <w:jc w:val="center"/>
+            </w:pPr>
+            <w:r>
+              <w:rPr>
+                <w:color w:val="0B0B0B"/>
+                <w:sz w:val="18"/>
+                <w:szCs w:val="18"/>
+              </w:rPr>
+              <w:t>0.627</w:t>
+            </w:r>
+          </w:p>
+        </w:tc>
+        <w:tc>
+          <w:tcPr>
+            <w:tcW w:w="1482" w:type="dxa"/>
+            <w:tcMar>
+              <w:top w:w="40" w:type="dxa"/>
+              <w:left w:w="90" w:type="dxa"/>
+              <w:bottom w:w="40" w:type="dxa"/>
+              <w:right w:w="90" w:type="dxa"/>
+            </w:tcMar>
+          </w:tcPr>
+          <w:p>
+            <w:pPr>
+              <w:jc w:val="center"/>
+            </w:pPr>
+            <w:r>
+              <w:rPr>
+                <w:color w:val="0B0B0B"/>
+                <w:sz w:val="18"/>
+                <w:szCs w:val="18"/>
+              </w:rPr>
+              <w:t>0.743</w:t>
+            </w:r>
+          </w:p>
+        </w:tc>
+      </w:tr>
+    </w:tbl>
+    <w:p>
+      <w:pPr>
+        <w:spacing w:after="120"/>
+      </w:pPr>
+    </w:p>
+    <w:p>
+      <w:pPr>
         <w:spacing w:after="100" w:line="264" w:lineRule="auto"/>
       </w:pPr>
       <w:r>
@@ -4233,11 +5054,28 @@
     </w:p>
     <w:p>
       <w:pPr>
+        <w:spacing w:after="100" w:line="264" w:lineRule="auto"/>
+      </w:pPr>
+      <w:r>
+        <w:rPr>
+          <w:color w:val="0B0B0B"/>
+        </w:rPr>
+        <w:t>На реальных звонках вывод осторожнее: в среднем по четырём наборам FedAvg даёт 0.781 против 0.794 у общей модели и обходит два банка из трёх, но банк 2 отстаёт от него всего на 0.015. Этот банк учился на темах «пенсия», «инвестиции» и «техподдержка», а большинство реальных записей — про техподдержку и банк: совпадение тем дало ему фору. Чистое разделение схем видно только на синтетическом holdout, где темы разведены по банкам намеренно. Для пилота отсюда следует, что выигрыш федеративного обучения зависит о</w:t>
+      </w:r>
+      <w:r>
+        <w:rPr>
+          <w:color w:val="0B0B0B"/>
+        </w:rPr>
+        <w:t>т того, насколько опыт банков действительно различается, и измерять его нужно на данных самих банков.</w:t>
+      </w:r>
+    </w:p>
+    <w:p>
+      <w:pPr>
         <w:pStyle w:val="Heading2"/>
         <w:keepNext/>
         <w:keepLines/>
       </w:pPr>
-      <w:bookmarkStart w:id="10" w:name="_Toc241065033"/>
+      <w:bookmarkStart w:id="10" w:name="_Toc241082860"/>
       <w:r>
         <w:t>4.4. Живой режим: задержка</w:t>
       </w:r>
@@ -4580,7 +5418,7 @@
         <w:keepNext/>
         <w:keepLines/>
       </w:pPr>
-      <w:bookmarkStart w:id="11" w:name="_Toc241065034"/>
+      <w:bookmarkStart w:id="11" w:name="_Toc241082861"/>
       <w:r>
         <w:t>5. Тест-кейсы</w:t>
       </w:r>
@@ -5039,7 +5877,7 @@
         <w:keepNext/>
         <w:keepLines/>
       </w:pPr>
-      <w:bookmarkStart w:id="12" w:name="_Toc241065035"/>
+      <w:bookmarkStart w:id="12" w:name="_Toc241082862"/>
       <w:r>
         <w:t>6. Ограничения</w:t>
       </w:r>
@@ -5179,7 +6017,7 @@
         <w:keepNext/>
         <w:keepLines/>
       </w:pPr>
-      <w:bookmarkStart w:id="13" w:name="_Toc241065036"/>
+      <w:bookmarkStart w:id="13" w:name="_Toc241082863"/>
       <w:r>
         <w:t>7. План доработки (TRL)</w:t>
       </w:r>
@@ -5722,7 +6560,7 @@
         <w:keepNext/>
         <w:keepLines/>
       </w:pPr>
-      <w:bookmarkStart w:id="14" w:name="_Toc241065037"/>
+      <w:bookmarkStart w:id="14" w:name="_Toc241082864"/>
       <w:r>
         <w:t>8. Воспроизведение</w:t>
       </w:r>
@@ -5989,10 +6827,10 @@
 <file path=word/numbering.xml><?xml version="1.0" encoding="utf-8"?>
 <w:numbering xmlns:wpc="http://schemas.microsoft.com/office/word/2010/wordprocessingCanvas" xmlns:cx="http://schemas.microsoft.com/office/drawing/2014/chartex" xmlns:cx1="http://schemas.microsoft.com/office/drawing/2015/9/8/chartex" xmlns:cx2="http://schemas.microsoft.com/office/drawing/2015/10/21/chartex" xmlns:cx3="http://schemas.microsoft.com/office/drawing/2016/5/9/chartex" xmlns:cx4="http://schemas.microsoft.com/office/drawing/2016/5/10/chartex" xmlns:cx5="http://schemas.microsoft.com/office/drawing/2016/5/11/chartex" xmlns:cx6="http://schemas.microsoft.com/office/drawing/2016/5/12/chartex" xmlns:cx7="http://schemas.microsoft.com/office/drawing/2016/5/13/chartex" xmlns:cx8="http://schemas.microsoft.com/office/drawing/2016/5/14/chartex" xmlns:mc="http://schemas.openxmlformats.org/markup-compatibility/2006" xmlns:aink="http://schemas.microsoft.com/office/drawing/2016/ink" xmlns:am3d="http://schemas.microsoft.com/office/drawing/2017/model3d" xmlns:o="urn:schemas-microsoft-com:office:office" xmlns:oel="http://schemas.microsoft.com/office/2019/extlst" xmlns:r="http://schemas.openxmlformats.org/officeDocument/2006/relationships" xmlns:m="http://schemas.openxmlformats.org/officeDocument/2006/math" xmlns:v="urn:schemas-microsoft-com:vml" xmlns:wp14="http://schemas.microsoft.com/office/word/2010/wordprocessingDrawing" xmlns:wp="http://schemas.openxmlformats.org/drawingml/2006/wordprocessingDrawing" xmlns:w10="urn:schemas-microsoft-com:office:word" xmlns:w="http://schemas.openxmlformats.org/wordprocessingml/2006/main" xmlns:w14="http://schemas.microsoft.com/office/word/2010/wordml" xmlns:w15="http://schemas.microsoft.com/office/word/2012/wordml" xmlns:w16cex="http://schemas.microsoft.com/office/word/2018/wordml/cex" xmlns:w16cid="http://schemas.microsoft.com/office/word/2016/wordml/cid" xmlns:w16="http://schemas.microsoft.com/office/word/2018/wordml" xmlns:w16du="http://schemas.microsoft.com/office/word/2023/wordml/word16du" xmlns:w16sdtdh="http://schemas.microsoft.com/office/word/2020/wordml/sdtdatahash" xmlns:w16sdtfl="http://schemas.microsoft.com/office/word/2024/wordml/sdtformatlock" xmlns:w16se="http://schemas.microsoft.com/office/word/2015/wordml/symex" xmlns:wpg="http://schemas.microsoft.com/office/word/2010/wordprocessingGroup" xmlns:wpi="http://schemas.microsoft.com/office/word/2010/wordprocessingInk" xmlns:wne="http://schemas.microsoft.com/office/word/2006/wordml" xmlns:wps="http://schemas.microsoft.com/office/word/2010/wordprocessingShape" mc:Ignorable="w14 w15 w16se w16cid w16 w16cex w16sdtdh w16sdtfl w16du wp14">
   <w:abstractNum w:abstractNumId="0" w15:restartNumberingAfterBreak="0">
-    <w:nsid w:val="0CC33AB4"/>
+    <w:nsid w:val="2CDF24FD"/>
     <w:multiLevelType w:val="hybridMultilevel"/>
-    <w:tmpl w:val="82D0F938"/>
-    <w:lvl w:ilvl="0" w:tplc="7FA4599E">
+    <w:tmpl w:val="FAB6AF56"/>
+    <w:lvl w:ilvl="0" w:tplc="2328FC58">
       <w:start w:val="1"/>
       <w:numFmt w:val="bullet"/>
       <w:lvlText w:val="●"/>
@@ -6001,7 +6839,7 @@
         <w:ind w:left="720" w:hanging="360"/>
       </w:pPr>
     </w:lvl>
-    <w:lvl w:ilvl="1" w:tplc="56B6D940">
+    <w:lvl w:ilvl="1" w:tplc="55CE4994">
       <w:start w:val="1"/>
       <w:numFmt w:val="bullet"/>
       <w:lvlText w:val="○"/>
@@ -6010,7 +6848,7 @@
         <w:ind w:left="1440" w:hanging="360"/>
       </w:pPr>
     </w:lvl>
-    <w:lvl w:ilvl="2" w:tplc="E4C60014">
+    <w:lvl w:ilvl="2" w:tplc="0980D962">
       <w:start w:val="1"/>
       <w:numFmt w:val="bullet"/>
       <w:lvlText w:val="■"/>
@@ -6019,7 +6857,7 @@
         <w:ind w:left="2160" w:hanging="360"/>
       </w:pPr>
     </w:lvl>
-    <w:lvl w:ilvl="3" w:tplc="680AA34A">
+    <w:lvl w:ilvl="3" w:tplc="02167AF8">
       <w:start w:val="1"/>
       <w:numFmt w:val="bullet"/>
       <w:lvlText w:val="●"/>
@@ -6028,7 +6866,7 @@
         <w:ind w:left="2880" w:hanging="360"/>
       </w:pPr>
     </w:lvl>
-    <w:lvl w:ilvl="4" w:tplc="F42A9160">
+    <w:lvl w:ilvl="4" w:tplc="1DF6DFD8">
       <w:start w:val="1"/>
       <w:numFmt w:val="bullet"/>
       <w:lvlText w:val="○"/>
@@ -6037,7 +6875,7 @@
         <w:ind w:left="3600" w:hanging="360"/>
       </w:pPr>
     </w:lvl>
-    <w:lvl w:ilvl="5" w:tplc="9B9AF52C">
+    <w:lvl w:ilvl="5" w:tplc="DBA84FEC">
       <w:start w:val="1"/>
       <w:numFmt w:val="bullet"/>
       <w:lvlText w:val="■"/>
@@ -6046,7 +6884,7 @@
         <w:ind w:left="4320" w:hanging="360"/>
       </w:pPr>
     </w:lvl>
-    <w:lvl w:ilvl="6" w:tplc="4C442804">
+    <w:lvl w:ilvl="6" w:tplc="7CDA195A">
       <w:start w:val="1"/>
       <w:numFmt w:val="bullet"/>
       <w:lvlText w:val="●"/>
@@ -6055,7 +6893,7 @@
         <w:ind w:left="5040" w:hanging="360"/>
       </w:pPr>
     </w:lvl>
-    <w:lvl w:ilvl="7" w:tplc="9CD411A8">
+    <w:lvl w:ilvl="7" w:tplc="E1E46BA8">
       <w:start w:val="1"/>
       <w:numFmt w:val="bullet"/>
       <w:lvlText w:val="●"/>
@@ -6064,7 +6902,7 @@
         <w:ind w:left="5760" w:hanging="360"/>
       </w:pPr>
     </w:lvl>
-    <w:lvl w:ilvl="8" w:tplc="C51E9476">
+    <w:lvl w:ilvl="8" w:tplc="91E81BB8">
       <w:start w:val="1"/>
       <w:numFmt w:val="bullet"/>
       <w:lvlText w:val="●"/>
@@ -6075,10 +6913,10 @@
     </w:lvl>
   </w:abstractNum>
   <w:abstractNum w:abstractNumId="1" w15:restartNumberingAfterBreak="0">
-    <w:nsid w:val="378F3759"/>
+    <w:nsid w:val="58197E07"/>
     <w:multiLevelType w:val="hybridMultilevel"/>
-    <w:tmpl w:val="1D9E915C"/>
-    <w:lvl w:ilvl="0" w:tplc="13168A70">
+    <w:tmpl w:val="2DBA9214"/>
+    <w:lvl w:ilvl="0" w:tplc="8FFAF370">
       <w:start w:val="1"/>
       <w:numFmt w:val="bullet"/>
       <w:lvlText w:val="•"/>
@@ -6087,54 +6925,54 @@
         <w:ind w:left="360" w:hanging="240"/>
       </w:pPr>
     </w:lvl>
-    <w:lvl w:ilvl="1" w:tplc="9392ACC2">
+    <w:lvl w:ilvl="1" w:tplc="9586C63E">
       <w:numFmt w:val="decimal"/>
       <w:lvlText w:val=""/>
       <w:lvlJc w:val="left"/>
     </w:lvl>
-    <w:lvl w:ilvl="2" w:tplc="36F4A9D8">
+    <w:lvl w:ilvl="2" w:tplc="B7167E34">
       <w:numFmt w:val="decimal"/>
       <w:lvlText w:val=""/>
       <w:lvlJc w:val="left"/>
     </w:lvl>
-    <w:lvl w:ilvl="3" w:tplc="6BA2BB54">
+    <w:lvl w:ilvl="3" w:tplc="FEC0A656">
       <w:numFmt w:val="decimal"/>
       <w:lvlText w:val=""/>
       <w:lvlJc w:val="left"/>
     </w:lvl>
-    <w:lvl w:ilvl="4" w:tplc="3CEE031A">
+    <w:lvl w:ilvl="4" w:tplc="CAFA64D8">
       <w:numFmt w:val="decimal"/>
       <w:lvlText w:val=""/>
       <w:lvlJc w:val="left"/>
     </w:lvl>
-    <w:lvl w:ilvl="5" w:tplc="584261D0">
+    <w:lvl w:ilvl="5" w:tplc="3A04274E">
       <w:numFmt w:val="decimal"/>
       <w:lvlText w:val=""/>
       <w:lvlJc w:val="left"/>
     </w:lvl>
-    <w:lvl w:ilvl="6" w:tplc="D3944ADE">
+    <w:lvl w:ilvl="6" w:tplc="27E27C52">
       <w:numFmt w:val="decimal"/>
       <w:lvlText w:val=""/>
       <w:lvlJc w:val="left"/>
     </w:lvl>
-    <w:lvl w:ilvl="7" w:tplc="753E6CAE">
+    <w:lvl w:ilvl="7" w:tplc="D506FA6C">
       <w:numFmt w:val="decimal"/>
       <w:lvlText w:val=""/>
       <w:lvlJc w:val="left"/>
     </w:lvl>
-    <w:lvl w:ilvl="8" w:tplc="EBAA6E7C">
+    <w:lvl w:ilvl="8" w:tplc="847AACB0">
       <w:numFmt w:val="decimal"/>
       <w:lvlText w:val=""/>
       <w:lvlJc w:val="left"/>
     </w:lvl>
   </w:abstractNum>
-  <w:num w:numId="1" w16cid:durableId="21784623">
+  <w:num w:numId="1" w16cid:durableId="1532302902">
     <w:abstractNumId w:val="0"/>
     <w:lvlOverride w:ilvl="0">
       <w:startOverride w:val="1"/>
     </w:lvlOverride>
   </w:num>
-  <w:num w:numId="2" w16cid:durableId="1643584199">
+  <w:num w:numId="2" w16cid:durableId="2039114870">
     <w:abstractNumId w:val="1"/>
     <w:lvlOverride w:ilvl="0">
       <w:startOverride w:val="1"/>
@@ -6753,7 +7591,7 @@
     <w:autoRedefine/>
     <w:uiPriority w:val="39"/>
     <w:unhideWhenUsed/>
-    <w:rsid w:val="0060606B"/>
+    <w:rsid w:val="00E37727"/>
     <w:pPr>
       <w:spacing w:after="100"/>
     </w:pPr>
@@ -6765,7 +7603,7 @@
     <w:autoRedefine/>
     <w:uiPriority w:val="39"/>
     <w:unhideWhenUsed/>
-    <w:rsid w:val="0060606B"/>
+    <w:rsid w:val="00E37727"/>
     <w:pPr>
       <w:spacing w:after="100"/>
       <w:ind w:left="210"/>

--- a/docs/submission/Qalqan_tech-appendix.docx
+++ b/docs/submission/Qalqan_tech-appendix.docx
@@ -108,7 +108,7 @@
     <w:sdt>
       <w:sdtPr>
         <w:alias w:val="Содержание"/>
-        <w:id w:val="-779109247"/>
+        <w:id w:val="1621885875"/>
       </w:sdtPr>
       <w:sdtEndPr/>
       <w:sdtContent>
@@ -136,7 +136,7 @@
           <w:r>
             <w:fldChar w:fldCharType="separate"/>
           </w:r>
-          <w:hyperlink w:anchor="_Toc241082850" w:history="1">
+          <w:hyperlink w:anchor="_Toc241089226" w:history="1">
             <w:r>
               <w:rPr>
                 <w:rStyle w:val="Hyperlink"/>
@@ -160,7 +160,7 @@
               <w:rPr>
                 <w:noProof/>
               </w:rPr>
-              <w:instrText xml:space="preserve"> PAGEREF _Toc241082850 \h </w:instrText>
+              <w:instrText xml:space="preserve"> PAGEREF _Toc241089226 \h </w:instrText>
             </w:r>
             <w:r>
               <w:rPr>
@@ -202,7 +202,7 @@
               <w14:ligatures w14:val="standardContextual"/>
             </w:rPr>
           </w:pPr>
-          <w:hyperlink w:anchor="_Toc241082851" w:history="1">
+          <w:hyperlink w:anchor="_Toc241089227" w:history="1">
             <w:r>
               <w:rPr>
                 <w:rStyle w:val="Hyperlink"/>
@@ -226,7 +226,7 @@
               <w:rPr>
                 <w:noProof/>
               </w:rPr>
-              <w:instrText xml:space="preserve"> PAGEREF _Toc241082851 \h </w:instrText>
+              <w:instrText xml:space="preserve"> PAGEREF _Toc241089227 \h </w:instrText>
             </w:r>
             <w:r>
               <w:rPr>
@@ -268,7 +268,7 @@
               <w14:ligatures w14:val="standardContextual"/>
             </w:rPr>
           </w:pPr>
-          <w:hyperlink w:anchor="_Toc241082852" w:history="1">
+          <w:hyperlink w:anchor="_Toc241089228" w:history="1">
             <w:r>
               <w:rPr>
                 <w:rStyle w:val="Hyperlink"/>
@@ -292,7 +292,7 @@
               <w:rPr>
                 <w:noProof/>
               </w:rPr>
-              <w:instrText xml:space="preserve"> PAGEREF _Toc241082852 \h </w:instrText>
+              <w:instrText xml:space="preserve"> PAGEREF _Toc241089228 \h </w:instrText>
             </w:r>
             <w:r>
               <w:rPr>
@@ -334,7 +334,7 @@
               <w14:ligatures w14:val="standardContextual"/>
             </w:rPr>
           </w:pPr>
-          <w:hyperlink w:anchor="_Toc241082853" w:history="1">
+          <w:hyperlink w:anchor="_Toc241089229" w:history="1">
             <w:r>
               <w:rPr>
                 <w:rStyle w:val="Hyperlink"/>
@@ -358,7 +358,7 @@
               <w:rPr>
                 <w:noProof/>
               </w:rPr>
-              <w:instrText xml:space="preserve"> PAGEREF _Toc241082853 \h </w:instrText>
+              <w:instrText xml:space="preserve"> PAGEREF _Toc241089229 \h </w:instrText>
             </w:r>
             <w:r>
               <w:rPr>
@@ -400,7 +400,7 @@
               <w14:ligatures w14:val="standardContextual"/>
             </w:rPr>
           </w:pPr>
-          <w:hyperlink w:anchor="_Toc241082854" w:history="1">
+          <w:hyperlink w:anchor="_Toc241089230" w:history="1">
             <w:r>
               <w:rPr>
                 <w:rStyle w:val="Hyperlink"/>
@@ -424,7 +424,7 @@
               <w:rPr>
                 <w:noProof/>
               </w:rPr>
-              <w:instrText xml:space="preserve"> PAGEREF _Toc241082854 \h </w:instrText>
+              <w:instrText xml:space="preserve"> PAGEREF _Toc241089230 \h </w:instrText>
             </w:r>
             <w:r>
               <w:rPr>
@@ -466,7 +466,7 @@
               <w14:ligatures w14:val="standardContextual"/>
             </w:rPr>
           </w:pPr>
-          <w:hyperlink w:anchor="_Toc241082855" w:history="1">
+          <w:hyperlink w:anchor="_Toc241089231" w:history="1">
             <w:r>
               <w:rPr>
                 <w:rStyle w:val="Hyperlink"/>
@@ -490,7 +490,7 @@
               <w:rPr>
                 <w:noProof/>
               </w:rPr>
-              <w:instrText xml:space="preserve"> PAGEREF _Toc241082855 \h </w:instrText>
+              <w:instrText xml:space="preserve"> PAGEREF _Toc241089231 \h </w:instrText>
             </w:r>
             <w:r>
               <w:rPr>
@@ -532,7 +532,7 @@
               <w14:ligatures w14:val="standardContextual"/>
             </w:rPr>
           </w:pPr>
-          <w:hyperlink w:anchor="_Toc241082856" w:history="1">
+          <w:hyperlink w:anchor="_Toc241089232" w:history="1">
             <w:r>
               <w:rPr>
                 <w:rStyle w:val="Hyperlink"/>
@@ -556,7 +556,7 @@
               <w:rPr>
                 <w:noProof/>
               </w:rPr>
-              <w:instrText xml:space="preserve"> PAGEREF _Toc241082856 \h </w:instrText>
+              <w:instrText xml:space="preserve"> PAGEREF _Toc241089232 \h </w:instrText>
             </w:r>
             <w:r>
               <w:rPr>
@@ -598,7 +598,7 @@
               <w14:ligatures w14:val="standardContextual"/>
             </w:rPr>
           </w:pPr>
-          <w:hyperlink w:anchor="_Toc241082857" w:history="1">
+          <w:hyperlink w:anchor="_Toc241089233" w:history="1">
             <w:r>
               <w:rPr>
                 <w:rStyle w:val="Hyperlink"/>
@@ -622,7 +622,7 @@
               <w:rPr>
                 <w:noProof/>
               </w:rPr>
-              <w:instrText xml:space="preserve"> PAGEREF _Toc241082857 \h </w:instrText>
+              <w:instrText xml:space="preserve"> PAGEREF _Toc241089233 \h </w:instrText>
             </w:r>
             <w:r>
               <w:rPr>
@@ -664,7 +664,7 @@
               <w14:ligatures w14:val="standardContextual"/>
             </w:rPr>
           </w:pPr>
-          <w:hyperlink w:anchor="_Toc241082858" w:history="1">
+          <w:hyperlink w:anchor="_Toc241089234" w:history="1">
             <w:r>
               <w:rPr>
                 <w:rStyle w:val="Hyperlink"/>
@@ -688,7 +688,7 @@
               <w:rPr>
                 <w:noProof/>
               </w:rPr>
-              <w:instrText xml:space="preserve"> PAGEREF _Toc241082858 \h </w:instrText>
+              <w:instrText xml:space="preserve"> PAGEREF _Toc241089234 \h </w:instrText>
             </w:r>
             <w:r>
               <w:rPr>
@@ -730,7 +730,7 @@
               <w14:ligatures w14:val="standardContextual"/>
             </w:rPr>
           </w:pPr>
-          <w:hyperlink w:anchor="_Toc241082859" w:history="1">
+          <w:hyperlink w:anchor="_Toc241089235" w:history="1">
             <w:r>
               <w:rPr>
                 <w:rStyle w:val="Hyperlink"/>
@@ -754,7 +754,7 @@
               <w:rPr>
                 <w:noProof/>
               </w:rPr>
-              <w:instrText xml:space="preserve"> PAGEREF _Toc241082859 \h </w:instrText>
+              <w:instrText xml:space="preserve"> PAGEREF _Toc241089235 \h </w:instrText>
             </w:r>
             <w:r>
               <w:rPr>
@@ -796,13 +796,13 @@
               <w14:ligatures w14:val="standardContextual"/>
             </w:rPr>
           </w:pPr>
-          <w:hyperlink w:anchor="_Toc241082860" w:history="1">
+          <w:hyperlink w:anchor="_Toc241089236" w:history="1">
             <w:r>
               <w:rPr>
                 <w:rStyle w:val="Hyperlink"/>
                 <w:noProof/>
               </w:rPr>
-              <w:t>4.4. Живой режим: задержка</w:t>
+              <w:t>4.4. Живой режим: распознавание речи и задержка</w:t>
             </w:r>
             <w:r>
               <w:rPr>
@@ -820,7 +820,7 @@
               <w:rPr>
                 <w:noProof/>
               </w:rPr>
-              <w:instrText xml:space="preserve"> PAGEREF _Toc241082860 \h </w:instrText>
+              <w:instrText xml:space="preserve"> PAGEREF _Toc241089236 \h </w:instrText>
             </w:r>
             <w:r>
               <w:rPr>
@@ -862,7 +862,7 @@
               <w14:ligatures w14:val="standardContextual"/>
             </w:rPr>
           </w:pPr>
-          <w:hyperlink w:anchor="_Toc241082861" w:history="1">
+          <w:hyperlink w:anchor="_Toc241089237" w:history="1">
             <w:r>
               <w:rPr>
                 <w:rStyle w:val="Hyperlink"/>
@@ -886,7 +886,7 @@
               <w:rPr>
                 <w:noProof/>
               </w:rPr>
-              <w:instrText xml:space="preserve"> PAGEREF _Toc241082861 \h </w:instrText>
+              <w:instrText xml:space="preserve"> PAGEREF _Toc241089237 \h </w:instrText>
             </w:r>
             <w:r>
               <w:rPr>
@@ -928,7 +928,7 @@
               <w14:ligatures w14:val="standardContextual"/>
             </w:rPr>
           </w:pPr>
-          <w:hyperlink w:anchor="_Toc241082862" w:history="1">
+          <w:hyperlink w:anchor="_Toc241089238" w:history="1">
             <w:r>
               <w:rPr>
                 <w:rStyle w:val="Hyperlink"/>
@@ -952,7 +952,7 @@
               <w:rPr>
                 <w:noProof/>
               </w:rPr>
-              <w:instrText xml:space="preserve"> PAGEREF _Toc241082862 \h </w:instrText>
+              <w:instrText xml:space="preserve"> PAGEREF _Toc241089238 \h </w:instrText>
             </w:r>
             <w:r>
               <w:rPr>
@@ -994,7 +994,7 @@
               <w14:ligatures w14:val="standardContextual"/>
             </w:rPr>
           </w:pPr>
-          <w:hyperlink w:anchor="_Toc241082863" w:history="1">
+          <w:hyperlink w:anchor="_Toc241089239" w:history="1">
             <w:r>
               <w:rPr>
                 <w:rStyle w:val="Hyperlink"/>
@@ -1018,7 +1018,7 @@
               <w:rPr>
                 <w:noProof/>
               </w:rPr>
-              <w:instrText xml:space="preserve"> PAGEREF _Toc241082863 \h </w:instrText>
+              <w:instrText xml:space="preserve"> PAGEREF _Toc241089239 \h </w:instrText>
             </w:r>
             <w:r>
               <w:rPr>
@@ -1035,7 +1035,7 @@
               <w:rPr>
                 <w:noProof/>
               </w:rPr>
-              <w:t>5</w:t>
+              <w:t>6</w:t>
             </w:r>
             <w:r>
               <w:rPr>
@@ -1060,7 +1060,7 @@
               <w14:ligatures w14:val="standardContextual"/>
             </w:rPr>
           </w:pPr>
-          <w:hyperlink w:anchor="_Toc241082864" w:history="1">
+          <w:hyperlink w:anchor="_Toc241089240" w:history="1">
             <w:r>
               <w:rPr>
                 <w:rStyle w:val="Hyperlink"/>
@@ -1084,7 +1084,7 @@
               <w:rPr>
                 <w:noProof/>
               </w:rPr>
-              <w:instrText xml:space="preserve"> PAGEREF _Toc241082864 \h </w:instrText>
+              <w:instrText xml:space="preserve"> PAGEREF _Toc241089240 \h </w:instrText>
             </w:r>
             <w:r>
               <w:rPr>
@@ -1124,7 +1124,7 @@
         <w:keepNext/>
         <w:keepLines/>
       </w:pPr>
-      <w:bookmarkStart w:id="0" w:name="_Toc241082850"/>
+      <w:bookmarkStart w:id="0" w:name="_Toc241089226"/>
       <w:r>
         <w:t>1. Задача и метрики</w:t>
       </w:r>
@@ -1254,7 +1254,7 @@
         <w:keepNext/>
         <w:keepLines/>
       </w:pPr>
-      <w:bookmarkStart w:id="1" w:name="_Toc241082851"/>
+      <w:bookmarkStart w:id="1" w:name="_Toc241089227"/>
       <w:r>
         <w:t>2. Данные</w:t>
       </w:r>
@@ -1266,7 +1266,7 @@
         <w:keepNext/>
         <w:keepLines/>
       </w:pPr>
-      <w:bookmarkStart w:id="2" w:name="_Toc241082852"/>
+      <w:bookmarkStart w:id="2" w:name="_Toc241089228"/>
       <w:r>
         <w:t>2.1. Синтетический корпус Қалқан (v2)</w:t>
       </w:r>
@@ -1298,7 +1298,7 @@
           <w:left w:w="10" w:type="dxa"/>
           <w:right w:w="10" w:type="dxa"/>
         </w:tblCellMar>
-        <w:tblLook w:val="0000" w:firstRow="0" w:lastRow="0" w:firstColumn="0" w:lastColumn="0" w:noHBand="0" w:noVBand="0"/>
+        <w:tblLook w:val="04A0" w:firstRow="1" w:lastRow="0" w:firstColumn="1" w:lastColumn="0" w:noHBand="0" w:noVBand="1"/>
       </w:tblPr>
       <w:tblGrid>
         <w:gridCol w:w="2410"/>
@@ -1763,7 +1763,7 @@
         <w:keepNext/>
         <w:keepLines/>
       </w:pPr>
-      <w:bookmarkStart w:id="3" w:name="_Toc241082853"/>
+      <w:bookmarkStart w:id="3" w:name="_Toc241089229"/>
       <w:r>
         <w:t>2.2. Меры против фиктивности задачи</w:t>
       </w:r>
@@ -1920,7 +1920,7 @@
         <w:keepNext/>
         <w:keepLines/>
       </w:pPr>
-      <w:bookmarkStart w:id="4" w:name="_Toc241082854"/>
+      <w:bookmarkStart w:id="4" w:name="_Toc241089230"/>
       <w:r>
         <w:t>2.3. Внешний тест на реальных звонках</w:t>
       </w:r>
@@ -1952,7 +1952,7 @@
           <w:left w:w="10" w:type="dxa"/>
           <w:right w:w="10" w:type="dxa"/>
         </w:tblCellMar>
-        <w:tblLook w:val="0000" w:firstRow="0" w:lastRow="0" w:firstColumn="0" w:lastColumn="0" w:noHBand="0" w:noVBand="0"/>
+        <w:tblLook w:val="04A0" w:firstRow="1" w:lastRow="0" w:firstColumn="1" w:lastColumn="0" w:noHBand="0" w:noVBand="1"/>
       </w:tblPr>
       <w:tblGrid>
         <w:gridCol w:w="1631"/>
@@ -2466,7 +2466,7 @@
         <w:keepNext/>
         <w:keepLines/>
       </w:pPr>
-      <w:bookmarkStart w:id="5" w:name="_Toc241082855"/>
+      <w:bookmarkStart w:id="5" w:name="_Toc241089231"/>
       <w:r>
         <w:t>3. Модель</w:t>
       </w:r>
@@ -2622,7 +2622,7 @@
         <w:keepNext/>
         <w:keepLines/>
       </w:pPr>
-      <w:bookmarkStart w:id="6" w:name="_Toc241082856"/>
+      <w:bookmarkStart w:id="6" w:name="_Toc241089232"/>
       <w:r>
         <w:t>4. Результаты</w:t>
       </w:r>
@@ -2634,7 +2634,7 @@
         <w:keepNext/>
         <w:keepLines/>
       </w:pPr>
-      <w:bookmarkStart w:id="7" w:name="_Toc241082857"/>
+      <w:bookmarkStart w:id="7" w:name="_Toc241089233"/>
       <w:r>
         <w:t>4.1. Реальные звонки (ROC AUC, среднее ± разброс по 3 сидам)</w:t>
       </w:r>
@@ -2655,7 +2655,7 @@
           <w:left w:w="10" w:type="dxa"/>
           <w:right w:w="10" w:type="dxa"/>
         </w:tblCellMar>
-        <w:tblLook w:val="0000" w:firstRow="0" w:lastRow="0" w:firstColumn="0" w:lastColumn="0" w:noHBand="0" w:noVBand="0"/>
+        <w:tblLook w:val="04A0" w:firstRow="1" w:lastRow="0" w:firstColumn="1" w:lastColumn="0" w:noHBand="0" w:noVBand="1"/>
       </w:tblPr>
       <w:tblGrid>
         <w:gridCol w:w="5455"/>
@@ -3169,7 +3169,7 @@
         <w:keepNext/>
         <w:keepLines/>
       </w:pPr>
-      <w:bookmarkStart w:id="8" w:name="_Toc241082858"/>
+      <w:bookmarkStart w:id="8" w:name="_Toc241089234"/>
       <w:r>
         <w:t>4.2. Шаблонный holdout: рабочие точки</w:t>
       </w:r>
@@ -3190,7 +3190,7 @@
           <w:left w:w="10" w:type="dxa"/>
           <w:right w:w="10" w:type="dxa"/>
         </w:tblCellMar>
-        <w:tblLook w:val="0000" w:firstRow="0" w:lastRow="0" w:firstColumn="0" w:lastColumn="0" w:noHBand="0" w:noVBand="0"/>
+        <w:tblLook w:val="04A0" w:firstRow="1" w:lastRow="0" w:firstColumn="1" w:lastColumn="0" w:noHBand="0" w:noVBand="1"/>
       </w:tblPr>
       <w:tblGrid>
         <w:gridCol w:w="3213"/>
@@ -3749,7 +3749,7 @@
         <w:keepNext/>
         <w:keepLines/>
       </w:pPr>
-      <w:bookmarkStart w:id="9" w:name="_Toc241082859"/>
+      <w:bookmarkStart w:id="9" w:name="_Toc241089235"/>
       <w:r>
         <w:t>4.3. Федеративное обучение</w:t>
       </w:r>
@@ -3781,7 +3781,7 @@
           <w:left w:w="10" w:type="dxa"/>
           <w:right w:w="10" w:type="dxa"/>
         </w:tblCellMar>
-        <w:tblLook w:val="0000" w:firstRow="0" w:lastRow="0" w:firstColumn="0" w:lastColumn="0" w:noHBand="0" w:noVBand="0"/>
+        <w:tblLook w:val="04A0" w:firstRow="1" w:lastRow="0" w:firstColumn="1" w:lastColumn="0" w:noHBand="0" w:noVBand="1"/>
       </w:tblPr>
       <w:tblGrid>
         <w:gridCol w:w="3632"/>
@@ -4248,7 +4248,7 @@
           <w:left w:w="10" w:type="dxa"/>
           <w:right w:w="10" w:type="dxa"/>
         </w:tblCellMar>
-        <w:tblLook w:val="0000" w:firstRow="0" w:lastRow="0" w:firstColumn="0" w:lastColumn="0" w:noHBand="0" w:noVBand="0"/>
+        <w:tblLook w:val="04A0" w:firstRow="1" w:lastRow="0" w:firstColumn="1" w:lastColumn="0" w:noHBand="0" w:noVBand="1"/>
       </w:tblPr>
       <w:tblGrid>
         <w:gridCol w:w="3559"/>
@@ -5075,9 +5075,9 @@
         <w:keepNext/>
         <w:keepLines/>
       </w:pPr>
-      <w:bookmarkStart w:id="10" w:name="_Toc241082860"/>
-      <w:r>
-        <w:t>4.4. Живой режим: задержка</w:t>
+      <w:bookmarkStart w:id="10" w:name="_Toc241089236"/>
+      <w:r>
+        <w:t>4.4. Живой режим: распознавание речи и задержка</w:t>
       </w:r>
       <w:bookmarkEnd w:id="10"/>
     </w:p>
@@ -5089,7 +5089,7 @@
         <w:rPr>
           <w:color w:val="0B0B0B"/>
         </w:rPr>
-        <w:t>Конвейер demo/live.py: звук (микрофон или запись) → Silero VAD режет поток на реплики по паузам → faster-whisper → детектор. Замер на записи реального звонка длиной 91 с, процессор ноутбука Intel Core Ultra 7 255U, Whisper small, язык задан (results/v3/live_latency_small_ru.json).</w:t>
+        <w:t>Конвейер demo/live.py: звук (микрофон или запись) → Silero VAD режет поток на реплики по паузам → распознавание речи → детектор; всё локально, звук не сохраняется. Сначала использовался Whisper small — единственная модель Whisper, успевавшая в реальном времени на процессоре ноутбука, — но качество оказалось низким. Сравнение на шести записях реальных звонков, эталон — расшифровка Whisper large-v3 (src/asr_bench.py):</w:t>
       </w:r>
     </w:p>
     <w:tbl>
@@ -5107,7 +5107,472 @@
           <w:left w:w="10" w:type="dxa"/>
           <w:right w:w="10" w:type="dxa"/>
         </w:tblCellMar>
-        <w:tblLook w:val="0000" w:firstRow="0" w:lastRow="0" w:firstColumn="0" w:lastColumn="0" w:noHBand="0" w:noVBand="0"/>
+        <w:tblLook w:val="04A0" w:firstRow="1" w:lastRow="0" w:firstColumn="1" w:lastColumn="0" w:noHBand="0" w:noVBand="1"/>
+      </w:tblPr>
+      <w:tblGrid>
+        <w:gridCol w:w="3855"/>
+        <w:gridCol w:w="2203"/>
+        <w:gridCol w:w="1652"/>
+        <w:gridCol w:w="1928"/>
+      </w:tblGrid>
+      <w:tr>
+        <w:tblPrEx>
+          <w:tblCellMar>
+            <w:top w:w="0" w:type="dxa"/>
+            <w:bottom w:w="0" w:type="dxa"/>
+          </w:tblCellMar>
+        </w:tblPrEx>
+        <w:trPr>
+          <w:tblHeader/>
+        </w:trPr>
+        <w:tc>
+          <w:tcPr>
+            <w:tcW w:w="3855" w:type="dxa"/>
+            <w:shd w:val="clear" w:color="auto" w:fill="EEF4FC"/>
+            <w:tcMar>
+              <w:top w:w="40" w:type="dxa"/>
+              <w:left w:w="90" w:type="dxa"/>
+              <w:bottom w:w="40" w:type="dxa"/>
+              <w:right w:w="90" w:type="dxa"/>
+            </w:tcMar>
+          </w:tcPr>
+          <w:p>
+            <w:r>
+              <w:rPr>
+                <w:b/>
+                <w:bCs/>
+                <w:color w:val="0B0B0B"/>
+                <w:sz w:val="18"/>
+                <w:szCs w:val="18"/>
+              </w:rPr>
+              <w:t>Модель распознавания</w:t>
+            </w:r>
+          </w:p>
+        </w:tc>
+        <w:tc>
+          <w:tcPr>
+            <w:tcW w:w="2203" w:type="dxa"/>
+            <w:shd w:val="clear" w:color="auto" w:fill="EEF4FC"/>
+            <w:tcMar>
+              <w:top w:w="40" w:type="dxa"/>
+              <w:left w:w="90" w:type="dxa"/>
+              <w:bottom w:w="40" w:type="dxa"/>
+              <w:right w:w="90" w:type="dxa"/>
+            </w:tcMar>
+          </w:tcPr>
+          <w:p>
+            <w:pPr>
+              <w:jc w:val="center"/>
+            </w:pPr>
+            <w:r>
+              <w:rPr>
+                <w:b/>
+                <w:bCs/>
+                <w:color w:val="0B0B0B"/>
+                <w:sz w:val="18"/>
+                <w:szCs w:val="18"/>
+              </w:rPr>
+              <w:t>Ошибок по словам</w:t>
+            </w:r>
+          </w:p>
+        </w:tc>
+        <w:tc>
+          <w:tcPr>
+            <w:tcW w:w="1652" w:type="dxa"/>
+            <w:shd w:val="clear" w:color="auto" w:fill="EEF4FC"/>
+            <w:tcMar>
+              <w:top w:w="40" w:type="dxa"/>
+              <w:left w:w="90" w:type="dxa"/>
+              <w:bottom w:w="40" w:type="dxa"/>
+              <w:right w:w="90" w:type="dxa"/>
+            </w:tcMar>
+          </w:tcPr>
+          <w:p>
+            <w:pPr>
+              <w:jc w:val="center"/>
+            </w:pPr>
+            <w:r>
+              <w:rPr>
+                <w:b/>
+                <w:bCs/>
+                <w:color w:val="0B0B0B"/>
+                <w:sz w:val="18"/>
+                <w:szCs w:val="18"/>
+              </w:rPr>
+              <w:t>По символам</w:t>
+            </w:r>
+          </w:p>
+        </w:tc>
+        <w:tc>
+          <w:tcPr>
+            <w:tcW w:w="1928" w:type="dxa"/>
+            <w:shd w:val="clear" w:color="auto" w:fill="EEF4FC"/>
+            <w:tcMar>
+              <w:top w:w="40" w:type="dxa"/>
+              <w:left w:w="90" w:type="dxa"/>
+              <w:bottom w:w="40" w:type="dxa"/>
+              <w:right w:w="90" w:type="dxa"/>
+            </w:tcMar>
+          </w:tcPr>
+          <w:p>
+            <w:pPr>
+              <w:jc w:val="center"/>
+            </w:pPr>
+            <w:r>
+              <w:rPr>
+                <w:b/>
+                <w:bCs/>
+                <w:color w:val="0B0B0B"/>
+                <w:sz w:val="18"/>
+                <w:szCs w:val="18"/>
+              </w:rPr>
+              <w:t>Время на фразу</w:t>
+            </w:r>
+          </w:p>
+        </w:tc>
+      </w:tr>
+      <w:tr>
+        <w:tblPrEx>
+          <w:tblCellMar>
+            <w:top w:w="0" w:type="dxa"/>
+            <w:bottom w:w="0" w:type="dxa"/>
+          </w:tblCellMar>
+        </w:tblPrEx>
+        <w:tc>
+          <w:tcPr>
+            <w:tcW w:w="3855" w:type="dxa"/>
+            <w:tcMar>
+              <w:top w:w="40" w:type="dxa"/>
+              <w:left w:w="90" w:type="dxa"/>
+              <w:bottom w:w="40" w:type="dxa"/>
+              <w:right w:w="90" w:type="dxa"/>
+            </w:tcMar>
+          </w:tcPr>
+          <w:p>
+            <w:r>
+              <w:rPr>
+                <w:b/>
+                <w:bCs/>
+                <w:color w:val="0B0B0B"/>
+                <w:sz w:val="18"/>
+                <w:szCs w:val="18"/>
+              </w:rPr>
+              <w:t>Whisper small</w:t>
+            </w:r>
+          </w:p>
+        </w:tc>
+        <w:tc>
+          <w:tcPr>
+            <w:tcW w:w="2203" w:type="dxa"/>
+            <w:tcMar>
+              <w:top w:w="40" w:type="dxa"/>
+              <w:left w:w="90" w:type="dxa"/>
+              <w:bottom w:w="40" w:type="dxa"/>
+              <w:right w:w="90" w:type="dxa"/>
+            </w:tcMar>
+          </w:tcPr>
+          <w:p>
+            <w:pPr>
+              <w:jc w:val="center"/>
+            </w:pPr>
+            <w:r>
+              <w:rPr>
+                <w:color w:val="0B0B0B"/>
+                <w:sz w:val="18"/>
+                <w:szCs w:val="18"/>
+              </w:rPr>
+              <w:t>59.8%</w:t>
+            </w:r>
+          </w:p>
+        </w:tc>
+        <w:tc>
+          <w:tcPr>
+            <w:tcW w:w="1652" w:type="dxa"/>
+            <w:tcMar>
+              <w:top w:w="40" w:type="dxa"/>
+              <w:left w:w="90" w:type="dxa"/>
+              <w:bottom w:w="40" w:type="dxa"/>
+              <w:right w:w="90" w:type="dxa"/>
+            </w:tcMar>
+          </w:tcPr>
+          <w:p>
+            <w:pPr>
+              <w:jc w:val="center"/>
+            </w:pPr>
+            <w:r>
+              <w:rPr>
+                <w:color w:val="0B0B0B"/>
+                <w:sz w:val="18"/>
+                <w:szCs w:val="18"/>
+              </w:rPr>
+              <w:t>44.4%</w:t>
+            </w:r>
+          </w:p>
+        </w:tc>
+        <w:tc>
+          <w:tcPr>
+            <w:tcW w:w="1928" w:type="dxa"/>
+            <w:tcMar>
+              <w:top w:w="40" w:type="dxa"/>
+              <w:left w:w="90" w:type="dxa"/>
+              <w:bottom w:w="40" w:type="dxa"/>
+              <w:right w:w="90" w:type="dxa"/>
+            </w:tcMar>
+          </w:tcPr>
+          <w:p>
+            <w:pPr>
+              <w:jc w:val="center"/>
+            </w:pPr>
+            <w:r>
+              <w:rPr>
+                <w:color w:val="0B0B0B"/>
+                <w:sz w:val="18"/>
+                <w:szCs w:val="18"/>
+              </w:rPr>
+              <w:t>3,6 с</w:t>
+            </w:r>
+          </w:p>
+        </w:tc>
+      </w:tr>
+      <w:tr>
+        <w:tblPrEx>
+          <w:tblCellMar>
+            <w:top w:w="0" w:type="dxa"/>
+            <w:bottom w:w="0" w:type="dxa"/>
+          </w:tblCellMar>
+        </w:tblPrEx>
+        <w:tc>
+          <w:tcPr>
+            <w:tcW w:w="3855" w:type="dxa"/>
+            <w:tcMar>
+              <w:top w:w="40" w:type="dxa"/>
+              <w:left w:w="90" w:type="dxa"/>
+              <w:bottom w:w="40" w:type="dxa"/>
+              <w:right w:w="90" w:type="dxa"/>
+            </w:tcMar>
+          </w:tcPr>
+          <w:p>
+            <w:r>
+              <w:rPr>
+                <w:b/>
+                <w:bCs/>
+                <w:color w:val="0B0B0B"/>
+                <w:sz w:val="18"/>
+                <w:szCs w:val="18"/>
+              </w:rPr>
+              <w:t>Whisper small + словарь-подсказка</w:t>
+            </w:r>
+          </w:p>
+        </w:tc>
+        <w:tc>
+          <w:tcPr>
+            <w:tcW w:w="2203" w:type="dxa"/>
+            <w:tcMar>
+              <w:top w:w="40" w:type="dxa"/>
+              <w:left w:w="90" w:type="dxa"/>
+              <w:bottom w:w="40" w:type="dxa"/>
+              <w:right w:w="90" w:type="dxa"/>
+            </w:tcMar>
+          </w:tcPr>
+          <w:p>
+            <w:pPr>
+              <w:jc w:val="center"/>
+            </w:pPr>
+            <w:r>
+              <w:rPr>
+                <w:color w:val="0B0B0B"/>
+                <w:sz w:val="18"/>
+                <w:szCs w:val="18"/>
+              </w:rPr>
+              <w:t>64.7%</w:t>
+            </w:r>
+          </w:p>
+        </w:tc>
+        <w:tc>
+          <w:tcPr>
+            <w:tcW w:w="1652" w:type="dxa"/>
+            <w:tcMar>
+              <w:top w:w="40" w:type="dxa"/>
+              <w:left w:w="90" w:type="dxa"/>
+              <w:bottom w:w="40" w:type="dxa"/>
+              <w:right w:w="90" w:type="dxa"/>
+            </w:tcMar>
+          </w:tcPr>
+          <w:p>
+            <w:pPr>
+              <w:jc w:val="center"/>
+            </w:pPr>
+            <w:r>
+              <w:rPr>
+                <w:color w:val="0B0B0B"/>
+                <w:sz w:val="18"/>
+                <w:szCs w:val="18"/>
+              </w:rPr>
+              <w:t>50.7%</w:t>
+            </w:r>
+          </w:p>
+        </w:tc>
+        <w:tc>
+          <w:tcPr>
+            <w:tcW w:w="1928" w:type="dxa"/>
+            <w:tcMar>
+              <w:top w:w="40" w:type="dxa"/>
+              <w:left w:w="90" w:type="dxa"/>
+              <w:bottom w:w="40" w:type="dxa"/>
+              <w:right w:w="90" w:type="dxa"/>
+            </w:tcMar>
+          </w:tcPr>
+          <w:p>
+            <w:pPr>
+              <w:jc w:val="center"/>
+            </w:pPr>
+            <w:r>
+              <w:rPr>
+                <w:color w:val="0B0B0B"/>
+                <w:sz w:val="18"/>
+                <w:szCs w:val="18"/>
+              </w:rPr>
+              <w:t>4,0 с</w:t>
+            </w:r>
+          </w:p>
+        </w:tc>
+      </w:tr>
+      <w:tr>
+        <w:tblPrEx>
+          <w:tblCellMar>
+            <w:top w:w="0" w:type="dxa"/>
+            <w:bottom w:w="0" w:type="dxa"/>
+          </w:tblCellMar>
+        </w:tblPrEx>
+        <w:tc>
+          <w:tcPr>
+            <w:tcW w:w="3855" w:type="dxa"/>
+            <w:tcMar>
+              <w:top w:w="40" w:type="dxa"/>
+              <w:left w:w="90" w:type="dxa"/>
+              <w:bottom w:w="40" w:type="dxa"/>
+              <w:right w:w="90" w:type="dxa"/>
+            </w:tcMar>
+          </w:tcPr>
+          <w:p>
+            <w:r>
+              <w:rPr>
+                <w:b/>
+                <w:bCs/>
+                <w:color w:val="0B0B0B"/>
+                <w:sz w:val="18"/>
+                <w:szCs w:val="18"/>
+              </w:rPr>
+              <w:t>NVIDIA FastConformer kk+ru (ONNX)</w:t>
+            </w:r>
+          </w:p>
+        </w:tc>
+        <w:tc>
+          <w:tcPr>
+            <w:tcW w:w="2203" w:type="dxa"/>
+            <w:tcMar>
+              <w:top w:w="40" w:type="dxa"/>
+              <w:left w:w="90" w:type="dxa"/>
+              <w:bottom w:w="40" w:type="dxa"/>
+              <w:right w:w="90" w:type="dxa"/>
+            </w:tcMar>
+          </w:tcPr>
+          <w:p>
+            <w:pPr>
+              <w:jc w:val="center"/>
+            </w:pPr>
+            <w:r>
+              <w:rPr>
+                <w:color w:val="0B0B0B"/>
+                <w:sz w:val="18"/>
+                <w:szCs w:val="18"/>
+              </w:rPr>
+              <w:t>47.6%</w:t>
+            </w:r>
+          </w:p>
+        </w:tc>
+        <w:tc>
+          <w:tcPr>
+            <w:tcW w:w="1652" w:type="dxa"/>
+            <w:tcMar>
+              <w:top w:w="40" w:type="dxa"/>
+              <w:left w:w="90" w:type="dxa"/>
+              <w:bottom w:w="40" w:type="dxa"/>
+              <w:right w:w="90" w:type="dxa"/>
+            </w:tcMar>
+          </w:tcPr>
+          <w:p>
+            <w:pPr>
+              <w:jc w:val="center"/>
+            </w:pPr>
+            <w:r>
+              <w:rPr>
+                <w:color w:val="0B0B0B"/>
+                <w:sz w:val="18"/>
+                <w:szCs w:val="18"/>
+              </w:rPr>
+              <w:t>31.7%</w:t>
+            </w:r>
+          </w:p>
+        </w:tc>
+        <w:tc>
+          <w:tcPr>
+            <w:tcW w:w="1928" w:type="dxa"/>
+            <w:tcMar>
+              <w:top w:w="40" w:type="dxa"/>
+              <w:left w:w="90" w:type="dxa"/>
+              <w:bottom w:w="40" w:type="dxa"/>
+              <w:right w:w="90" w:type="dxa"/>
+            </w:tcMar>
+          </w:tcPr>
+          <w:p>
+            <w:pPr>
+              <w:jc w:val="center"/>
+            </w:pPr>
+            <w:r>
+              <w:rPr>
+                <w:color w:val="0B0B0B"/>
+                <w:sz w:val="18"/>
+                <w:szCs w:val="18"/>
+              </w:rPr>
+              <w:t>0,5 с</w:t>
+            </w:r>
+          </w:p>
+        </w:tc>
+      </w:tr>
+    </w:tbl>
+    <w:p>
+      <w:pPr>
+        <w:spacing w:after="120"/>
+      </w:pPr>
+    </w:p>
+    <w:p>
+      <w:pPr>
+        <w:spacing w:after="100" w:line="264" w:lineRule="auto"/>
+      </w:pPr>
+      <w:r>
+        <w:rPr>
+          <w:color w:val="0B0B0B"/>
+        </w:rPr>
+        <w:t>nvidia/stt_kk_ru_fastconformer_hybrid_large обучена сразу на казахском и русском: язык указывать не нужно, смешанная речь идёт через одну модель, видеокарта не требуется. Подсказка со словарём предметной области сделала хуже — Whisper вставляет подсказанные слова там, где их не было.</w:t>
+      </w:r>
+    </w:p>
+    <w:tbl>
+      <w:tblPr>
+        <w:tblW w:w="9638" w:type="dxa"/>
+        <w:tblBorders>
+          <w:top w:val="single" w:sz="4" w:space="0" w:color="C9C8C2"/>
+          <w:left w:val="single" w:sz="4" w:space="0" w:color="C9C8C2"/>
+          <w:bottom w:val="single" w:sz="4" w:space="0" w:color="C9C8C2"/>
+          <w:right w:val="single" w:sz="4" w:space="0" w:color="C9C8C2"/>
+          <w:insideH w:val="single" w:sz="4" w:space="0" w:color="C9C8C2"/>
+          <w:insideV w:val="single" w:sz="4" w:space="0" w:color="C9C8C2"/>
+        </w:tblBorders>
+        <w:tblCellMar>
+          <w:left w:w="10" w:type="dxa"/>
+          <w:right w:w="10" w:type="dxa"/>
+        </w:tblCellMar>
+        <w:tblLook w:val="04A0" w:firstRow="1" w:lastRow="0" w:firstColumn="1" w:lastColumn="0" w:noHBand="0" w:noVBand="1"/>
       </w:tblPr>
       <w:tblGrid>
         <w:gridCol w:w="4819"/>
@@ -5143,7 +5608,7 @@
                 <w:sz w:val="18"/>
                 <w:szCs w:val="18"/>
               </w:rPr>
-              <w:t>Звено</w:t>
+              <w:t>Звено (замер на звонке 91 с)</w:t>
             </w:r>
           </w:p>
         </w:tc>
@@ -5280,7 +5745,7 @@
                 <w:sz w:val="18"/>
                 <w:szCs w:val="18"/>
               </w:rPr>
-              <w:t>2,4 с</w:t>
+              <w:t>0,42 с</w:t>
             </w:r>
           </w:p>
         </w:tc>
@@ -5335,7 +5800,7 @@
                 <w:sz w:val="18"/>
                 <w:szCs w:val="18"/>
               </w:rPr>
-              <w:t>0,26 с</w:t>
+              <w:t>0,23 с</w:t>
             </w:r>
           </w:p>
         </w:tc>
@@ -5390,7 +5855,7 @@
                 <w:sz w:val="18"/>
                 <w:szCs w:val="18"/>
               </w:rPr>
-              <w:t>3,3 с (90% реплик — до 3,9 с)</w:t>
+              <w:t>1,3 с (90% реплик — до 1,7 с)</w:t>
             </w:r>
           </w:p>
         </w:tc>
@@ -5409,7 +5874,7 @@
         <w:rPr>
           <w:color w:val="0B0B0B"/>
         </w:rPr>
-        <w:t>Очередь не копится: 15 реплик за 91 секунду обработаны вовремя. Автоопределение языка удваивает задержку (кодировщик Whisper прогоняется дважды), а large-v3-turbo на этом процессоре тратит 11 с на фразу — для крупных моделей нужна видеокарта. Три секунды несущественны: тревога обычно звучит за несколько реплик до просьбы о коде, то есть за десятки секунд.</w:t>
+        <w:t>Очередь не копится. На этой записи (подмена SIM-карты) детектор поднимает тревогу на 20-й секунде разговора; с Whisper small тревоги не было вовсе — распознавание портило текст настолько, что приём манипуляции терялся. Whisper large-v3-turbo на этом процессоре тратит 11 с на фразу: крупным моделям нужна видеокарта.</w:t>
       </w:r>
     </w:p>
     <w:p>
@@ -5418,7 +5883,7 @@
         <w:keepNext/>
         <w:keepLines/>
       </w:pPr>
-      <w:bookmarkStart w:id="11" w:name="_Toc241082861"/>
+      <w:bookmarkStart w:id="11" w:name="_Toc241089237"/>
       <w:r>
         <w:t>5. Тест-кейсы</w:t>
       </w:r>
@@ -5450,7 +5915,7 @@
           <w:left w:w="10" w:type="dxa"/>
           <w:right w:w="10" w:type="dxa"/>
         </w:tblCellMar>
-        <w:tblLook w:val="0000" w:firstRow="0" w:lastRow="0" w:firstColumn="0" w:lastColumn="0" w:noHBand="0" w:noVBand="0"/>
+        <w:tblLook w:val="04A0" w:firstRow="1" w:lastRow="0" w:firstColumn="1" w:lastColumn="0" w:noHBand="0" w:noVBand="1"/>
       </w:tblPr>
       <w:tblGrid>
         <w:gridCol w:w="432"/>
@@ -5877,7 +6342,7 @@
         <w:keepNext/>
         <w:keepLines/>
       </w:pPr>
-      <w:bookmarkStart w:id="12" w:name="_Toc241082862"/>
+      <w:bookmarkStart w:id="12" w:name="_Toc241089238"/>
       <w:r>
         <w:t>6. Ограничения</w:t>
       </w:r>
@@ -6017,7 +6482,7 @@
         <w:keepNext/>
         <w:keepLines/>
       </w:pPr>
-      <w:bookmarkStart w:id="13" w:name="_Toc241082863"/>
+      <w:bookmarkStart w:id="13" w:name="_Toc241089239"/>
       <w:r>
         <w:t>7. План доработки (TRL)</w:t>
       </w:r>
@@ -6038,7 +6503,7 @@
           <w:left w:w="10" w:type="dxa"/>
           <w:right w:w="10" w:type="dxa"/>
         </w:tblCellMar>
-        <w:tblLook w:val="0000" w:firstRow="0" w:lastRow="0" w:firstColumn="0" w:lastColumn="0" w:noHBand="0" w:noVBand="0"/>
+        <w:tblLook w:val="04A0" w:firstRow="1" w:lastRow="0" w:firstColumn="1" w:lastColumn="0" w:noHBand="0" w:noVBand="1"/>
       </w:tblPr>
       <w:tblGrid>
         <w:gridCol w:w="1701"/>
@@ -6560,7 +7025,7 @@
         <w:keepNext/>
         <w:keepLines/>
       </w:pPr>
-      <w:bookmarkStart w:id="14" w:name="_Toc241082864"/>
+      <w:bookmarkStart w:id="14" w:name="_Toc241089240"/>
       <w:r>
         <w:t>8. Воспроизведение</w:t>
       </w:r>
@@ -6827,10 +7292,10 @@
 <file path=word/numbering.xml><?xml version="1.0" encoding="utf-8"?>
 <w:numbering xmlns:wpc="http://schemas.microsoft.com/office/word/2010/wordprocessingCanvas" xmlns:cx="http://schemas.microsoft.com/office/drawing/2014/chartex" xmlns:cx1="http://schemas.microsoft.com/office/drawing/2015/9/8/chartex" xmlns:cx2="http://schemas.microsoft.com/office/drawing/2015/10/21/chartex" xmlns:cx3="http://schemas.microsoft.com/office/drawing/2016/5/9/chartex" xmlns:cx4="http://schemas.microsoft.com/office/drawing/2016/5/10/chartex" xmlns:cx5="http://schemas.microsoft.com/office/drawing/2016/5/11/chartex" xmlns:cx6="http://schemas.microsoft.com/office/drawing/2016/5/12/chartex" xmlns:cx7="http://schemas.microsoft.com/office/drawing/2016/5/13/chartex" xmlns:cx8="http://schemas.microsoft.com/office/drawing/2016/5/14/chartex" xmlns:mc="http://schemas.openxmlformats.org/markup-compatibility/2006" xmlns:aink="http://schemas.microsoft.com/office/drawing/2016/ink" xmlns:am3d="http://schemas.microsoft.com/office/drawing/2017/model3d" xmlns:o="urn:schemas-microsoft-com:office:office" xmlns:oel="http://schemas.microsoft.com/office/2019/extlst" xmlns:r="http://schemas.openxmlformats.org/officeDocument/2006/relationships" xmlns:m="http://schemas.openxmlformats.org/officeDocument/2006/math" xmlns:v="urn:schemas-microsoft-com:vml" xmlns:wp14="http://schemas.microsoft.com/office/word/2010/wordprocessingDrawing" xmlns:wp="http://schemas.openxmlformats.org/drawingml/2006/wordprocessingDrawing" xmlns:w10="urn:schemas-microsoft-com:office:word" xmlns:w="http://schemas.openxmlformats.org/wordprocessingml/2006/main" xmlns:w14="http://schemas.microsoft.com/office/word/2010/wordml" xmlns:w15="http://schemas.microsoft.com/office/word/2012/wordml" xmlns:w16cex="http://schemas.microsoft.com/office/word/2018/wordml/cex" xmlns:w16cid="http://schemas.microsoft.com/office/word/2016/wordml/cid" xmlns:w16="http://schemas.microsoft.com/office/word/2018/wordml" xmlns:w16du="http://schemas.microsoft.com/office/word/2023/wordml/word16du" xmlns:w16sdtdh="http://schemas.microsoft.com/office/word/2020/wordml/sdtdatahash" xmlns:w16sdtfl="http://schemas.microsoft.com/office/word/2024/wordml/sdtformatlock" xmlns:w16se="http://schemas.microsoft.com/office/word/2015/wordml/symex" xmlns:wpg="http://schemas.microsoft.com/office/word/2010/wordprocessingGroup" xmlns:wpi="http://schemas.microsoft.com/office/word/2010/wordprocessingInk" xmlns:wne="http://schemas.microsoft.com/office/word/2006/wordml" xmlns:wps="http://schemas.microsoft.com/office/word/2010/wordprocessingShape" mc:Ignorable="w14 w15 w16se w16cid w16 w16cex w16sdtdh w16sdtfl w16du wp14">
   <w:abstractNum w:abstractNumId="0" w15:restartNumberingAfterBreak="0">
-    <w:nsid w:val="2CDF24FD"/>
+    <w:nsid w:val="203E27F9"/>
     <w:multiLevelType w:val="hybridMultilevel"/>
-    <w:tmpl w:val="FAB6AF56"/>
-    <w:lvl w:ilvl="0" w:tplc="2328FC58">
+    <w:tmpl w:val="0706C6F0"/>
+    <w:lvl w:ilvl="0" w:tplc="5A46B8FC">
       <w:start w:val="1"/>
       <w:numFmt w:val="bullet"/>
       <w:lvlText w:val="●"/>
@@ -6839,7 +7304,7 @@
         <w:ind w:left="720" w:hanging="360"/>
       </w:pPr>
     </w:lvl>
-    <w:lvl w:ilvl="1" w:tplc="55CE4994">
+    <w:lvl w:ilvl="1" w:tplc="4596D86E">
       <w:start w:val="1"/>
       <w:numFmt w:val="bullet"/>
       <w:lvlText w:val="○"/>
@@ -6848,7 +7313,7 @@
         <w:ind w:left="1440" w:hanging="360"/>
       </w:pPr>
     </w:lvl>
-    <w:lvl w:ilvl="2" w:tplc="0980D962">
+    <w:lvl w:ilvl="2" w:tplc="B656AA42">
       <w:start w:val="1"/>
       <w:numFmt w:val="bullet"/>
       <w:lvlText w:val="■"/>
@@ -6857,7 +7322,7 @@
         <w:ind w:left="2160" w:hanging="360"/>
       </w:pPr>
     </w:lvl>
-    <w:lvl w:ilvl="3" w:tplc="02167AF8">
+    <w:lvl w:ilvl="3" w:tplc="2B42FF62">
       <w:start w:val="1"/>
       <w:numFmt w:val="bullet"/>
       <w:lvlText w:val="●"/>
@@ -6866,7 +7331,7 @@
         <w:ind w:left="2880" w:hanging="360"/>
       </w:pPr>
     </w:lvl>
-    <w:lvl w:ilvl="4" w:tplc="1DF6DFD8">
+    <w:lvl w:ilvl="4" w:tplc="F774BDD6">
       <w:start w:val="1"/>
       <w:numFmt w:val="bullet"/>
       <w:lvlText w:val="○"/>
@@ -6875,7 +7340,7 @@
         <w:ind w:left="3600" w:hanging="360"/>
       </w:pPr>
     </w:lvl>
-    <w:lvl w:ilvl="5" w:tplc="DBA84FEC">
+    <w:lvl w:ilvl="5" w:tplc="6DF4C4E4">
       <w:start w:val="1"/>
       <w:numFmt w:val="bullet"/>
       <w:lvlText w:val="■"/>
@@ -6884,7 +7349,7 @@
         <w:ind w:left="4320" w:hanging="360"/>
       </w:pPr>
     </w:lvl>
-    <w:lvl w:ilvl="6" w:tplc="7CDA195A">
+    <w:lvl w:ilvl="6" w:tplc="1B107ECA">
       <w:start w:val="1"/>
       <w:numFmt w:val="bullet"/>
       <w:lvlText w:val="●"/>
@@ -6893,7 +7358,7 @@
         <w:ind w:left="5040" w:hanging="360"/>
       </w:pPr>
     </w:lvl>
-    <w:lvl w:ilvl="7" w:tplc="E1E46BA8">
+    <w:lvl w:ilvl="7" w:tplc="7F044C6E">
       <w:start w:val="1"/>
       <w:numFmt w:val="bullet"/>
       <w:lvlText w:val="●"/>
@@ -6902,7 +7367,7 @@
         <w:ind w:left="5760" w:hanging="360"/>
       </w:pPr>
     </w:lvl>
-    <w:lvl w:ilvl="8" w:tplc="91E81BB8">
+    <w:lvl w:ilvl="8" w:tplc="8012C982">
       <w:start w:val="1"/>
       <w:numFmt w:val="bullet"/>
       <w:lvlText w:val="●"/>
@@ -6913,10 +7378,10 @@
     </w:lvl>
   </w:abstractNum>
   <w:abstractNum w:abstractNumId="1" w15:restartNumberingAfterBreak="0">
-    <w:nsid w:val="58197E07"/>
+    <w:nsid w:val="6D761490"/>
     <w:multiLevelType w:val="hybridMultilevel"/>
-    <w:tmpl w:val="2DBA9214"/>
-    <w:lvl w:ilvl="0" w:tplc="8FFAF370">
+    <w:tmpl w:val="F846385C"/>
+    <w:lvl w:ilvl="0" w:tplc="83F4B3FA">
       <w:start w:val="1"/>
       <w:numFmt w:val="bullet"/>
       <w:lvlText w:val="•"/>
@@ -6925,54 +7390,54 @@
         <w:ind w:left="360" w:hanging="240"/>
       </w:pPr>
     </w:lvl>
-    <w:lvl w:ilvl="1" w:tplc="9586C63E">
+    <w:lvl w:ilvl="1" w:tplc="22349246">
       <w:numFmt w:val="decimal"/>
       <w:lvlText w:val=""/>
       <w:lvlJc w:val="left"/>
     </w:lvl>
-    <w:lvl w:ilvl="2" w:tplc="B7167E34">
+    <w:lvl w:ilvl="2" w:tplc="2E40C16E">
       <w:numFmt w:val="decimal"/>
       <w:lvlText w:val=""/>
       <w:lvlJc w:val="left"/>
     </w:lvl>
-    <w:lvl w:ilvl="3" w:tplc="FEC0A656">
+    <w:lvl w:ilvl="3" w:tplc="466C1040">
       <w:numFmt w:val="decimal"/>
       <w:lvlText w:val=""/>
       <w:lvlJc w:val="left"/>
     </w:lvl>
-    <w:lvl w:ilvl="4" w:tplc="CAFA64D8">
+    <w:lvl w:ilvl="4" w:tplc="AF76C44A">
       <w:numFmt w:val="decimal"/>
       <w:lvlText w:val=""/>
       <w:lvlJc w:val="left"/>
     </w:lvl>
-    <w:lvl w:ilvl="5" w:tplc="3A04274E">
+    <w:lvl w:ilvl="5" w:tplc="F70663FE">
       <w:numFmt w:val="decimal"/>
       <w:lvlText w:val=""/>
       <w:lvlJc w:val="left"/>
     </w:lvl>
-    <w:lvl w:ilvl="6" w:tplc="27E27C52">
+    <w:lvl w:ilvl="6" w:tplc="6E0884B8">
       <w:numFmt w:val="decimal"/>
       <w:lvlText w:val=""/>
       <w:lvlJc w:val="left"/>
     </w:lvl>
-    <w:lvl w:ilvl="7" w:tplc="D506FA6C">
+    <w:lvl w:ilvl="7" w:tplc="1E0ACF74">
       <w:numFmt w:val="decimal"/>
       <w:lvlText w:val=""/>
       <w:lvlJc w:val="left"/>
     </w:lvl>
-    <w:lvl w:ilvl="8" w:tplc="847AACB0">
+    <w:lvl w:ilvl="8" w:tplc="4096047A">
       <w:numFmt w:val="decimal"/>
       <w:lvlText w:val=""/>
       <w:lvlJc w:val="left"/>
     </w:lvl>
   </w:abstractNum>
-  <w:num w:numId="1" w16cid:durableId="1532302902">
+  <w:num w:numId="1" w16cid:durableId="1035933472">
     <w:abstractNumId w:val="0"/>
     <w:lvlOverride w:ilvl="0">
       <w:startOverride w:val="1"/>
     </w:lvlOverride>
   </w:num>
-  <w:num w:numId="2" w16cid:durableId="2039114870">
+  <w:num w:numId="2" w16cid:durableId="1865946178">
     <w:abstractNumId w:val="1"/>
     <w:lvlOverride w:ilvl="0">
       <w:startOverride w:val="1"/>
@@ -7591,7 +8056,7 @@
     <w:autoRedefine/>
     <w:uiPriority w:val="39"/>
     <w:unhideWhenUsed/>
-    <w:rsid w:val="00E37727"/>
+    <w:rsid w:val="008B4BF1"/>
     <w:pPr>
       <w:spacing w:after="100"/>
     </w:pPr>
@@ -7603,7 +8068,7 @@
     <w:autoRedefine/>
     <w:uiPriority w:val="39"/>
     <w:unhideWhenUsed/>
-    <w:rsid w:val="00E37727"/>
+    <w:rsid w:val="008B4BF1"/>
     <w:pPr>
       <w:spacing w:after="100"/>
       <w:ind w:left="210"/>

--- a/docs/submission/Qalqan_tech-appendix.docx
+++ b/docs/submission/Qalqan_tech-appendix.docx
@@ -108,7 +108,7 @@
     <w:sdt>
       <w:sdtPr>
         <w:alias w:val="Содержание"/>
-        <w:id w:val="1621885875"/>
+        <w:id w:val="-56789994"/>
       </w:sdtPr>
       <w:sdtEndPr/>
       <w:sdtContent>
@@ -136,7 +136,7 @@
           <w:r>
             <w:fldChar w:fldCharType="separate"/>
           </w:r>
-          <w:hyperlink w:anchor="_Toc241089226" w:history="1">
+          <w:hyperlink w:anchor="_Toc241102468" w:history="1">
             <w:r>
               <w:rPr>
                 <w:rStyle w:val="Hyperlink"/>
@@ -160,7 +160,7 @@
               <w:rPr>
                 <w:noProof/>
               </w:rPr>
-              <w:instrText xml:space="preserve"> PAGEREF _Toc241089226 \h </w:instrText>
+              <w:instrText xml:space="preserve"> PAGEREF _Toc241102468 \h </w:instrText>
             </w:r>
             <w:r>
               <w:rPr>
@@ -202,7 +202,7 @@
               <w14:ligatures w14:val="standardContextual"/>
             </w:rPr>
           </w:pPr>
-          <w:hyperlink w:anchor="_Toc241089227" w:history="1">
+          <w:hyperlink w:anchor="_Toc241102469" w:history="1">
             <w:r>
               <w:rPr>
                 <w:rStyle w:val="Hyperlink"/>
@@ -226,7 +226,7 @@
               <w:rPr>
                 <w:noProof/>
               </w:rPr>
-              <w:instrText xml:space="preserve"> PAGEREF _Toc241089227 \h </w:instrText>
+              <w:instrText xml:space="preserve"> PAGEREF _Toc241102469 \h </w:instrText>
             </w:r>
             <w:r>
               <w:rPr>
@@ -268,7 +268,7 @@
               <w14:ligatures w14:val="standardContextual"/>
             </w:rPr>
           </w:pPr>
-          <w:hyperlink w:anchor="_Toc241089228" w:history="1">
+          <w:hyperlink w:anchor="_Toc241102470" w:history="1">
             <w:r>
               <w:rPr>
                 <w:rStyle w:val="Hyperlink"/>
@@ -292,7 +292,7 @@
               <w:rPr>
                 <w:noProof/>
               </w:rPr>
-              <w:instrText xml:space="preserve"> PAGEREF _Toc241089228 \h </w:instrText>
+              <w:instrText xml:space="preserve"> PAGEREF _Toc241102470 \h </w:instrText>
             </w:r>
             <w:r>
               <w:rPr>
@@ -334,7 +334,7 @@
               <w14:ligatures w14:val="standardContextual"/>
             </w:rPr>
           </w:pPr>
-          <w:hyperlink w:anchor="_Toc241089229" w:history="1">
+          <w:hyperlink w:anchor="_Toc241102471" w:history="1">
             <w:r>
               <w:rPr>
                 <w:rStyle w:val="Hyperlink"/>
@@ -358,7 +358,7 @@
               <w:rPr>
                 <w:noProof/>
               </w:rPr>
-              <w:instrText xml:space="preserve"> PAGEREF _Toc241089229 \h </w:instrText>
+              <w:instrText xml:space="preserve"> PAGEREF _Toc241102471 \h </w:instrText>
             </w:r>
             <w:r>
               <w:rPr>
@@ -400,7 +400,7 @@
               <w14:ligatures w14:val="standardContextual"/>
             </w:rPr>
           </w:pPr>
-          <w:hyperlink w:anchor="_Toc241089230" w:history="1">
+          <w:hyperlink w:anchor="_Toc241102472" w:history="1">
             <w:r>
               <w:rPr>
                 <w:rStyle w:val="Hyperlink"/>
@@ -424,7 +424,7 @@
               <w:rPr>
                 <w:noProof/>
               </w:rPr>
-              <w:instrText xml:space="preserve"> PAGEREF _Toc241089230 \h </w:instrText>
+              <w:instrText xml:space="preserve"> PAGEREF _Toc241102472 \h </w:instrText>
             </w:r>
             <w:r>
               <w:rPr>
@@ -466,7 +466,7 @@
               <w14:ligatures w14:val="standardContextual"/>
             </w:rPr>
           </w:pPr>
-          <w:hyperlink w:anchor="_Toc241089231" w:history="1">
+          <w:hyperlink w:anchor="_Toc241102473" w:history="1">
             <w:r>
               <w:rPr>
                 <w:rStyle w:val="Hyperlink"/>
@@ -490,7 +490,7 @@
               <w:rPr>
                 <w:noProof/>
               </w:rPr>
-              <w:instrText xml:space="preserve"> PAGEREF _Toc241089231 \h </w:instrText>
+              <w:instrText xml:space="preserve"> PAGEREF _Toc241102473 \h </w:instrText>
             </w:r>
             <w:r>
               <w:rPr>
@@ -532,7 +532,7 @@
               <w14:ligatures w14:val="standardContextual"/>
             </w:rPr>
           </w:pPr>
-          <w:hyperlink w:anchor="_Toc241089232" w:history="1">
+          <w:hyperlink w:anchor="_Toc241102474" w:history="1">
             <w:r>
               <w:rPr>
                 <w:rStyle w:val="Hyperlink"/>
@@ -556,7 +556,7 @@
               <w:rPr>
                 <w:noProof/>
               </w:rPr>
-              <w:instrText xml:space="preserve"> PAGEREF _Toc241089232 \h </w:instrText>
+              <w:instrText xml:space="preserve"> PAGEREF _Toc241102474 \h </w:instrText>
             </w:r>
             <w:r>
               <w:rPr>
@@ -598,7 +598,7 @@
               <w14:ligatures w14:val="standardContextual"/>
             </w:rPr>
           </w:pPr>
-          <w:hyperlink w:anchor="_Toc241089233" w:history="1">
+          <w:hyperlink w:anchor="_Toc241102475" w:history="1">
             <w:r>
               <w:rPr>
                 <w:rStyle w:val="Hyperlink"/>
@@ -622,7 +622,7 @@
               <w:rPr>
                 <w:noProof/>
               </w:rPr>
-              <w:instrText xml:space="preserve"> PAGEREF _Toc241089233 \h </w:instrText>
+              <w:instrText xml:space="preserve"> PAGEREF _Toc241102475 \h </w:instrText>
             </w:r>
             <w:r>
               <w:rPr>
@@ -664,7 +664,7 @@
               <w14:ligatures w14:val="standardContextual"/>
             </w:rPr>
           </w:pPr>
-          <w:hyperlink w:anchor="_Toc241089234" w:history="1">
+          <w:hyperlink w:anchor="_Toc241102476" w:history="1">
             <w:r>
               <w:rPr>
                 <w:rStyle w:val="Hyperlink"/>
@@ -688,7 +688,7 @@
               <w:rPr>
                 <w:noProof/>
               </w:rPr>
-              <w:instrText xml:space="preserve"> PAGEREF _Toc241089234 \h </w:instrText>
+              <w:instrText xml:space="preserve"> PAGEREF _Toc241102476 \h </w:instrText>
             </w:r>
             <w:r>
               <w:rPr>
@@ -730,7 +730,7 @@
               <w14:ligatures w14:val="standardContextual"/>
             </w:rPr>
           </w:pPr>
-          <w:hyperlink w:anchor="_Toc241089235" w:history="1">
+          <w:hyperlink w:anchor="_Toc241102477" w:history="1">
             <w:r>
               <w:rPr>
                 <w:rStyle w:val="Hyperlink"/>
@@ -754,7 +754,7 @@
               <w:rPr>
                 <w:noProof/>
               </w:rPr>
-              <w:instrText xml:space="preserve"> PAGEREF _Toc241089235 \h </w:instrText>
+              <w:instrText xml:space="preserve"> PAGEREF _Toc241102477 \h </w:instrText>
             </w:r>
             <w:r>
               <w:rPr>
@@ -796,7 +796,7 @@
               <w14:ligatures w14:val="standardContextual"/>
             </w:rPr>
           </w:pPr>
-          <w:hyperlink w:anchor="_Toc241089236" w:history="1">
+          <w:hyperlink w:anchor="_Toc241102478" w:history="1">
             <w:r>
               <w:rPr>
                 <w:rStyle w:val="Hyperlink"/>
@@ -820,7 +820,7 @@
               <w:rPr>
                 <w:noProof/>
               </w:rPr>
-              <w:instrText xml:space="preserve"> PAGEREF _Toc241089236 \h </w:instrText>
+              <w:instrText xml:space="preserve"> PAGEREF _Toc241102478 \h </w:instrText>
             </w:r>
             <w:r>
               <w:rPr>
@@ -862,7 +862,7 @@
               <w14:ligatures w14:val="standardContextual"/>
             </w:rPr>
           </w:pPr>
-          <w:hyperlink w:anchor="_Toc241089237" w:history="1">
+          <w:hyperlink w:anchor="_Toc241102479" w:history="1">
             <w:r>
               <w:rPr>
                 <w:rStyle w:val="Hyperlink"/>
@@ -886,7 +886,7 @@
               <w:rPr>
                 <w:noProof/>
               </w:rPr>
-              <w:instrText xml:space="preserve"> PAGEREF _Toc241089237 \h </w:instrText>
+              <w:instrText xml:space="preserve"> PAGEREF _Toc241102479 \h </w:instrText>
             </w:r>
             <w:r>
               <w:rPr>
@@ -928,7 +928,7 @@
               <w14:ligatures w14:val="standardContextual"/>
             </w:rPr>
           </w:pPr>
-          <w:hyperlink w:anchor="_Toc241089238" w:history="1">
+          <w:hyperlink w:anchor="_Toc241102480" w:history="1">
             <w:r>
               <w:rPr>
                 <w:rStyle w:val="Hyperlink"/>
@@ -952,7 +952,7 @@
               <w:rPr>
                 <w:noProof/>
               </w:rPr>
-              <w:instrText xml:space="preserve"> PAGEREF _Toc241089238 \h </w:instrText>
+              <w:instrText xml:space="preserve"> PAGEREF _Toc241102480 \h </w:instrText>
             </w:r>
             <w:r>
               <w:rPr>
@@ -969,7 +969,7 @@
               <w:rPr>
                 <w:noProof/>
               </w:rPr>
-              <w:t>5</w:t>
+              <w:t>6</w:t>
             </w:r>
             <w:r>
               <w:rPr>
@@ -994,7 +994,7 @@
               <w14:ligatures w14:val="standardContextual"/>
             </w:rPr>
           </w:pPr>
-          <w:hyperlink w:anchor="_Toc241089239" w:history="1">
+          <w:hyperlink w:anchor="_Toc241102481" w:history="1">
             <w:r>
               <w:rPr>
                 <w:rStyle w:val="Hyperlink"/>
@@ -1018,7 +1018,7 @@
               <w:rPr>
                 <w:noProof/>
               </w:rPr>
-              <w:instrText xml:space="preserve"> PAGEREF _Toc241089239 \h </w:instrText>
+              <w:instrText xml:space="preserve"> PAGEREF _Toc241102481 \h </w:instrText>
             </w:r>
             <w:r>
               <w:rPr>
@@ -1060,7 +1060,7 @@
               <w14:ligatures w14:val="standardContextual"/>
             </w:rPr>
           </w:pPr>
-          <w:hyperlink w:anchor="_Toc241089240" w:history="1">
+          <w:hyperlink w:anchor="_Toc241102482" w:history="1">
             <w:r>
               <w:rPr>
                 <w:rStyle w:val="Hyperlink"/>
@@ -1084,7 +1084,7 @@
               <w:rPr>
                 <w:noProof/>
               </w:rPr>
-              <w:instrText xml:space="preserve"> PAGEREF _Toc241089240 \h </w:instrText>
+              <w:instrText xml:space="preserve"> PAGEREF _Toc241102482 \h </w:instrText>
             </w:r>
             <w:r>
               <w:rPr>
@@ -1124,7 +1124,7 @@
         <w:keepNext/>
         <w:keepLines/>
       </w:pPr>
-      <w:bookmarkStart w:id="0" w:name="_Toc241089226"/>
+      <w:bookmarkStart w:id="0" w:name="_Toc241102468"/>
       <w:r>
         <w:t>1. Задача и метрики</w:t>
       </w:r>
@@ -1254,7 +1254,7 @@
         <w:keepNext/>
         <w:keepLines/>
       </w:pPr>
-      <w:bookmarkStart w:id="1" w:name="_Toc241089227"/>
+      <w:bookmarkStart w:id="1" w:name="_Toc241102469"/>
       <w:r>
         <w:t>2. Данные</w:t>
       </w:r>
@@ -1266,7 +1266,7 @@
         <w:keepNext/>
         <w:keepLines/>
       </w:pPr>
-      <w:bookmarkStart w:id="2" w:name="_Toc241089228"/>
+      <w:bookmarkStart w:id="2" w:name="_Toc241102470"/>
       <w:r>
         <w:t>2.1. Синтетический корпус Қалқан (v2)</w:t>
       </w:r>
@@ -1298,7 +1298,7 @@
           <w:left w:w="10" w:type="dxa"/>
           <w:right w:w="10" w:type="dxa"/>
         </w:tblCellMar>
-        <w:tblLook w:val="04A0" w:firstRow="1" w:lastRow="0" w:firstColumn="1" w:lastColumn="0" w:noHBand="0" w:noVBand="1"/>
+        <w:tblLook w:val="0000" w:firstRow="0" w:lastRow="0" w:firstColumn="0" w:lastColumn="0" w:noHBand="0" w:noVBand="0"/>
       </w:tblPr>
       <w:tblGrid>
         <w:gridCol w:w="2410"/>
@@ -1763,7 +1763,7 @@
         <w:keepNext/>
         <w:keepLines/>
       </w:pPr>
-      <w:bookmarkStart w:id="3" w:name="_Toc241089229"/>
+      <w:bookmarkStart w:id="3" w:name="_Toc241102471"/>
       <w:r>
         <w:t>2.2. Меры против фиктивности задачи</w:t>
       </w:r>
@@ -1920,7 +1920,7 @@
         <w:keepNext/>
         <w:keepLines/>
       </w:pPr>
-      <w:bookmarkStart w:id="4" w:name="_Toc241089230"/>
+      <w:bookmarkStart w:id="4" w:name="_Toc241102472"/>
       <w:r>
         <w:t>2.3. Внешний тест на реальных звонках</w:t>
       </w:r>
@@ -1952,7 +1952,7 @@
           <w:left w:w="10" w:type="dxa"/>
           <w:right w:w="10" w:type="dxa"/>
         </w:tblCellMar>
-        <w:tblLook w:val="04A0" w:firstRow="1" w:lastRow="0" w:firstColumn="1" w:lastColumn="0" w:noHBand="0" w:noVBand="1"/>
+        <w:tblLook w:val="0000" w:firstRow="0" w:lastRow="0" w:firstColumn="0" w:lastColumn="0" w:noHBand="0" w:noVBand="0"/>
       </w:tblPr>
       <w:tblGrid>
         <w:gridCol w:w="1631"/>
@@ -2466,7 +2466,7 @@
         <w:keepNext/>
         <w:keepLines/>
       </w:pPr>
-      <w:bookmarkStart w:id="5" w:name="_Toc241089231"/>
+      <w:bookmarkStart w:id="5" w:name="_Toc241102473"/>
       <w:r>
         <w:t>3. Модель</w:t>
       </w:r>
@@ -2622,7 +2622,7 @@
         <w:keepNext/>
         <w:keepLines/>
       </w:pPr>
-      <w:bookmarkStart w:id="6" w:name="_Toc241089232"/>
+      <w:bookmarkStart w:id="6" w:name="_Toc241102474"/>
       <w:r>
         <w:t>4. Результаты</w:t>
       </w:r>
@@ -2634,7 +2634,7 @@
         <w:keepNext/>
         <w:keepLines/>
       </w:pPr>
-      <w:bookmarkStart w:id="7" w:name="_Toc241089233"/>
+      <w:bookmarkStart w:id="7" w:name="_Toc241102475"/>
       <w:r>
         <w:t>4.1. Реальные звонки (ROC AUC, среднее ± разброс по 3 сидам)</w:t>
       </w:r>
@@ -2655,7 +2655,7 @@
           <w:left w:w="10" w:type="dxa"/>
           <w:right w:w="10" w:type="dxa"/>
         </w:tblCellMar>
-        <w:tblLook w:val="04A0" w:firstRow="1" w:lastRow="0" w:firstColumn="1" w:lastColumn="0" w:noHBand="0" w:noVBand="1"/>
+        <w:tblLook w:val="0000" w:firstRow="0" w:lastRow="0" w:firstColumn="0" w:lastColumn="0" w:noHBand="0" w:noVBand="0"/>
       </w:tblPr>
       <w:tblGrid>
         <w:gridCol w:w="5455"/>
@@ -3169,7 +3169,7 @@
         <w:keepNext/>
         <w:keepLines/>
       </w:pPr>
-      <w:bookmarkStart w:id="8" w:name="_Toc241089234"/>
+      <w:bookmarkStart w:id="8" w:name="_Toc241102476"/>
       <w:r>
         <w:t>4.2. Шаблонный holdout: рабочие точки</w:t>
       </w:r>
@@ -3190,7 +3190,7 @@
           <w:left w:w="10" w:type="dxa"/>
           <w:right w:w="10" w:type="dxa"/>
         </w:tblCellMar>
-        <w:tblLook w:val="04A0" w:firstRow="1" w:lastRow="0" w:firstColumn="1" w:lastColumn="0" w:noHBand="0" w:noVBand="1"/>
+        <w:tblLook w:val="0000" w:firstRow="0" w:lastRow="0" w:firstColumn="0" w:lastColumn="0" w:noHBand="0" w:noVBand="0"/>
       </w:tblPr>
       <w:tblGrid>
         <w:gridCol w:w="3213"/>
@@ -3749,7 +3749,7 @@
         <w:keepNext/>
         <w:keepLines/>
       </w:pPr>
-      <w:bookmarkStart w:id="9" w:name="_Toc241089235"/>
+      <w:bookmarkStart w:id="9" w:name="_Toc241102477"/>
       <w:r>
         <w:t>4.3. Федеративное обучение</w:t>
       </w:r>
@@ -3781,7 +3781,7 @@
           <w:left w:w="10" w:type="dxa"/>
           <w:right w:w="10" w:type="dxa"/>
         </w:tblCellMar>
-        <w:tblLook w:val="04A0" w:firstRow="1" w:lastRow="0" w:firstColumn="1" w:lastColumn="0" w:noHBand="0" w:noVBand="1"/>
+        <w:tblLook w:val="0000" w:firstRow="0" w:lastRow="0" w:firstColumn="0" w:lastColumn="0" w:noHBand="0" w:noVBand="0"/>
       </w:tblPr>
       <w:tblGrid>
         <w:gridCol w:w="3632"/>
@@ -4248,7 +4248,7 @@
           <w:left w:w="10" w:type="dxa"/>
           <w:right w:w="10" w:type="dxa"/>
         </w:tblCellMar>
-        <w:tblLook w:val="04A0" w:firstRow="1" w:lastRow="0" w:firstColumn="1" w:lastColumn="0" w:noHBand="0" w:noVBand="1"/>
+        <w:tblLook w:val="0000" w:firstRow="0" w:lastRow="0" w:firstColumn="0" w:lastColumn="0" w:noHBand="0" w:noVBand="0"/>
       </w:tblPr>
       <w:tblGrid>
         <w:gridCol w:w="3559"/>
@@ -5075,7 +5075,7 @@
         <w:keepNext/>
         <w:keepLines/>
       </w:pPr>
-      <w:bookmarkStart w:id="10" w:name="_Toc241089236"/>
+      <w:bookmarkStart w:id="10" w:name="_Toc241102478"/>
       <w:r>
         <w:t>4.4. Живой режим: распознавание речи и задержка</w:t>
       </w:r>
@@ -5107,7 +5107,7 @@
           <w:left w:w="10" w:type="dxa"/>
           <w:right w:w="10" w:type="dxa"/>
         </w:tblCellMar>
-        <w:tblLook w:val="04A0" w:firstRow="1" w:lastRow="0" w:firstColumn="1" w:lastColumn="0" w:noHBand="0" w:noVBand="1"/>
+        <w:tblLook w:val="0000" w:firstRow="0" w:lastRow="0" w:firstColumn="0" w:lastColumn="0" w:noHBand="0" w:noVBand="0"/>
       </w:tblPr>
       <w:tblGrid>
         <w:gridCol w:w="3855"/>
@@ -5557,347 +5557,23 @@
         <w:t>nvidia/stt_kk_ru_fastconformer_hybrid_large обучена сразу на казахском и русском: язык указывать не нужно, смешанная речь идёт через одну модель, видеокарта не требуется. Подсказка со словарём предметной области сделала хуже — Whisper вставляет подсказанные слова там, где их не было.</w:t>
       </w:r>
     </w:p>
-    <w:tbl>
-      <w:tblPr>
-        <w:tblW w:w="9638" w:type="dxa"/>
-        <w:tblBorders>
-          <w:top w:val="single" w:sz="4" w:space="0" w:color="C9C8C2"/>
-          <w:left w:val="single" w:sz="4" w:space="0" w:color="C9C8C2"/>
-          <w:bottom w:val="single" w:sz="4" w:space="0" w:color="C9C8C2"/>
-          <w:right w:val="single" w:sz="4" w:space="0" w:color="C9C8C2"/>
-          <w:insideH w:val="single" w:sz="4" w:space="0" w:color="C9C8C2"/>
-          <w:insideV w:val="single" w:sz="4" w:space="0" w:color="C9C8C2"/>
-        </w:tblBorders>
-        <w:tblCellMar>
-          <w:left w:w="10" w:type="dxa"/>
-          <w:right w:w="10" w:type="dxa"/>
-        </w:tblCellMar>
-        <w:tblLook w:val="04A0" w:firstRow="1" w:lastRow="0" w:firstColumn="1" w:lastColumn="0" w:noHBand="0" w:noVBand="1"/>
-      </w:tblPr>
-      <w:tblGrid>
-        <w:gridCol w:w="4819"/>
-        <w:gridCol w:w="4819"/>
-      </w:tblGrid>
-      <w:tr>
-        <w:tblPrEx>
-          <w:tblCellMar>
-            <w:top w:w="0" w:type="dxa"/>
-            <w:bottom w:w="0" w:type="dxa"/>
-          </w:tblCellMar>
-        </w:tblPrEx>
-        <w:trPr>
-          <w:tblHeader/>
-        </w:trPr>
-        <w:tc>
-          <w:tcPr>
-            <w:tcW w:w="4819" w:type="dxa"/>
-            <w:shd w:val="clear" w:color="auto" w:fill="EEF4FC"/>
-            <w:tcMar>
-              <w:top w:w="40" w:type="dxa"/>
-              <w:left w:w="90" w:type="dxa"/>
-              <w:bottom w:w="40" w:type="dxa"/>
-              <w:right w:w="90" w:type="dxa"/>
-            </w:tcMar>
-          </w:tcPr>
-          <w:p>
-            <w:r>
-              <w:rPr>
-                <w:b/>
-                <w:bCs/>
-                <w:color w:val="0B0B0B"/>
-                <w:sz w:val="18"/>
-                <w:szCs w:val="18"/>
-              </w:rPr>
-              <w:t>Звено (замер на звонке 91 с)</w:t>
-            </w:r>
-          </w:p>
-        </w:tc>
-        <w:tc>
-          <w:tcPr>
-            <w:tcW w:w="4819" w:type="dxa"/>
-            <w:shd w:val="clear" w:color="auto" w:fill="EEF4FC"/>
-            <w:tcMar>
-              <w:top w:w="40" w:type="dxa"/>
-              <w:left w:w="90" w:type="dxa"/>
-              <w:bottom w:w="40" w:type="dxa"/>
-              <w:right w:w="90" w:type="dxa"/>
-            </w:tcMar>
-          </w:tcPr>
-          <w:p>
-            <w:pPr>
-              <w:jc w:val="center"/>
-            </w:pPr>
-            <w:r>
-              <w:rPr>
-                <w:b/>
-                <w:bCs/>
-                <w:color w:val="0B0B0B"/>
-                <w:sz w:val="18"/>
-                <w:szCs w:val="18"/>
-              </w:rPr>
-              <w:t>Медиана</w:t>
-            </w:r>
-          </w:p>
-        </w:tc>
-      </w:tr>
-      <w:tr>
-        <w:tblPrEx>
-          <w:tblCellMar>
-            <w:top w:w="0" w:type="dxa"/>
-            <w:bottom w:w="0" w:type="dxa"/>
-          </w:tblCellMar>
-        </w:tblPrEx>
-        <w:tc>
-          <w:tcPr>
-            <w:tcW w:w="4819" w:type="dxa"/>
-            <w:tcMar>
-              <w:top w:w="40" w:type="dxa"/>
-              <w:left w:w="90" w:type="dxa"/>
-              <w:bottom w:w="40" w:type="dxa"/>
-              <w:right w:w="90" w:type="dxa"/>
-            </w:tcMar>
-          </w:tcPr>
-          <w:p>
-            <w:r>
-              <w:rPr>
-                <w:b/>
-                <w:bCs/>
-                <w:color w:val="0B0B0B"/>
-                <w:sz w:val="18"/>
-                <w:szCs w:val="18"/>
-              </w:rPr>
-              <w:t>Ожидание паузы (конец фразы)</w:t>
-            </w:r>
-          </w:p>
-        </w:tc>
-        <w:tc>
-          <w:tcPr>
-            <w:tcW w:w="4819" w:type="dxa"/>
-            <w:tcMar>
-              <w:top w:w="40" w:type="dxa"/>
-              <w:left w:w="90" w:type="dxa"/>
-              <w:bottom w:w="40" w:type="dxa"/>
-              <w:right w:w="90" w:type="dxa"/>
-            </w:tcMar>
-          </w:tcPr>
-          <w:p>
-            <w:pPr>
-              <w:jc w:val="center"/>
-            </w:pPr>
-            <w:r>
-              <w:rPr>
-                <w:color w:val="0B0B0B"/>
-                <w:sz w:val="18"/>
-                <w:szCs w:val="18"/>
-              </w:rPr>
-              <w:t>0,6 с</w:t>
-            </w:r>
-          </w:p>
-        </w:tc>
-      </w:tr>
-      <w:tr>
-        <w:tblPrEx>
-          <w:tblCellMar>
-            <w:top w:w="0" w:type="dxa"/>
-            <w:bottom w:w="0" w:type="dxa"/>
-          </w:tblCellMar>
-        </w:tblPrEx>
-        <w:tc>
-          <w:tcPr>
-            <w:tcW w:w="4819" w:type="dxa"/>
-            <w:tcMar>
-              <w:top w:w="40" w:type="dxa"/>
-              <w:left w:w="90" w:type="dxa"/>
-              <w:bottom w:w="40" w:type="dxa"/>
-              <w:right w:w="90" w:type="dxa"/>
-            </w:tcMar>
-          </w:tcPr>
-          <w:p>
-            <w:r>
-              <w:rPr>
-                <w:b/>
-                <w:bCs/>
-                <w:color w:val="0B0B0B"/>
-                <w:sz w:val="18"/>
-                <w:szCs w:val="18"/>
-              </w:rPr>
-              <w:t>Распознавание речи</w:t>
-            </w:r>
-          </w:p>
-        </w:tc>
-        <w:tc>
-          <w:tcPr>
-            <w:tcW w:w="4819" w:type="dxa"/>
-            <w:tcMar>
-              <w:top w:w="40" w:type="dxa"/>
-              <w:left w:w="90" w:type="dxa"/>
-              <w:bottom w:w="40" w:type="dxa"/>
-              <w:right w:w="90" w:type="dxa"/>
-            </w:tcMar>
-          </w:tcPr>
-          <w:p>
-            <w:pPr>
-              <w:jc w:val="center"/>
-            </w:pPr>
-            <w:r>
-              <w:rPr>
-                <w:color w:val="0B0B0B"/>
-                <w:sz w:val="18"/>
-                <w:szCs w:val="18"/>
-              </w:rPr>
-              <w:t>0,42 с</w:t>
-            </w:r>
-          </w:p>
-        </w:tc>
-      </w:tr>
-      <w:tr>
-        <w:tblPrEx>
-          <w:tblCellMar>
-            <w:top w:w="0" w:type="dxa"/>
-            <w:bottom w:w="0" w:type="dxa"/>
-          </w:tblCellMar>
-        </w:tblPrEx>
-        <w:tc>
-          <w:tcPr>
-            <w:tcW w:w="4819" w:type="dxa"/>
-            <w:tcMar>
-              <w:top w:w="40" w:type="dxa"/>
-              <w:left w:w="90" w:type="dxa"/>
-              <w:bottom w:w="40" w:type="dxa"/>
-              <w:right w:w="90" w:type="dxa"/>
-            </w:tcMar>
-          </w:tcPr>
-          <w:p>
-            <w:r>
-              <w:rPr>
-                <w:b/>
-                <w:bCs/>
-                <w:color w:val="0B0B0B"/>
-                <w:sz w:val="18"/>
-                <w:szCs w:val="18"/>
-              </w:rPr>
-              <w:t>Детектор (префикс до 256 токенов)</w:t>
-            </w:r>
-          </w:p>
-        </w:tc>
-        <w:tc>
-          <w:tcPr>
-            <w:tcW w:w="4819" w:type="dxa"/>
-            <w:tcMar>
-              <w:top w:w="40" w:type="dxa"/>
-              <w:left w:w="90" w:type="dxa"/>
-              <w:bottom w:w="40" w:type="dxa"/>
-              <w:right w:w="90" w:type="dxa"/>
-            </w:tcMar>
-          </w:tcPr>
-          <w:p>
-            <w:pPr>
-              <w:jc w:val="center"/>
-            </w:pPr>
-            <w:r>
-              <w:rPr>
-                <w:color w:val="0B0B0B"/>
-                <w:sz w:val="18"/>
-                <w:szCs w:val="18"/>
-              </w:rPr>
-              <w:t>0,23 с</w:t>
-            </w:r>
-          </w:p>
-        </w:tc>
-      </w:tr>
-      <w:tr>
-        <w:tblPrEx>
-          <w:tblCellMar>
-            <w:top w:w="0" w:type="dxa"/>
-            <w:bottom w:w="0" w:type="dxa"/>
-          </w:tblCellMar>
-        </w:tblPrEx>
-        <w:tc>
-          <w:tcPr>
-            <w:tcW w:w="4819" w:type="dxa"/>
-            <w:tcMar>
-              <w:top w:w="40" w:type="dxa"/>
-              <w:left w:w="90" w:type="dxa"/>
-              <w:bottom w:w="40" w:type="dxa"/>
-              <w:right w:w="90" w:type="dxa"/>
-            </w:tcMar>
-          </w:tcPr>
-          <w:p>
-            <w:r>
-              <w:rPr>
-                <w:b/>
-                <w:bCs/>
-                <w:color w:val="0B0B0B"/>
-                <w:sz w:val="18"/>
-                <w:szCs w:val="18"/>
-              </w:rPr>
-              <w:t>Итого: от конца фразы до риска на экране</w:t>
-            </w:r>
-          </w:p>
-        </w:tc>
-        <w:tc>
-          <w:tcPr>
-            <w:tcW w:w="4819" w:type="dxa"/>
-            <w:tcMar>
-              <w:top w:w="40" w:type="dxa"/>
-              <w:left w:w="90" w:type="dxa"/>
-              <w:bottom w:w="40" w:type="dxa"/>
-              <w:right w:w="90" w:type="dxa"/>
-            </w:tcMar>
-          </w:tcPr>
-          <w:p>
-            <w:pPr>
-              <w:jc w:val="center"/>
-            </w:pPr>
-            <w:r>
-              <w:rPr>
-                <w:color w:val="0B0B0B"/>
-                <w:sz w:val="18"/>
-                <w:szCs w:val="18"/>
-              </w:rPr>
-              <w:t>1,3 с (90% реплик — до 1,7 с)</w:t>
-            </w:r>
-          </w:p>
-        </w:tc>
-      </w:tr>
-    </w:tbl>
     <w:p>
       <w:pPr>
-        <w:spacing w:after="120"/>
-      </w:pPr>
-    </w:p>
-    <w:p>
-      <w:pPr>
         <w:spacing w:after="100" w:line="264" w:lineRule="auto"/>
       </w:pPr>
+      <w:r>
+        <w:rPr>
+          <w:b/>
+          <w:bCs/>
+          <w:color w:val="0B0B0B"/>
+        </w:rPr>
+        <w:t xml:space="preserve">Казахский — отдельная проверка. </w:t>
+      </w:r>
       <w:r>
         <w:rPr>
           <w:color w:val="0B0B0B"/>
         </w:rPr>
-        <w:t>Очередь не копится. На этой записи (подмена SIM-карты) детектор поднимает тревогу на 20-й секунде разговора; с Whisper small тревоги не было вовсе — распознавание портило текст настолько, что приём манипуляции терялся. Whisper large-v3-turbo на этом процессоре тратит 11 с на фразу: крупным моделям нужна видеокарта.</w:t>
-      </w:r>
-    </w:p>
-    <w:p>
-      <w:pPr>
-        <w:pStyle w:val="Heading1"/>
-        <w:keepNext/>
-        <w:keepLines/>
-      </w:pPr>
-      <w:bookmarkStart w:id="11" w:name="_Toc241089237"/>
-      <w:r>
-        <w:t>5. Тест-кейсы</w:t>
-      </w:r>
-      <w:bookmarkEnd w:id="11"/>
-    </w:p>
-    <w:p>
-      <w:pPr>
-        <w:spacing w:after="100" w:line="264" w:lineRule="auto"/>
-      </w:pPr>
-      <w:r>
-        <w:rPr>
-          <w:color w:val="0B0B0B"/>
-        </w:rPr>
-        <w:t>Четыре диалога из шаблонного holdout корпуса v3.1 (формулировки не встречались ни при обучении, ни при калибровке порога) встроены в демо (demo/examples.json) и воспроизводятся ссылкой вида ?example=N&amp;play=all. Диалоги выбраны детерминированно — первый по порядку идентификатора среди подходящих по сценарию и языку:</w:t>
+        <w:t>Русские записи ничего не говорят о казахском, поэтому взят публичный эталон FLEURS (kk_kz, CC-BY-4.0): 40 фраз с проверенными расшифровками. Для сравнения добавлена специализированная казахская модель shyngys879/kazakh-whisper-large-v3-turbo (дообучена на 841 тыс. примеров, включая ISSAI KSC2), переведённая в CTranslate2 int8.</w:t>
       </w:r>
     </w:p>
     <w:tbl>
@@ -5915,7 +5591,815 @@
           <w:left w:w="10" w:type="dxa"/>
           <w:right w:w="10" w:type="dxa"/>
         </w:tblCellMar>
-        <w:tblLook w:val="04A0" w:firstRow="1" w:lastRow="0" w:firstColumn="1" w:lastColumn="0" w:noHBand="0" w:noVBand="1"/>
+        <w:tblLook w:val="0000" w:firstRow="0" w:lastRow="0" w:firstColumn="0" w:lastColumn="0" w:noHBand="0" w:noVBand="0"/>
+      </w:tblPr>
+      <w:tblGrid>
+        <w:gridCol w:w="3855"/>
+        <w:gridCol w:w="2203"/>
+        <w:gridCol w:w="1652"/>
+        <w:gridCol w:w="1928"/>
+      </w:tblGrid>
+      <w:tr>
+        <w:tblPrEx>
+          <w:tblCellMar>
+            <w:top w:w="0" w:type="dxa"/>
+            <w:bottom w:w="0" w:type="dxa"/>
+          </w:tblCellMar>
+        </w:tblPrEx>
+        <w:trPr>
+          <w:tblHeader/>
+        </w:trPr>
+        <w:tc>
+          <w:tcPr>
+            <w:tcW w:w="3855" w:type="dxa"/>
+            <w:shd w:val="clear" w:color="auto" w:fill="EEF4FC"/>
+            <w:tcMar>
+              <w:top w:w="40" w:type="dxa"/>
+              <w:left w:w="90" w:type="dxa"/>
+              <w:bottom w:w="40" w:type="dxa"/>
+              <w:right w:w="90" w:type="dxa"/>
+            </w:tcMar>
+          </w:tcPr>
+          <w:p>
+            <w:r>
+              <w:rPr>
+                <w:b/>
+                <w:bCs/>
+                <w:color w:val="0B0B0B"/>
+                <w:sz w:val="18"/>
+                <w:szCs w:val="18"/>
+              </w:rPr>
+              <w:t>Модель (казахский, FLEURS)</w:t>
+            </w:r>
+          </w:p>
+        </w:tc>
+        <w:tc>
+          <w:tcPr>
+            <w:tcW w:w="2203" w:type="dxa"/>
+            <w:shd w:val="clear" w:color="auto" w:fill="EEF4FC"/>
+            <w:tcMar>
+              <w:top w:w="40" w:type="dxa"/>
+              <w:left w:w="90" w:type="dxa"/>
+              <w:bottom w:w="40" w:type="dxa"/>
+              <w:right w:w="90" w:type="dxa"/>
+            </w:tcMar>
+          </w:tcPr>
+          <w:p>
+            <w:pPr>
+              <w:jc w:val="center"/>
+            </w:pPr>
+            <w:r>
+              <w:rPr>
+                <w:b/>
+                <w:bCs/>
+                <w:color w:val="0B0B0B"/>
+                <w:sz w:val="18"/>
+                <w:szCs w:val="18"/>
+              </w:rPr>
+              <w:t>Ошибок по словам</w:t>
+            </w:r>
+          </w:p>
+        </w:tc>
+        <w:tc>
+          <w:tcPr>
+            <w:tcW w:w="1652" w:type="dxa"/>
+            <w:shd w:val="clear" w:color="auto" w:fill="EEF4FC"/>
+            <w:tcMar>
+              <w:top w:w="40" w:type="dxa"/>
+              <w:left w:w="90" w:type="dxa"/>
+              <w:bottom w:w="40" w:type="dxa"/>
+              <w:right w:w="90" w:type="dxa"/>
+            </w:tcMar>
+          </w:tcPr>
+          <w:p>
+            <w:pPr>
+              <w:jc w:val="center"/>
+            </w:pPr>
+            <w:r>
+              <w:rPr>
+                <w:b/>
+                <w:bCs/>
+                <w:color w:val="0B0B0B"/>
+                <w:sz w:val="18"/>
+                <w:szCs w:val="18"/>
+              </w:rPr>
+              <w:t>По символам</w:t>
+            </w:r>
+          </w:p>
+        </w:tc>
+        <w:tc>
+          <w:tcPr>
+            <w:tcW w:w="1928" w:type="dxa"/>
+            <w:shd w:val="clear" w:color="auto" w:fill="EEF4FC"/>
+            <w:tcMar>
+              <w:top w:w="40" w:type="dxa"/>
+              <w:left w:w="90" w:type="dxa"/>
+              <w:bottom w:w="40" w:type="dxa"/>
+              <w:right w:w="90" w:type="dxa"/>
+            </w:tcMar>
+          </w:tcPr>
+          <w:p>
+            <w:pPr>
+              <w:jc w:val="center"/>
+            </w:pPr>
+            <w:r>
+              <w:rPr>
+                <w:b/>
+                <w:bCs/>
+                <w:color w:val="0B0B0B"/>
+                <w:sz w:val="18"/>
+                <w:szCs w:val="18"/>
+              </w:rPr>
+              <w:t>Время на фразу</w:t>
+            </w:r>
+          </w:p>
+        </w:tc>
+      </w:tr>
+      <w:tr>
+        <w:tblPrEx>
+          <w:tblCellMar>
+            <w:top w:w="0" w:type="dxa"/>
+            <w:bottom w:w="0" w:type="dxa"/>
+          </w:tblCellMar>
+        </w:tblPrEx>
+        <w:tc>
+          <w:tcPr>
+            <w:tcW w:w="3855" w:type="dxa"/>
+            <w:tcMar>
+              <w:top w:w="40" w:type="dxa"/>
+              <w:left w:w="90" w:type="dxa"/>
+              <w:bottom w:w="40" w:type="dxa"/>
+              <w:right w:w="90" w:type="dxa"/>
+            </w:tcMar>
+          </w:tcPr>
+          <w:p>
+            <w:r>
+              <w:rPr>
+                <w:b/>
+                <w:bCs/>
+                <w:color w:val="0B0B0B"/>
+                <w:sz w:val="18"/>
+                <w:szCs w:val="18"/>
+              </w:rPr>
+              <w:t>Whisper small</w:t>
+            </w:r>
+          </w:p>
+        </w:tc>
+        <w:tc>
+          <w:tcPr>
+            <w:tcW w:w="2203" w:type="dxa"/>
+            <w:tcMar>
+              <w:top w:w="40" w:type="dxa"/>
+              <w:left w:w="90" w:type="dxa"/>
+              <w:bottom w:w="40" w:type="dxa"/>
+              <w:right w:w="90" w:type="dxa"/>
+            </w:tcMar>
+          </w:tcPr>
+          <w:p>
+            <w:pPr>
+              <w:jc w:val="center"/>
+            </w:pPr>
+            <w:r>
+              <w:rPr>
+                <w:color w:val="0B0B0B"/>
+                <w:sz w:val="18"/>
+                <w:szCs w:val="18"/>
+              </w:rPr>
+              <w:t>72.7%</w:t>
+            </w:r>
+          </w:p>
+        </w:tc>
+        <w:tc>
+          <w:tcPr>
+            <w:tcW w:w="1652" w:type="dxa"/>
+            <w:tcMar>
+              <w:top w:w="40" w:type="dxa"/>
+              <w:left w:w="90" w:type="dxa"/>
+              <w:bottom w:w="40" w:type="dxa"/>
+              <w:right w:w="90" w:type="dxa"/>
+            </w:tcMar>
+          </w:tcPr>
+          <w:p>
+            <w:pPr>
+              <w:jc w:val="center"/>
+            </w:pPr>
+            <w:r>
+              <w:rPr>
+                <w:color w:val="0B0B0B"/>
+                <w:sz w:val="18"/>
+                <w:szCs w:val="18"/>
+              </w:rPr>
+              <w:t>21.6%</w:t>
+            </w:r>
+          </w:p>
+        </w:tc>
+        <w:tc>
+          <w:tcPr>
+            <w:tcW w:w="1928" w:type="dxa"/>
+            <w:tcMar>
+              <w:top w:w="40" w:type="dxa"/>
+              <w:left w:w="90" w:type="dxa"/>
+              <w:bottom w:w="40" w:type="dxa"/>
+              <w:right w:w="90" w:type="dxa"/>
+            </w:tcMar>
+          </w:tcPr>
+          <w:p>
+            <w:pPr>
+              <w:jc w:val="center"/>
+            </w:pPr>
+            <w:r>
+              <w:rPr>
+                <w:color w:val="0B0B0B"/>
+                <w:sz w:val="18"/>
+                <w:szCs w:val="18"/>
+              </w:rPr>
+              <w:t>5,8 с</w:t>
+            </w:r>
+          </w:p>
+        </w:tc>
+      </w:tr>
+      <w:tr>
+        <w:tblPrEx>
+          <w:tblCellMar>
+            <w:top w:w="0" w:type="dxa"/>
+            <w:bottom w:w="0" w:type="dxa"/>
+          </w:tblCellMar>
+        </w:tblPrEx>
+        <w:tc>
+          <w:tcPr>
+            <w:tcW w:w="3855" w:type="dxa"/>
+            <w:tcMar>
+              <w:top w:w="40" w:type="dxa"/>
+              <w:left w:w="90" w:type="dxa"/>
+              <w:bottom w:w="40" w:type="dxa"/>
+              <w:right w:w="90" w:type="dxa"/>
+            </w:tcMar>
+          </w:tcPr>
+          <w:p>
+            <w:r>
+              <w:rPr>
+                <w:b/>
+                <w:bCs/>
+                <w:color w:val="0B0B0B"/>
+                <w:sz w:val="18"/>
+                <w:szCs w:val="18"/>
+              </w:rPr>
+              <w:t>NVIDIA FastConformer kk+ru</w:t>
+            </w:r>
+          </w:p>
+        </w:tc>
+        <w:tc>
+          <w:tcPr>
+            <w:tcW w:w="2203" w:type="dxa"/>
+            <w:tcMar>
+              <w:top w:w="40" w:type="dxa"/>
+              <w:left w:w="90" w:type="dxa"/>
+              <w:bottom w:w="40" w:type="dxa"/>
+              <w:right w:w="90" w:type="dxa"/>
+            </w:tcMar>
+          </w:tcPr>
+          <w:p>
+            <w:pPr>
+              <w:jc w:val="center"/>
+            </w:pPr>
+            <w:r>
+              <w:rPr>
+                <w:color w:val="0B0B0B"/>
+                <w:sz w:val="18"/>
+                <w:szCs w:val="18"/>
+              </w:rPr>
+              <w:t>10.9%</w:t>
+            </w:r>
+          </w:p>
+        </w:tc>
+        <w:tc>
+          <w:tcPr>
+            <w:tcW w:w="1652" w:type="dxa"/>
+            <w:tcMar>
+              <w:top w:w="40" w:type="dxa"/>
+              <w:left w:w="90" w:type="dxa"/>
+              <w:bottom w:w="40" w:type="dxa"/>
+              <w:right w:w="90" w:type="dxa"/>
+            </w:tcMar>
+          </w:tcPr>
+          <w:p>
+            <w:pPr>
+              <w:jc w:val="center"/>
+            </w:pPr>
+            <w:r>
+              <w:rPr>
+                <w:color w:val="0B0B0B"/>
+                <w:sz w:val="18"/>
+                <w:szCs w:val="18"/>
+              </w:rPr>
+              <w:t>4.1%</w:t>
+            </w:r>
+          </w:p>
+        </w:tc>
+        <w:tc>
+          <w:tcPr>
+            <w:tcW w:w="1928" w:type="dxa"/>
+            <w:tcMar>
+              <w:top w:w="40" w:type="dxa"/>
+              <w:left w:w="90" w:type="dxa"/>
+              <w:bottom w:w="40" w:type="dxa"/>
+              <w:right w:w="90" w:type="dxa"/>
+            </w:tcMar>
+          </w:tcPr>
+          <w:p>
+            <w:pPr>
+              <w:jc w:val="center"/>
+            </w:pPr>
+            <w:r>
+              <w:rPr>
+                <w:color w:val="0B0B0B"/>
+                <w:sz w:val="18"/>
+                <w:szCs w:val="18"/>
+              </w:rPr>
+              <w:t>1,5 с</w:t>
+            </w:r>
+          </w:p>
+        </w:tc>
+      </w:tr>
+      <w:tr>
+        <w:tblPrEx>
+          <w:tblCellMar>
+            <w:top w:w="0" w:type="dxa"/>
+            <w:bottom w:w="0" w:type="dxa"/>
+          </w:tblCellMar>
+        </w:tblPrEx>
+        <w:tc>
+          <w:tcPr>
+            <w:tcW w:w="3855" w:type="dxa"/>
+            <w:tcMar>
+              <w:top w:w="40" w:type="dxa"/>
+              <w:left w:w="90" w:type="dxa"/>
+              <w:bottom w:w="40" w:type="dxa"/>
+              <w:right w:w="90" w:type="dxa"/>
+            </w:tcMar>
+          </w:tcPr>
+          <w:p>
+            <w:r>
+              <w:rPr>
+                <w:b/>
+                <w:bCs/>
+                <w:color w:val="0B0B0B"/>
+                <w:sz w:val="18"/>
+                <w:szCs w:val="18"/>
+              </w:rPr>
+              <w:t>Казахский Whisper turbo</w:t>
+            </w:r>
+          </w:p>
+        </w:tc>
+        <w:tc>
+          <w:tcPr>
+            <w:tcW w:w="2203" w:type="dxa"/>
+            <w:tcMar>
+              <w:top w:w="40" w:type="dxa"/>
+              <w:left w:w="90" w:type="dxa"/>
+              <w:bottom w:w="40" w:type="dxa"/>
+              <w:right w:w="90" w:type="dxa"/>
+            </w:tcMar>
+          </w:tcPr>
+          <w:p>
+            <w:pPr>
+              <w:jc w:val="center"/>
+            </w:pPr>
+            <w:r>
+              <w:rPr>
+                <w:color w:val="0B0B0B"/>
+                <w:sz w:val="18"/>
+                <w:szCs w:val="18"/>
+              </w:rPr>
+              <w:t>10.2%</w:t>
+            </w:r>
+          </w:p>
+        </w:tc>
+        <w:tc>
+          <w:tcPr>
+            <w:tcW w:w="1652" w:type="dxa"/>
+            <w:tcMar>
+              <w:top w:w="40" w:type="dxa"/>
+              <w:left w:w="90" w:type="dxa"/>
+              <w:bottom w:w="40" w:type="dxa"/>
+              <w:right w:w="90" w:type="dxa"/>
+            </w:tcMar>
+          </w:tcPr>
+          <w:p>
+            <w:pPr>
+              <w:jc w:val="center"/>
+            </w:pPr>
+            <w:r>
+              <w:rPr>
+                <w:color w:val="0B0B0B"/>
+                <w:sz w:val="18"/>
+                <w:szCs w:val="18"/>
+              </w:rPr>
+              <w:t>2.8%</w:t>
+            </w:r>
+          </w:p>
+        </w:tc>
+        <w:tc>
+          <w:tcPr>
+            <w:tcW w:w="1928" w:type="dxa"/>
+            <w:tcMar>
+              <w:top w:w="40" w:type="dxa"/>
+              <w:left w:w="90" w:type="dxa"/>
+              <w:bottom w:w="40" w:type="dxa"/>
+              <w:right w:w="90" w:type="dxa"/>
+            </w:tcMar>
+          </w:tcPr>
+          <w:p>
+            <w:pPr>
+              <w:jc w:val="center"/>
+            </w:pPr>
+            <w:r>
+              <w:rPr>
+                <w:color w:val="0B0B0B"/>
+                <w:sz w:val="18"/>
+                <w:szCs w:val="18"/>
+              </w:rPr>
+              <w:t>22,2 с</w:t>
+            </w:r>
+          </w:p>
+        </w:tc>
+      </w:tr>
+    </w:tbl>
+    <w:p>
+      <w:pPr>
+        <w:spacing w:after="120"/>
+      </w:pPr>
+    </w:p>
+    <w:p>
+      <w:pPr>
+        <w:spacing w:after="100" w:line="264" w:lineRule="auto"/>
+      </w:pPr>
+      <w:r>
+        <w:rPr>
+          <w:color w:val="0B0B0B"/>
+        </w:rPr>
+        <w:t>Специализированная казахская модель точнее двуязычной лишь на 0,7 пункта, но медленнее в 15 раз: для живого режима она непригодна и остаётся необязательным движком для разбора записей. FLEURS — читаная студийная речь; на телефонном звуке ошибок больше, эти числа сравнивают модели между собой.</w:t>
+      </w:r>
+    </w:p>
+    <w:tbl>
+      <w:tblPr>
+        <w:tblW w:w="9638" w:type="dxa"/>
+        <w:tblBorders>
+          <w:top w:val="single" w:sz="4" w:space="0" w:color="C9C8C2"/>
+          <w:left w:val="single" w:sz="4" w:space="0" w:color="C9C8C2"/>
+          <w:bottom w:val="single" w:sz="4" w:space="0" w:color="C9C8C2"/>
+          <w:right w:val="single" w:sz="4" w:space="0" w:color="C9C8C2"/>
+          <w:insideH w:val="single" w:sz="4" w:space="0" w:color="C9C8C2"/>
+          <w:insideV w:val="single" w:sz="4" w:space="0" w:color="C9C8C2"/>
+        </w:tblBorders>
+        <w:tblCellMar>
+          <w:left w:w="10" w:type="dxa"/>
+          <w:right w:w="10" w:type="dxa"/>
+        </w:tblCellMar>
+        <w:tblLook w:val="0000" w:firstRow="0" w:lastRow="0" w:firstColumn="0" w:lastColumn="0" w:noHBand="0" w:noVBand="0"/>
+      </w:tblPr>
+      <w:tblGrid>
+        <w:gridCol w:w="4819"/>
+        <w:gridCol w:w="4819"/>
+      </w:tblGrid>
+      <w:tr>
+        <w:tblPrEx>
+          <w:tblCellMar>
+            <w:top w:w="0" w:type="dxa"/>
+            <w:bottom w:w="0" w:type="dxa"/>
+          </w:tblCellMar>
+        </w:tblPrEx>
+        <w:trPr>
+          <w:tblHeader/>
+        </w:trPr>
+        <w:tc>
+          <w:tcPr>
+            <w:tcW w:w="4819" w:type="dxa"/>
+            <w:shd w:val="clear" w:color="auto" w:fill="EEF4FC"/>
+            <w:tcMar>
+              <w:top w:w="40" w:type="dxa"/>
+              <w:left w:w="90" w:type="dxa"/>
+              <w:bottom w:w="40" w:type="dxa"/>
+              <w:right w:w="90" w:type="dxa"/>
+            </w:tcMar>
+          </w:tcPr>
+          <w:p>
+            <w:r>
+              <w:rPr>
+                <w:b/>
+                <w:bCs/>
+                <w:color w:val="0B0B0B"/>
+                <w:sz w:val="18"/>
+                <w:szCs w:val="18"/>
+              </w:rPr>
+              <w:t>Звено (замер на звонке 91 с)</w:t>
+            </w:r>
+          </w:p>
+        </w:tc>
+        <w:tc>
+          <w:tcPr>
+            <w:tcW w:w="4819" w:type="dxa"/>
+            <w:shd w:val="clear" w:color="auto" w:fill="EEF4FC"/>
+            <w:tcMar>
+              <w:top w:w="40" w:type="dxa"/>
+              <w:left w:w="90" w:type="dxa"/>
+              <w:bottom w:w="40" w:type="dxa"/>
+              <w:right w:w="90" w:type="dxa"/>
+            </w:tcMar>
+          </w:tcPr>
+          <w:p>
+            <w:pPr>
+              <w:jc w:val="center"/>
+            </w:pPr>
+            <w:r>
+              <w:rPr>
+                <w:b/>
+                <w:bCs/>
+                <w:color w:val="0B0B0B"/>
+                <w:sz w:val="18"/>
+                <w:szCs w:val="18"/>
+              </w:rPr>
+              <w:t>Медиана</w:t>
+            </w:r>
+          </w:p>
+        </w:tc>
+      </w:tr>
+      <w:tr>
+        <w:tblPrEx>
+          <w:tblCellMar>
+            <w:top w:w="0" w:type="dxa"/>
+            <w:bottom w:w="0" w:type="dxa"/>
+          </w:tblCellMar>
+        </w:tblPrEx>
+        <w:tc>
+          <w:tcPr>
+            <w:tcW w:w="4819" w:type="dxa"/>
+            <w:tcMar>
+              <w:top w:w="40" w:type="dxa"/>
+              <w:left w:w="90" w:type="dxa"/>
+              <w:bottom w:w="40" w:type="dxa"/>
+              <w:right w:w="90" w:type="dxa"/>
+            </w:tcMar>
+          </w:tcPr>
+          <w:p>
+            <w:r>
+              <w:rPr>
+                <w:b/>
+                <w:bCs/>
+                <w:color w:val="0B0B0B"/>
+                <w:sz w:val="18"/>
+                <w:szCs w:val="18"/>
+              </w:rPr>
+              <w:t>Ожидание паузы (конец фразы)</w:t>
+            </w:r>
+          </w:p>
+        </w:tc>
+        <w:tc>
+          <w:tcPr>
+            <w:tcW w:w="4819" w:type="dxa"/>
+            <w:tcMar>
+              <w:top w:w="40" w:type="dxa"/>
+              <w:left w:w="90" w:type="dxa"/>
+              <w:bottom w:w="40" w:type="dxa"/>
+              <w:right w:w="90" w:type="dxa"/>
+            </w:tcMar>
+          </w:tcPr>
+          <w:p>
+            <w:pPr>
+              <w:jc w:val="center"/>
+            </w:pPr>
+            <w:r>
+              <w:rPr>
+                <w:color w:val="0B0B0B"/>
+                <w:sz w:val="18"/>
+                <w:szCs w:val="18"/>
+              </w:rPr>
+              <w:t>0,6 с</w:t>
+            </w:r>
+          </w:p>
+        </w:tc>
+      </w:tr>
+      <w:tr>
+        <w:tblPrEx>
+          <w:tblCellMar>
+            <w:top w:w="0" w:type="dxa"/>
+            <w:bottom w:w="0" w:type="dxa"/>
+          </w:tblCellMar>
+        </w:tblPrEx>
+        <w:tc>
+          <w:tcPr>
+            <w:tcW w:w="4819" w:type="dxa"/>
+            <w:tcMar>
+              <w:top w:w="40" w:type="dxa"/>
+              <w:left w:w="90" w:type="dxa"/>
+              <w:bottom w:w="40" w:type="dxa"/>
+              <w:right w:w="90" w:type="dxa"/>
+            </w:tcMar>
+          </w:tcPr>
+          <w:p>
+            <w:r>
+              <w:rPr>
+                <w:b/>
+                <w:bCs/>
+                <w:color w:val="0B0B0B"/>
+                <w:sz w:val="18"/>
+                <w:szCs w:val="18"/>
+              </w:rPr>
+              <w:t>Распознавание речи</w:t>
+            </w:r>
+          </w:p>
+        </w:tc>
+        <w:tc>
+          <w:tcPr>
+            <w:tcW w:w="4819" w:type="dxa"/>
+            <w:tcMar>
+              <w:top w:w="40" w:type="dxa"/>
+              <w:left w:w="90" w:type="dxa"/>
+              <w:bottom w:w="40" w:type="dxa"/>
+              <w:right w:w="90" w:type="dxa"/>
+            </w:tcMar>
+          </w:tcPr>
+          <w:p>
+            <w:pPr>
+              <w:jc w:val="center"/>
+            </w:pPr>
+            <w:r>
+              <w:rPr>
+                <w:color w:val="0B0B0B"/>
+                <w:sz w:val="18"/>
+                <w:szCs w:val="18"/>
+              </w:rPr>
+              <w:t>0,42 с</w:t>
+            </w:r>
+          </w:p>
+        </w:tc>
+      </w:tr>
+      <w:tr>
+        <w:tblPrEx>
+          <w:tblCellMar>
+            <w:top w:w="0" w:type="dxa"/>
+            <w:bottom w:w="0" w:type="dxa"/>
+          </w:tblCellMar>
+        </w:tblPrEx>
+        <w:tc>
+          <w:tcPr>
+            <w:tcW w:w="4819" w:type="dxa"/>
+            <w:tcMar>
+              <w:top w:w="40" w:type="dxa"/>
+              <w:left w:w="90" w:type="dxa"/>
+              <w:bottom w:w="40" w:type="dxa"/>
+              <w:right w:w="90" w:type="dxa"/>
+            </w:tcMar>
+          </w:tcPr>
+          <w:p>
+            <w:r>
+              <w:rPr>
+                <w:b/>
+                <w:bCs/>
+                <w:color w:val="0B0B0B"/>
+                <w:sz w:val="18"/>
+                <w:szCs w:val="18"/>
+              </w:rPr>
+              <w:t>Детектор (префикс до 256 токенов)</w:t>
+            </w:r>
+          </w:p>
+        </w:tc>
+        <w:tc>
+          <w:tcPr>
+            <w:tcW w:w="4819" w:type="dxa"/>
+            <w:tcMar>
+              <w:top w:w="40" w:type="dxa"/>
+              <w:left w:w="90" w:type="dxa"/>
+              <w:bottom w:w="40" w:type="dxa"/>
+              <w:right w:w="90" w:type="dxa"/>
+            </w:tcMar>
+          </w:tcPr>
+          <w:p>
+            <w:pPr>
+              <w:jc w:val="center"/>
+            </w:pPr>
+            <w:r>
+              <w:rPr>
+                <w:color w:val="0B0B0B"/>
+                <w:sz w:val="18"/>
+                <w:szCs w:val="18"/>
+              </w:rPr>
+              <w:t>0,23 с</w:t>
+            </w:r>
+          </w:p>
+        </w:tc>
+      </w:tr>
+      <w:tr>
+        <w:tblPrEx>
+          <w:tblCellMar>
+            <w:top w:w="0" w:type="dxa"/>
+            <w:bottom w:w="0" w:type="dxa"/>
+          </w:tblCellMar>
+        </w:tblPrEx>
+        <w:tc>
+          <w:tcPr>
+            <w:tcW w:w="4819" w:type="dxa"/>
+            <w:tcMar>
+              <w:top w:w="40" w:type="dxa"/>
+              <w:left w:w="90" w:type="dxa"/>
+              <w:bottom w:w="40" w:type="dxa"/>
+              <w:right w:w="90" w:type="dxa"/>
+            </w:tcMar>
+          </w:tcPr>
+          <w:p>
+            <w:r>
+              <w:rPr>
+                <w:b/>
+                <w:bCs/>
+                <w:color w:val="0B0B0B"/>
+                <w:sz w:val="18"/>
+                <w:szCs w:val="18"/>
+              </w:rPr>
+              <w:t>Итого: от конца фразы до риска на экране</w:t>
+            </w:r>
+          </w:p>
+        </w:tc>
+        <w:tc>
+          <w:tcPr>
+            <w:tcW w:w="4819" w:type="dxa"/>
+            <w:tcMar>
+              <w:top w:w="40" w:type="dxa"/>
+              <w:left w:w="90" w:type="dxa"/>
+              <w:bottom w:w="40" w:type="dxa"/>
+              <w:right w:w="90" w:type="dxa"/>
+            </w:tcMar>
+          </w:tcPr>
+          <w:p>
+            <w:pPr>
+              <w:jc w:val="center"/>
+            </w:pPr>
+            <w:r>
+              <w:rPr>
+                <w:color w:val="0B0B0B"/>
+                <w:sz w:val="18"/>
+                <w:szCs w:val="18"/>
+              </w:rPr>
+              <w:t>1,3 с (90% реплик — до 1,7 с)</w:t>
+            </w:r>
+          </w:p>
+        </w:tc>
+      </w:tr>
+    </w:tbl>
+    <w:p>
+      <w:pPr>
+        <w:spacing w:after="120"/>
+      </w:pPr>
+    </w:p>
+    <w:p>
+      <w:pPr>
+        <w:spacing w:after="100" w:line="264" w:lineRule="auto"/>
+      </w:pPr>
+      <w:r>
+        <w:rPr>
+          <w:color w:val="0B0B0B"/>
+        </w:rPr>
+        <w:t>Очередь не копится. На этой записи (подмена SIM-карты) детектор поднимает тревогу на 20-й секунде разговора; с Whisper small тревоги не было вовсе — распознавание портило текст настолько, что приём манипуляции терялся. Whisper large-v3-turbo на этом процессоре тратит 11 с на фразу: крупным моделям нужна видеокарта.</w:t>
+      </w:r>
+    </w:p>
+    <w:p>
+      <w:pPr>
+        <w:pStyle w:val="Heading1"/>
+        <w:keepNext/>
+        <w:keepLines/>
+      </w:pPr>
+      <w:bookmarkStart w:id="11" w:name="_Toc241102479"/>
+      <w:r>
+        <w:t>5. Тест-кейсы</w:t>
+      </w:r>
+      <w:bookmarkEnd w:id="11"/>
+    </w:p>
+    <w:p>
+      <w:pPr>
+        <w:spacing w:after="100" w:line="264" w:lineRule="auto"/>
+      </w:pPr>
+      <w:r>
+        <w:rPr>
+          <w:color w:val="0B0B0B"/>
+        </w:rPr>
+        <w:t>Четыре диалога из шаблонного holdout корпуса v3.1 (формулировки не встречались ни при обучении, ни при калибровке порога) встроены в демо (demo/examples.json) и воспроизводятся ссылкой вида ?example=N&amp;play=all. Диалоги выбраны детерминированно — первый по порядку идентификатора среди подходящих по сценарию и языку:</w:t>
+      </w:r>
+    </w:p>
+    <w:tbl>
+      <w:tblPr>
+        <w:tblW w:w="9638" w:type="dxa"/>
+        <w:tblBorders>
+          <w:top w:val="single" w:sz="4" w:space="0" w:color="C9C8C2"/>
+          <w:left w:val="single" w:sz="4" w:space="0" w:color="C9C8C2"/>
+          <w:bottom w:val="single" w:sz="4" w:space="0" w:color="C9C8C2"/>
+          <w:right w:val="single" w:sz="4" w:space="0" w:color="C9C8C2"/>
+          <w:insideH w:val="single" w:sz="4" w:space="0" w:color="C9C8C2"/>
+          <w:insideV w:val="single" w:sz="4" w:space="0" w:color="C9C8C2"/>
+        </w:tblBorders>
+        <w:tblCellMar>
+          <w:left w:w="10" w:type="dxa"/>
+          <w:right w:w="10" w:type="dxa"/>
+        </w:tblCellMar>
+        <w:tblLook w:val="0000" w:firstRow="0" w:lastRow="0" w:firstColumn="0" w:lastColumn="0" w:noHBand="0" w:noVBand="0"/>
       </w:tblPr>
       <w:tblGrid>
         <w:gridCol w:w="432"/>
@@ -6342,7 +6826,7 @@
         <w:keepNext/>
         <w:keepLines/>
       </w:pPr>
-      <w:bookmarkStart w:id="12" w:name="_Toc241089238"/>
+      <w:bookmarkStart w:id="12" w:name="_Toc241102480"/>
       <w:r>
         <w:t>6. Ограничения</w:t>
       </w:r>
@@ -6457,7 +6941,7 @@
         <w:rPr>
           <w:color w:val="0B0B0B"/>
         </w:rPr>
-        <w:t>ASR для казахского искажает ключевые слова (Whisper: «ешкімге айтпаңыз» → «еш кім ғайтпаңыз»).</w:t>
+        <w:t>ASR остаётся узким местом: переход на двуязычную модель снял худшее (казахский — 10.9% ошибок по словам против 72.7% у Whisper small), но измерено это на студийной речи FLEURS; на телефонном звуке ошибок больше.</w:t>
       </w:r>
     </w:p>
     <w:p>
@@ -6482,7 +6966,7 @@
         <w:keepNext/>
         <w:keepLines/>
       </w:pPr>
-      <w:bookmarkStart w:id="13" w:name="_Toc241089239"/>
+      <w:bookmarkStart w:id="13" w:name="_Toc241102481"/>
       <w:r>
         <w:t>7. План доработки (TRL)</w:t>
       </w:r>
@@ -6503,7 +6987,7 @@
           <w:left w:w="10" w:type="dxa"/>
           <w:right w:w="10" w:type="dxa"/>
         </w:tblCellMar>
-        <w:tblLook w:val="04A0" w:firstRow="1" w:lastRow="0" w:firstColumn="1" w:lastColumn="0" w:noHBand="0" w:noVBand="1"/>
+        <w:tblLook w:val="0000" w:firstRow="0" w:lastRow="0" w:firstColumn="0" w:lastColumn="0" w:noHBand="0" w:noVBand="0"/>
       </w:tblPr>
       <w:tblGrid>
         <w:gridCol w:w="1701"/>
@@ -7025,7 +7509,7 @@
         <w:keepNext/>
         <w:keepLines/>
       </w:pPr>
-      <w:bookmarkStart w:id="14" w:name="_Toc241089240"/>
+      <w:bookmarkStart w:id="14" w:name="_Toc241102482"/>
       <w:r>
         <w:t>8. Воспроизведение</w:t>
       </w:r>
@@ -7292,96 +7776,10 @@
 <file path=word/numbering.xml><?xml version="1.0" encoding="utf-8"?>
 <w:numbering xmlns:wpc="http://schemas.microsoft.com/office/word/2010/wordprocessingCanvas" xmlns:cx="http://schemas.microsoft.com/office/drawing/2014/chartex" xmlns:cx1="http://schemas.microsoft.com/office/drawing/2015/9/8/chartex" xmlns:cx2="http://schemas.microsoft.com/office/drawing/2015/10/21/chartex" xmlns:cx3="http://schemas.microsoft.com/office/drawing/2016/5/9/chartex" xmlns:cx4="http://schemas.microsoft.com/office/drawing/2016/5/10/chartex" xmlns:cx5="http://schemas.microsoft.com/office/drawing/2016/5/11/chartex" xmlns:cx6="http://schemas.microsoft.com/office/drawing/2016/5/12/chartex" xmlns:cx7="http://schemas.microsoft.com/office/drawing/2016/5/13/chartex" xmlns:cx8="http://schemas.microsoft.com/office/drawing/2016/5/14/chartex" xmlns:mc="http://schemas.openxmlformats.org/markup-compatibility/2006" xmlns:aink="http://schemas.microsoft.com/office/drawing/2016/ink" xmlns:am3d="http://schemas.microsoft.com/office/drawing/2017/model3d" xmlns:o="urn:schemas-microsoft-com:office:office" xmlns:oel="http://schemas.microsoft.com/office/2019/extlst" xmlns:r="http://schemas.openxmlformats.org/officeDocument/2006/relationships" xmlns:m="http://schemas.openxmlformats.org/officeDocument/2006/math" xmlns:v="urn:schemas-microsoft-com:vml" xmlns:wp14="http://schemas.microsoft.com/office/word/2010/wordprocessingDrawing" xmlns:wp="http://schemas.openxmlformats.org/drawingml/2006/wordprocessingDrawing" xmlns:w10="urn:schemas-microsoft-com:office:word" xmlns:w="http://schemas.openxmlformats.org/wordprocessingml/2006/main" xmlns:w14="http://schemas.microsoft.com/office/word/2010/wordml" xmlns:w15="http://schemas.microsoft.com/office/word/2012/wordml" xmlns:w16cex="http://schemas.microsoft.com/office/word/2018/wordml/cex" xmlns:w16cid="http://schemas.microsoft.com/office/word/2016/wordml/cid" xmlns:w16="http://schemas.microsoft.com/office/word/2018/wordml" xmlns:w16du="http://schemas.microsoft.com/office/word/2023/wordml/word16du" xmlns:w16sdtdh="http://schemas.microsoft.com/office/word/2020/wordml/sdtdatahash" xmlns:w16sdtfl="http://schemas.microsoft.com/office/word/2024/wordml/sdtformatlock" xmlns:w16se="http://schemas.microsoft.com/office/word/2015/wordml/symex" xmlns:wpg="http://schemas.microsoft.com/office/word/2010/wordprocessingGroup" xmlns:wpi="http://schemas.microsoft.com/office/word/2010/wordprocessingInk" xmlns:wne="http://schemas.microsoft.com/office/word/2006/wordml" xmlns:wps="http://schemas.microsoft.com/office/word/2010/wordprocessingShape" mc:Ignorable="w14 w15 w16se w16cid w16 w16cex w16sdtdh w16sdtfl w16du wp14">
   <w:abstractNum w:abstractNumId="0" w15:restartNumberingAfterBreak="0">
-    <w:nsid w:val="203E27F9"/>
+    <w:nsid w:val="6A54596C"/>
     <w:multiLevelType w:val="hybridMultilevel"/>
-    <w:tmpl w:val="0706C6F0"/>
-    <w:lvl w:ilvl="0" w:tplc="5A46B8FC">
-      <w:start w:val="1"/>
-      <w:numFmt w:val="bullet"/>
-      <w:lvlText w:val="●"/>
-      <w:lvlJc w:val="left"/>
-      <w:pPr>
-        <w:ind w:left="720" w:hanging="360"/>
-      </w:pPr>
-    </w:lvl>
-    <w:lvl w:ilvl="1" w:tplc="4596D86E">
-      <w:start w:val="1"/>
-      <w:numFmt w:val="bullet"/>
-      <w:lvlText w:val="○"/>
-      <w:lvlJc w:val="left"/>
-      <w:pPr>
-        <w:ind w:left="1440" w:hanging="360"/>
-      </w:pPr>
-    </w:lvl>
-    <w:lvl w:ilvl="2" w:tplc="B656AA42">
-      <w:start w:val="1"/>
-      <w:numFmt w:val="bullet"/>
-      <w:lvlText w:val="■"/>
-      <w:lvlJc w:val="left"/>
-      <w:pPr>
-        <w:ind w:left="2160" w:hanging="360"/>
-      </w:pPr>
-    </w:lvl>
-    <w:lvl w:ilvl="3" w:tplc="2B42FF62">
-      <w:start w:val="1"/>
-      <w:numFmt w:val="bullet"/>
-      <w:lvlText w:val="●"/>
-      <w:lvlJc w:val="left"/>
-      <w:pPr>
-        <w:ind w:left="2880" w:hanging="360"/>
-      </w:pPr>
-    </w:lvl>
-    <w:lvl w:ilvl="4" w:tplc="F774BDD6">
-      <w:start w:val="1"/>
-      <w:numFmt w:val="bullet"/>
-      <w:lvlText w:val="○"/>
-      <w:lvlJc w:val="left"/>
-      <w:pPr>
-        <w:ind w:left="3600" w:hanging="360"/>
-      </w:pPr>
-    </w:lvl>
-    <w:lvl w:ilvl="5" w:tplc="6DF4C4E4">
-      <w:start w:val="1"/>
-      <w:numFmt w:val="bullet"/>
-      <w:lvlText w:val="■"/>
-      <w:lvlJc w:val="left"/>
-      <w:pPr>
-        <w:ind w:left="4320" w:hanging="360"/>
-      </w:pPr>
-    </w:lvl>
-    <w:lvl w:ilvl="6" w:tplc="1B107ECA">
-      <w:start w:val="1"/>
-      <w:numFmt w:val="bullet"/>
-      <w:lvlText w:val="●"/>
-      <w:lvlJc w:val="left"/>
-      <w:pPr>
-        <w:ind w:left="5040" w:hanging="360"/>
-      </w:pPr>
-    </w:lvl>
-    <w:lvl w:ilvl="7" w:tplc="7F044C6E">
-      <w:start w:val="1"/>
-      <w:numFmt w:val="bullet"/>
-      <w:lvlText w:val="●"/>
-      <w:lvlJc w:val="left"/>
-      <w:pPr>
-        <w:ind w:left="5760" w:hanging="360"/>
-      </w:pPr>
-    </w:lvl>
-    <w:lvl w:ilvl="8" w:tplc="8012C982">
-      <w:start w:val="1"/>
-      <w:numFmt w:val="bullet"/>
-      <w:lvlText w:val="●"/>
-      <w:lvlJc w:val="left"/>
-      <w:pPr>
-        <w:ind w:left="6480" w:hanging="360"/>
-      </w:pPr>
-    </w:lvl>
-  </w:abstractNum>
-  <w:abstractNum w:abstractNumId="1" w15:restartNumberingAfterBreak="0">
-    <w:nsid w:val="6D761490"/>
-    <w:multiLevelType w:val="hybridMultilevel"/>
-    <w:tmpl w:val="F846385C"/>
-    <w:lvl w:ilvl="0" w:tplc="83F4B3FA">
+    <w:tmpl w:val="C04A5F62"/>
+    <w:lvl w:ilvl="0" w:tplc="B2308F20">
       <w:start w:val="1"/>
       <w:numFmt w:val="bullet"/>
       <w:lvlText w:val="•"/>
@@ -7390,55 +7788,141 @@
         <w:ind w:left="360" w:hanging="240"/>
       </w:pPr>
     </w:lvl>
-    <w:lvl w:ilvl="1" w:tplc="22349246">
+    <w:lvl w:ilvl="1" w:tplc="64048244">
       <w:numFmt w:val="decimal"/>
       <w:lvlText w:val=""/>
       <w:lvlJc w:val="left"/>
     </w:lvl>
-    <w:lvl w:ilvl="2" w:tplc="2E40C16E">
+    <w:lvl w:ilvl="2" w:tplc="DE7A831A">
       <w:numFmt w:val="decimal"/>
       <w:lvlText w:val=""/>
       <w:lvlJc w:val="left"/>
     </w:lvl>
-    <w:lvl w:ilvl="3" w:tplc="466C1040">
+    <w:lvl w:ilvl="3" w:tplc="1A2ED546">
       <w:numFmt w:val="decimal"/>
       <w:lvlText w:val=""/>
       <w:lvlJc w:val="left"/>
     </w:lvl>
-    <w:lvl w:ilvl="4" w:tplc="AF76C44A">
+    <w:lvl w:ilvl="4" w:tplc="6D20F20C">
       <w:numFmt w:val="decimal"/>
       <w:lvlText w:val=""/>
       <w:lvlJc w:val="left"/>
     </w:lvl>
-    <w:lvl w:ilvl="5" w:tplc="F70663FE">
+    <w:lvl w:ilvl="5" w:tplc="41BC5550">
       <w:numFmt w:val="decimal"/>
       <w:lvlText w:val=""/>
       <w:lvlJc w:val="left"/>
     </w:lvl>
-    <w:lvl w:ilvl="6" w:tplc="6E0884B8">
+    <w:lvl w:ilvl="6" w:tplc="360A8040">
       <w:numFmt w:val="decimal"/>
       <w:lvlText w:val=""/>
       <w:lvlJc w:val="left"/>
     </w:lvl>
-    <w:lvl w:ilvl="7" w:tplc="1E0ACF74">
+    <w:lvl w:ilvl="7" w:tplc="8C5046CC">
       <w:numFmt w:val="decimal"/>
       <w:lvlText w:val=""/>
       <w:lvlJc w:val="left"/>
     </w:lvl>
-    <w:lvl w:ilvl="8" w:tplc="4096047A">
+    <w:lvl w:ilvl="8" w:tplc="57F84B0A">
       <w:numFmt w:val="decimal"/>
       <w:lvlText w:val=""/>
       <w:lvlJc w:val="left"/>
     </w:lvl>
   </w:abstractNum>
-  <w:num w:numId="1" w16cid:durableId="1035933472">
-    <w:abstractNumId w:val="0"/>
+  <w:abstractNum w:abstractNumId="1" w15:restartNumberingAfterBreak="0">
+    <w:nsid w:val="7B967C64"/>
+    <w:multiLevelType w:val="hybridMultilevel"/>
+    <w:tmpl w:val="F8A22738"/>
+    <w:lvl w:ilvl="0" w:tplc="F8E2956E">
+      <w:start w:val="1"/>
+      <w:numFmt w:val="bullet"/>
+      <w:lvlText w:val="●"/>
+      <w:lvlJc w:val="left"/>
+      <w:pPr>
+        <w:ind w:left="720" w:hanging="360"/>
+      </w:pPr>
+    </w:lvl>
+    <w:lvl w:ilvl="1" w:tplc="0FDCE91E">
+      <w:start w:val="1"/>
+      <w:numFmt w:val="bullet"/>
+      <w:lvlText w:val="○"/>
+      <w:lvlJc w:val="left"/>
+      <w:pPr>
+        <w:ind w:left="1440" w:hanging="360"/>
+      </w:pPr>
+    </w:lvl>
+    <w:lvl w:ilvl="2" w:tplc="BD60B664">
+      <w:start w:val="1"/>
+      <w:numFmt w:val="bullet"/>
+      <w:lvlText w:val="■"/>
+      <w:lvlJc w:val="left"/>
+      <w:pPr>
+        <w:ind w:left="2160" w:hanging="360"/>
+      </w:pPr>
+    </w:lvl>
+    <w:lvl w:ilvl="3" w:tplc="A394E2AE">
+      <w:start w:val="1"/>
+      <w:numFmt w:val="bullet"/>
+      <w:lvlText w:val="●"/>
+      <w:lvlJc w:val="left"/>
+      <w:pPr>
+        <w:ind w:left="2880" w:hanging="360"/>
+      </w:pPr>
+    </w:lvl>
+    <w:lvl w:ilvl="4" w:tplc="B8040FC4">
+      <w:start w:val="1"/>
+      <w:numFmt w:val="bullet"/>
+      <w:lvlText w:val="○"/>
+      <w:lvlJc w:val="left"/>
+      <w:pPr>
+        <w:ind w:left="3600" w:hanging="360"/>
+      </w:pPr>
+    </w:lvl>
+    <w:lvl w:ilvl="5" w:tplc="3A648C20">
+      <w:start w:val="1"/>
+      <w:numFmt w:val="bullet"/>
+      <w:lvlText w:val="■"/>
+      <w:lvlJc w:val="left"/>
+      <w:pPr>
+        <w:ind w:left="4320" w:hanging="360"/>
+      </w:pPr>
+    </w:lvl>
+    <w:lvl w:ilvl="6" w:tplc="18B8D38A">
+      <w:start w:val="1"/>
+      <w:numFmt w:val="bullet"/>
+      <w:lvlText w:val="●"/>
+      <w:lvlJc w:val="left"/>
+      <w:pPr>
+        <w:ind w:left="5040" w:hanging="360"/>
+      </w:pPr>
+    </w:lvl>
+    <w:lvl w:ilvl="7" w:tplc="08FC0CBA">
+      <w:start w:val="1"/>
+      <w:numFmt w:val="bullet"/>
+      <w:lvlText w:val="●"/>
+      <w:lvlJc w:val="left"/>
+      <w:pPr>
+        <w:ind w:left="5760" w:hanging="360"/>
+      </w:pPr>
+    </w:lvl>
+    <w:lvl w:ilvl="8" w:tplc="A364BE4A">
+      <w:start w:val="1"/>
+      <w:numFmt w:val="bullet"/>
+      <w:lvlText w:val="●"/>
+      <w:lvlJc w:val="left"/>
+      <w:pPr>
+        <w:ind w:left="6480" w:hanging="360"/>
+      </w:pPr>
+    </w:lvl>
+  </w:abstractNum>
+  <w:num w:numId="1" w16cid:durableId="1226992787">
+    <w:abstractNumId w:val="1"/>
     <w:lvlOverride w:ilvl="0">
       <w:startOverride w:val="1"/>
     </w:lvlOverride>
   </w:num>
-  <w:num w:numId="2" w16cid:durableId="1865946178">
-    <w:abstractNumId w:val="1"/>
+  <w:num w:numId="2" w16cid:durableId="57216320">
+    <w:abstractNumId w:val="0"/>
     <w:lvlOverride w:ilvl="0">
       <w:startOverride w:val="1"/>
     </w:lvlOverride>
@@ -8056,7 +8540,7 @@
     <w:autoRedefine/>
     <w:uiPriority w:val="39"/>
     <w:unhideWhenUsed/>
-    <w:rsid w:val="008B4BF1"/>
+    <w:rsid w:val="00D61400"/>
     <w:pPr>
       <w:spacing w:after="100"/>
     </w:pPr>
@@ -8068,7 +8552,7 @@
     <w:autoRedefine/>
     <w:uiPriority w:val="39"/>
     <w:unhideWhenUsed/>
-    <w:rsid w:val="008B4BF1"/>
+    <w:rsid w:val="00D61400"/>
     <w:pPr>
       <w:spacing w:after="100"/>
       <w:ind w:left="210"/>
